--- a/ShiftBuddy_Value_Proposal.docx
+++ b/ShiftBuddy_Value_Proposal.docx
@@ -8,8 +8,8 @@
       </w:pPr>
       <w:r>
         <w:rPr>
-          <w:sz w:val="22"/>
-          <w:szCs w:val="22"/>
+          <w:sz w:val="20"/>
+          <w:szCs w:val="20"/>
         </w:rPr>
         <w:t xml:space="preserve"/>
       </w:r>
@@ -20,15 +20,15 @@
       </w:pPr>
       <w:r>
         <w:rPr>
-          <w:sz w:val="22"/>
-          <w:szCs w:val="22"/>
+          <w:sz w:val="20"/>
+          <w:szCs w:val="20"/>
         </w:rPr>
         <w:t xml:space="preserve"/>
       </w:r>
     </w:p>
     <w:p>
       <w:pPr>
-        <w:spacing w:after="80" w:before="0"/>
+        <w:spacing w:after="100" w:before="0"/>
         <w:jc w:val="center"/>
       </w:pPr>
       <w:r>
@@ -36,9 +36,9 @@
           <w:rFonts w:ascii="Arial" w:cs="Arial" w:eastAsia="Arial" w:hAnsi="Arial"/>
           <w:b/>
           <w:bCs/>
-          <w:color w:val="0F6E56"/>
-          <w:sz w:val="52"/>
-          <w:szCs w:val="52"/>
+          <w:color w:val="0d9488"/>
+          <w:sz w:val="56"/>
+          <w:szCs w:val="56"/>
         </w:rPr>
         <w:t xml:space="preserve">SHIFTBUDDY</w:t>
       </w:r>
@@ -51,9 +51,9 @@
       <w:r>
         <w:rPr>
           <w:rFonts w:ascii="Arial" w:cs="Arial" w:eastAsia="Arial" w:hAnsi="Arial"/>
-          <w:color w:val="1A1A2E"/>
-          <w:sz w:val="34"/>
-          <w:szCs w:val="34"/>
+          <w:color w:val="0F172A"/>
+          <w:sz w:val="36"/>
+          <w:szCs w:val="36"/>
         </w:rPr>
         <w:t xml:space="preserve">Value Creation Proposal</w:t>
       </w:r>
@@ -68,7 +68,7 @@
           <w:rFonts w:ascii="Arial" w:cs="Arial" w:eastAsia="Arial" w:hAnsi="Arial"/>
           <w:i/>
           <w:iCs/>
-          <w:color w:val="777777"/>
+          <w:color w:val="94A3B8"/>
           <w:sz w:val="22"/>
           <w:szCs w:val="22"/>
         </w:rPr>
@@ -77,13 +77,13 @@
     </w:p>
     <w:p>
       <w:pPr>
-        <w:spacing w:after="0" w:before="40"/>
+        <w:spacing w:after="0" w:before="60"/>
         <w:jc w:val="center"/>
       </w:pPr>
       <w:r>
         <w:rPr>
           <w:rFonts w:ascii="Arial" w:cs="Arial" w:eastAsia="Arial" w:hAnsi="Arial"/>
-          <w:color w:val="777777"/>
+          <w:color w:val="94A3B8"/>
           <w:sz w:val="18"/>
           <w:szCs w:val="18"/>
         </w:rPr>
@@ -96,8 +96,8 @@
       </w:pPr>
       <w:r>
         <w:rPr>
-          <w:sz w:val="22"/>
-          <w:szCs w:val="22"/>
+          <w:sz w:val="20"/>
+          <w:szCs w:val="20"/>
         </w:rPr>
         <w:t xml:space="preserve"/>
       </w:r>
@@ -108,8 +108,8 @@
       </w:pPr>
       <w:r>
         <w:rPr>
-          <w:sz w:val="22"/>
-          <w:szCs w:val="22"/>
+          <w:sz w:val="20"/>
+          <w:szCs w:val="20"/>
         </w:rPr>
         <w:t xml:space="preserve"/>
       </w:r>
@@ -117,9 +117,9 @@
     <w:p>
       <w:pPr>
         <w:pBdr>
-          <w:bottom w:val="single" w:color="DDDDDD" w:sz="4" w:space="1"/>
+          <w:bottom w:val="single" w:color="E2E8F0" w:sz="4" w:space="1"/>
         </w:pBdr>
-        <w:spacing w:after="160" w:before="160"/>
+        <w:spacing w:after="200" w:before="200"/>
       </w:pPr>
       <w:r>
         <w:t xml:space="preserve"/>
@@ -128,14 +128,14 @@
     <w:p>
       <w:pPr>
         <w:pStyle w:val="Heading1"/>
-        <w:spacing w:after="160" w:before="320"/>
+        <w:spacing w:after="160" w:before="360"/>
       </w:pPr>
       <w:r>
         <w:rPr>
           <w:rFonts w:ascii="Arial" w:cs="Arial" w:eastAsia="Arial" w:hAnsi="Arial"/>
           <w:b/>
           <w:bCs/>
-          <w:color w:val="0F6E56"/>
+          <w:color w:val="134e4a"/>
           <w:sz w:val="32"/>
           <w:szCs w:val="32"/>
         </w:rPr>
@@ -149,11 +149,11 @@
       <w:r>
         <w:rPr>
           <w:rFonts w:ascii="Arial" w:cs="Arial" w:eastAsia="Arial" w:hAnsi="Arial"/>
-          <w:color w:val="444444"/>
+          <w:color w:val="475569"/>
           <w:sz w:val="22"/>
           <w:szCs w:val="22"/>
         </w:rPr>
-        <w:t xml:space="preserve">HCL's engagement with GAP Inc. runs 24 hours a day, 365 days a year, spanning 7 active project tracks. The team of 58 — 50 members, 6 shift leads, and 2 managers — currently relies on a fragmented set of Excel spreadsheets, shared Word documents, WhatsApp groups, and phone calls to manage shift handovers, daily logs, rosters, and coordination.</w:t>
+        <w:t xml:space="preserve">HCL's engagement with GAP Inc. runs 24 hours a day, 365 days a year, spanning 7 active project tracks. The team of 58 — 50 members (20 onsite, 30 offshore), 6 shift leads, and 2 managers — currently relies on a fragmented set of Excel spreadsheets, shared Word documents, WhatsApp groups, and phone calls to manage shift handovers, daily logs, rosters, and coordination.</w:t>
       </w:r>
     </w:p>
     <w:p>
@@ -162,24 +162,24 @@
       </w:pPr>
       <w:r>
         <w:rPr>
+          <w:sz w:val="20"/>
+          <w:szCs w:val="20"/>
+        </w:rPr>
+        <w:t xml:space="preserve"/>
+      </w:r>
+    </w:p>
+    <w:p>
+      <w:pPr>
+        <w:spacing w:after="60" w:before="60"/>
+      </w:pPr>
+      <w:r>
+        <w:rPr>
+          <w:rFonts w:ascii="Arial" w:cs="Arial" w:eastAsia="Arial" w:hAnsi="Arial"/>
+          <w:color w:val="475569"/>
           <w:sz w:val="22"/>
           <w:szCs w:val="22"/>
         </w:rPr>
-        <w:t xml:space="preserve"/>
-      </w:r>
-    </w:p>
-    <w:p>
-      <w:pPr>
-        <w:spacing w:after="60" w:before="60"/>
-      </w:pPr>
-      <w:r>
-        <w:rPr>
-          <w:rFonts w:ascii="Arial" w:cs="Arial" w:eastAsia="Arial" w:hAnsi="Arial"/>
-          <w:color w:val="444444"/>
-          <w:sz w:val="22"/>
-          <w:szCs w:val="22"/>
-        </w:rPr>
-        <w:t xml:space="preserve">This proposal outlines ShiftBuddy — a purpose-built internal platform that replaces every one of these workflows with a single, structured, role-aware application. Based on real time figures reported by the team, ShiftBuddy is estimated to recover ₹1.11 Crore per year in productive time, equivalent to 17,371 person-hours — or 7.5 extra weeks of work per person annually.</w:t>
+        <w:t xml:space="preserve">ShiftBuddy is a purpose-built internal platform that replaces every one of these workflows with a single, structured, role-aware application. Based on actual time figures reported by the team, ShiftBuddy is estimated to recover ₹4.54 Cr per year in productive time — equivalent to 71,517 person-hours, or approximately 31 extra working weeks per person annually.</w:t>
       </w:r>
     </w:p>
     <w:p>
@@ -188,8 +188,8 @@
       </w:pPr>
       <w:r>
         <w:rPr>
-          <w:sz w:val="22"/>
-          <w:szCs w:val="22"/>
+          <w:sz w:val="20"/>
+          <w:szCs w:val="20"/>
         </w:rPr>
         <w:t xml:space="preserve"/>
       </w:r>
@@ -217,12 +217,12 @@
           <w:tcPr>
             <w:tcW w:type="dxa" w:w="2340"/>
             <w:tcBorders>
-              <w:top w:val="single" w:color="DDDDDD" w:sz="1"/>
-              <w:left w:val="single" w:color="DDDDDD" w:sz="1"/>
-              <w:bottom w:val="single" w:color="DDDDDD" w:sz="1"/>
-              <w:right w:val="single" w:color="DDDDDD" w:sz="1"/>
-            </w:tcBorders>
-            <w:shd w:fill="E1F5EE" w:val="clear"/>
+              <w:top w:val="single" w:color="E2E8F0" w:sz="1"/>
+              <w:left w:val="single" w:color="E2E8F0" w:sz="1"/>
+              <w:bottom w:val="single" w:color="E2E8F0" w:sz="1"/>
+              <w:right w:val="single" w:color="E2E8F0" w:sz="1"/>
+            </w:tcBorders>
+            <w:shd w:fill="CCFBF1" w:val="clear"/>
             <w:tcMar>
               <w:top w:type="dxa" w:w="140"/>
               <w:left w:type="dxa" w:w="160"/>
@@ -239,11 +239,11 @@
                 <w:rFonts w:ascii="Arial" w:cs="Arial" w:eastAsia="Arial" w:hAnsi="Arial"/>
                 <w:b/>
                 <w:bCs/>
-                <w:color w:val="0F6E56"/>
+                <w:color w:val="134e4a"/>
                 <w:sz w:val="26"/>
                 <w:szCs w:val="26"/>
               </w:rPr>
-              <w:t xml:space="preserve">₹1.11 Cr / year</w:t>
+              <w:t xml:space="preserve">₹4.54 Cr / year</w:t>
             </w:r>
           </w:p>
           <w:p>
@@ -254,11 +254,11 @@
             <w:r>
               <w:rPr>
                 <w:rFonts w:ascii="Arial" w:cs="Arial" w:eastAsia="Arial" w:hAnsi="Arial"/>
-                <w:color w:val="777777"/>
+                <w:color w:val="475569"/>
                 <w:sz w:val="18"/>
                 <w:szCs w:val="18"/>
               </w:rPr>
-              <w:t xml:space="preserve">Annual value created (~$134k USD)</w:t>
+              <w:t xml:space="preserve">Annual value created ($547k USD)</w:t>
             </w:r>
           </w:p>
         </w:tc>
@@ -266,12 +266,12 @@
           <w:tcPr>
             <w:tcW w:type="dxa" w:w="2340"/>
             <w:tcBorders>
-              <w:top w:val="single" w:color="DDDDDD" w:sz="1"/>
-              <w:left w:val="single" w:color="DDDDDD" w:sz="1"/>
-              <w:bottom w:val="single" w:color="DDDDDD" w:sz="1"/>
-              <w:right w:val="single" w:color="DDDDDD" w:sz="1"/>
-            </w:tcBorders>
-            <w:shd w:fill="E1F5EE" w:val="clear"/>
+              <w:top w:val="single" w:color="E2E8F0" w:sz="1"/>
+              <w:left w:val="single" w:color="E2E8F0" w:sz="1"/>
+              <w:bottom w:val="single" w:color="E2E8F0" w:sz="1"/>
+              <w:right w:val="single" w:color="E2E8F0" w:sz="1"/>
+            </w:tcBorders>
+            <w:shd w:fill="CCFBF1" w:val="clear"/>
             <w:tcMar>
               <w:top w:type="dxa" w:w="140"/>
               <w:left w:type="dxa" w:w="160"/>
@@ -288,11 +288,11 @@
                 <w:rFonts w:ascii="Arial" w:cs="Arial" w:eastAsia="Arial" w:hAnsi="Arial"/>
                 <w:b/>
                 <w:bCs/>
-                <w:color w:val="0F6E56"/>
+                <w:color w:val="134e4a"/>
                 <w:sz w:val="26"/>
                 <w:szCs w:val="26"/>
               </w:rPr>
-              <w:t xml:space="preserve">17,371 hrs / year</w:t>
+              <w:t xml:space="preserve">71,517 hrs / year</w:t>
             </w:r>
           </w:p>
           <w:p>
@@ -303,11 +303,11 @@
             <w:r>
               <w:rPr>
                 <w:rFonts w:ascii="Arial" w:cs="Arial" w:eastAsia="Arial" w:hAnsi="Arial"/>
-                <w:color w:val="777777"/>
+                <w:color w:val="475569"/>
                 <w:sz w:val="18"/>
                 <w:szCs w:val="18"/>
               </w:rPr>
-              <w:t xml:space="preserve">Total person-hours freed</w:t>
+              <w:t xml:space="preserve">Total person-hours freed per year</w:t>
             </w:r>
           </w:p>
         </w:tc>
@@ -315,12 +315,12 @@
           <w:tcPr>
             <w:tcW w:type="dxa" w:w="2340"/>
             <w:tcBorders>
-              <w:top w:val="single" w:color="DDDDDD" w:sz="1"/>
-              <w:left w:val="single" w:color="DDDDDD" w:sz="1"/>
-              <w:bottom w:val="single" w:color="DDDDDD" w:sz="1"/>
-              <w:right w:val="single" w:color="DDDDDD" w:sz="1"/>
-            </w:tcBorders>
-            <w:shd w:fill="E1F5EE" w:val="clear"/>
+              <w:top w:val="single" w:color="E2E8F0" w:sz="1"/>
+              <w:left w:val="single" w:color="E2E8F0" w:sz="1"/>
+              <w:bottom w:val="single" w:color="E2E8F0" w:sz="1"/>
+              <w:right w:val="single" w:color="E2E8F0" w:sz="1"/>
+            </w:tcBorders>
+            <w:shd w:fill="CCFBF1" w:val="clear"/>
             <w:tcMar>
               <w:top w:type="dxa" w:w="140"/>
               <w:left w:type="dxa" w:w="160"/>
@@ -337,11 +337,11 @@
                 <w:rFonts w:ascii="Arial" w:cs="Arial" w:eastAsia="Arial" w:hAnsi="Arial"/>
                 <w:b/>
                 <w:bCs/>
-                <w:color w:val="0F6E56"/>
+                <w:color w:val="134e4a"/>
                 <w:sz w:val="26"/>
                 <w:szCs w:val="26"/>
               </w:rPr>
-              <w:t xml:space="preserve">299 hrs / person</w:t>
+              <w:t xml:space="preserve">~1,233 hrs / person</w:t>
             </w:r>
           </w:p>
           <w:p>
@@ -352,11 +352,11 @@
             <w:r>
               <w:rPr>
                 <w:rFonts w:ascii="Arial" w:cs="Arial" w:eastAsia="Arial" w:hAnsi="Arial"/>
-                <w:color w:val="777777"/>
+                <w:color w:val="475569"/>
                 <w:sz w:val="18"/>
                 <w:szCs w:val="18"/>
               </w:rPr>
-              <w:t xml:space="preserve">Average per person (~7.5 weeks)</w:t>
+              <w:t xml:space="preserve">Avg per team member (~31 working weeks)</w:t>
             </w:r>
           </w:p>
         </w:tc>
@@ -364,12 +364,12 @@
           <w:tcPr>
             <w:tcW w:type="dxa" w:w="2340"/>
             <w:tcBorders>
-              <w:top w:val="single" w:color="DDDDDD" w:sz="1"/>
-              <w:left w:val="single" w:color="DDDDDD" w:sz="1"/>
-              <w:bottom w:val="single" w:color="DDDDDD" w:sz="1"/>
-              <w:right w:val="single" w:color="DDDDDD" w:sz="1"/>
-            </w:tcBorders>
-            <w:shd w:fill="E1F5EE" w:val="clear"/>
+              <w:top w:val="single" w:color="E2E8F0" w:sz="1"/>
+              <w:left w:val="single" w:color="E2E8F0" w:sz="1"/>
+              <w:bottom w:val="single" w:color="E2E8F0" w:sz="1"/>
+              <w:right w:val="single" w:color="E2E8F0" w:sz="1"/>
+            </w:tcBorders>
+            <w:shd w:fill="CCFBF1" w:val="clear"/>
             <w:tcMar>
               <w:top w:type="dxa" w:w="140"/>
               <w:left w:type="dxa" w:w="160"/>
@@ -386,7 +386,7 @@
                 <w:rFonts w:ascii="Arial" w:cs="Arial" w:eastAsia="Arial" w:hAnsi="Arial"/>
                 <w:b/>
                 <w:bCs/>
-                <w:color w:val="0F6E56"/>
+                <w:color w:val="134e4a"/>
                 <w:sz w:val="26"/>
                 <w:szCs w:val="26"/>
               </w:rPr>
@@ -401,7 +401,7 @@
             <w:r>
               <w:rPr>
                 <w:rFonts w:ascii="Arial" w:cs="Arial" w:eastAsia="Arial" w:hAnsi="Arial"/>
-                <w:color w:val="777777"/>
+                <w:color w:val="475569"/>
                 <w:sz w:val="18"/>
                 <w:szCs w:val="18"/>
               </w:rPr>
@@ -417,8 +417,8 @@
       </w:pPr>
       <w:r>
         <w:rPr>
-          <w:sz w:val="22"/>
-          <w:szCs w:val="22"/>
+          <w:sz w:val="20"/>
+          <w:szCs w:val="20"/>
         </w:rPr>
         <w:t xml:space="preserve"/>
       </w:r>
@@ -426,9 +426,9 @@
     <w:p>
       <w:pPr>
         <w:pBdr>
-          <w:bottom w:val="single" w:color="DDDDDD" w:sz="4" w:space="1"/>
+          <w:bottom w:val="single" w:color="E2E8F0" w:sz="4" w:space="1"/>
         </w:pBdr>
-        <w:spacing w:after="160" w:before="160"/>
+        <w:spacing w:after="200" w:before="200"/>
       </w:pPr>
       <w:r>
         <w:t xml:space="preserve"/>
@@ -437,14 +437,14 @@
     <w:p>
       <w:pPr>
         <w:pStyle w:val="Heading1"/>
-        <w:spacing w:after="160" w:before="320"/>
+        <w:spacing w:after="160" w:before="360"/>
       </w:pPr>
       <w:r>
         <w:rPr>
           <w:rFonts w:ascii="Arial" w:cs="Arial" w:eastAsia="Arial" w:hAnsi="Arial"/>
           <w:b/>
           <w:bCs/>
-          <w:color w:val="0F6E56"/>
+          <w:color w:val="134e4a"/>
           <w:sz w:val="32"/>
           <w:szCs w:val="32"/>
         </w:rPr>
@@ -458,11 +458,11 @@
       <w:r>
         <w:rPr>
           <w:rFonts w:ascii="Arial" w:cs="Arial" w:eastAsia="Arial" w:hAnsi="Arial"/>
-          <w:color w:val="444444"/>
+          <w:color w:val="475569"/>
           <w:sz w:val="22"/>
           <w:szCs w:val="22"/>
         </w:rPr>
-        <w:t xml:space="preserve">The following six workflows consume a disproportionate share of team bandwidth every single day. These are not estimates — they reflect time reported directly by team members and shift leads.</w:t>
+        <w:t xml:space="preserve">The following seven workflows consume a disproportionate share of team bandwidth every day. These reflect time reported directly by team members and shift leads.</w:t>
       </w:r>
     </w:p>
     <w:p>
@@ -471,8 +471,8 @@
       </w:pPr>
       <w:r>
         <w:rPr>
-          <w:sz w:val="22"/>
-          <w:szCs w:val="22"/>
+          <w:sz w:val="20"/>
+          <w:szCs w:val="20"/>
         </w:rPr>
         <w:t xml:space="preserve"/>
       </w:r>
@@ -490,9 +490,9 @@
         </w:tblBorders>
       </w:tblPr>
       <w:tblGrid>
-        <w:gridCol w:w="2200"/>
+        <w:gridCol w:w="2000"/>
         <w:gridCol w:w="1800"/>
-        <w:gridCol w:w="5360"/>
+        <w:gridCol w:w="5560"/>
       </w:tblGrid>
       <w:tr>
         <w:trPr>
@@ -500,14 +500,14 @@
         </w:trPr>
         <w:tc>
           <w:tcPr>
-            <w:tcW w:type="dxa" w:w="2200"/>
-            <w:tcBorders>
-              <w:top w:val="single" w:color="DDDDDD" w:sz="1"/>
-              <w:left w:val="single" w:color="DDDDDD" w:sz="1"/>
-              <w:bottom w:val="single" w:color="DDDDDD" w:sz="1"/>
-              <w:right w:val="single" w:color="DDDDDD" w:sz="1"/>
-            </w:tcBorders>
-            <w:shd w:fill="0F6E56" w:val="clear"/>
+            <w:tcW w:type="dxa" w:w="2000"/>
+            <w:tcBorders>
+              <w:top w:val="single" w:color="E2E8F0" w:sz="1"/>
+              <w:left w:val="single" w:color="E2E8F0" w:sz="1"/>
+              <w:bottom w:val="single" w:color="E2E8F0" w:sz="1"/>
+              <w:right w:val="single" w:color="E2E8F0" w:sz="1"/>
+            </w:tcBorders>
+            <w:shd w:fill="0d9488" w:val="clear"/>
             <w:tcMar>
               <w:top w:type="dxa" w:w="100"/>
               <w:left w:type="dxa" w:w="140"/>
@@ -536,12 +536,12 @@
           <w:tcPr>
             <w:tcW w:type="dxa" w:w="1800"/>
             <w:tcBorders>
-              <w:top w:val="single" w:color="DDDDDD" w:sz="1"/>
-              <w:left w:val="single" w:color="DDDDDD" w:sz="1"/>
-              <w:bottom w:val="single" w:color="DDDDDD" w:sz="1"/>
-              <w:right w:val="single" w:color="DDDDDD" w:sz="1"/>
-            </w:tcBorders>
-            <w:shd w:fill="0F6E56" w:val="clear"/>
+              <w:top w:val="single" w:color="E2E8F0" w:sz="1"/>
+              <w:left w:val="single" w:color="E2E8F0" w:sz="1"/>
+              <w:bottom w:val="single" w:color="E2E8F0" w:sz="1"/>
+              <w:right w:val="single" w:color="E2E8F0" w:sz="1"/>
+            </w:tcBorders>
+            <w:shd w:fill="0d9488" w:val="clear"/>
             <w:tcMar>
               <w:top w:type="dxa" w:w="100"/>
               <w:left w:type="dxa" w:w="140"/>
@@ -562,20 +562,20 @@
                 <w:sz w:val="20"/>
                 <w:szCs w:val="20"/>
               </w:rPr>
-              <w:t xml:space="preserve">Current time</w:t>
-            </w:r>
-          </w:p>
-        </w:tc>
-        <w:tc>
-          <w:tcPr>
-            <w:tcW w:type="dxa" w:w="5360"/>
-            <w:tcBorders>
-              <w:top w:val="single" w:color="DDDDDD" w:sz="1"/>
-              <w:left w:val="single" w:color="DDDDDD" w:sz="1"/>
-              <w:bottom w:val="single" w:color="DDDDDD" w:sz="1"/>
-              <w:right w:val="single" w:color="DDDDDD" w:sz="1"/>
-            </w:tcBorders>
-            <w:shd w:fill="0F6E56" w:val="clear"/>
+              <w:t xml:space="preserve">Current overhead</w:t>
+            </w:r>
+          </w:p>
+        </w:tc>
+        <w:tc>
+          <w:tcPr>
+            <w:tcW w:type="dxa" w:w="5560"/>
+            <w:tcBorders>
+              <w:top w:val="single" w:color="E2E8F0" w:sz="1"/>
+              <w:left w:val="single" w:color="E2E8F0" w:sz="1"/>
+              <w:bottom w:val="single" w:color="E2E8F0" w:sz="1"/>
+              <w:right w:val="single" w:color="E2E8F0" w:sz="1"/>
+            </w:tcBorders>
+            <w:shd w:fill="0d9488" w:val="clear"/>
             <w:tcMar>
               <w:top w:type="dxa" w:w="100"/>
               <w:left w:type="dxa" w:w="140"/>
@@ -596,7 +596,7 @@
                 <w:sz w:val="20"/>
                 <w:szCs w:val="20"/>
               </w:rPr>
-              <w:t xml:space="preserve">Root cause of overhead</w:t>
+              <w:t xml:space="preserve">Root cause</w:t>
             </w:r>
           </w:p>
         </w:tc>
@@ -604,14 +604,14 @@
       <w:tr>
         <w:tc>
           <w:tcPr>
-            <w:tcW w:type="dxa" w:w="2200"/>
-            <w:tcBorders>
-              <w:top w:val="single" w:color="DDDDDD" w:sz="1"/>
-              <w:left w:val="single" w:color="DDDDDD" w:sz="1"/>
-              <w:bottom w:val="single" w:color="DDDDDD" w:sz="1"/>
-              <w:right w:val="single" w:color="DDDDDD" w:sz="1"/>
-            </w:tcBorders>
-            <w:shd w:fill="F5F5F5" w:val="clear"/>
+            <w:tcW w:type="dxa" w:w="2000"/>
+            <w:tcBorders>
+              <w:top w:val="single" w:color="E2E8F0" w:sz="1"/>
+              <w:left w:val="single" w:color="E2E8F0" w:sz="1"/>
+              <w:bottom w:val="single" w:color="E2E8F0" w:sz="1"/>
+              <w:right w:val="single" w:color="E2E8F0" w:sz="1"/>
+            </w:tcBorders>
+            <w:shd w:fill="F1F5F9" w:val="clear"/>
             <w:tcMar>
               <w:top w:type="dxa" w:w="100"/>
               <w:left w:type="dxa" w:w="140"/>
@@ -628,7 +628,7 @@
                 <w:rFonts w:ascii="Arial" w:cs="Arial" w:eastAsia="Arial" w:hAnsi="Arial"/>
                 <w:b/>
                 <w:bCs/>
-                <w:color w:val="1A1A2E"/>
+                <w:color w:val="0F172A"/>
                 <w:sz w:val="20"/>
                 <w:szCs w:val="20"/>
               </w:rPr>
@@ -640,46 +640,46 @@
           <w:tcPr>
             <w:tcW w:type="dxa" w:w="1800"/>
             <w:tcBorders>
-              <w:top w:val="single" w:color="DDDDDD" w:sz="1"/>
-              <w:left w:val="single" w:color="DDDDDD" w:sz="1"/>
-              <w:bottom w:val="single" w:color="DDDDDD" w:sz="1"/>
-              <w:right w:val="single" w:color="DDDDDD" w:sz="1"/>
-            </w:tcBorders>
-            <w:shd w:fill="F5F5F5" w:val="clear"/>
-            <w:tcMar>
-              <w:top w:type="dxa" w:w="100"/>
-              <w:left w:type="dxa" w:w="140"/>
-              <w:bottom w:type="dxa" w:w="100"/>
-              <w:right w:type="dxa" w:w="140"/>
-            </w:tcMar>
-          </w:tcPr>
-          <w:p>
-            <w:pPr>
-              <w:jc w:val="center"/>
-            </w:pPr>
-            <w:r>
-              <w:rPr>
-                <w:rFonts w:ascii="Arial" w:cs="Arial" w:eastAsia="Arial" w:hAnsi="Arial"/>
-                <w:b w:val="false"/>
-                <w:bCs w:val="false"/>
-                <w:color w:val="A32D2D"/>
-                <w:sz w:val="20"/>
-                <w:szCs w:val="20"/>
-              </w:rPr>
-              <w:t xml:space="preserve">2 hours / occurrence</w:t>
-            </w:r>
-          </w:p>
-        </w:tc>
-        <w:tc>
-          <w:tcPr>
-            <w:tcW w:type="dxa" w:w="5360"/>
-            <w:tcBorders>
-              <w:top w:val="single" w:color="DDDDDD" w:sz="1"/>
-              <w:left w:val="single" w:color="DDDDDD" w:sz="1"/>
-              <w:bottom w:val="single" w:color="DDDDDD" w:sz="1"/>
-              <w:right w:val="single" w:color="DDDDDD" w:sz="1"/>
-            </w:tcBorders>
-            <w:shd w:fill="F5F5F5" w:val="clear"/>
+              <w:top w:val="single" w:color="E2E8F0" w:sz="1"/>
+              <w:left w:val="single" w:color="E2E8F0" w:sz="1"/>
+              <w:bottom w:val="single" w:color="E2E8F0" w:sz="1"/>
+              <w:right w:val="single" w:color="E2E8F0" w:sz="1"/>
+            </w:tcBorders>
+            <w:shd w:fill="F1F5F9" w:val="clear"/>
+            <w:tcMar>
+              <w:top w:type="dxa" w:w="100"/>
+              <w:left w:type="dxa" w:w="140"/>
+              <w:bottom w:type="dxa" w:w="100"/>
+              <w:right w:type="dxa" w:w="140"/>
+            </w:tcMar>
+          </w:tcPr>
+          <w:p>
+            <w:pPr>
+              <w:jc w:val="center"/>
+            </w:pPr>
+            <w:r>
+              <w:rPr>
+                <w:rFonts w:ascii="Arial" w:cs="Arial" w:eastAsia="Arial" w:hAnsi="Arial"/>
+                <w:b w:val="false"/>
+                <w:bCs w:val="false"/>
+                <w:color w:val="991B1B"/>
+                <w:sz w:val="20"/>
+                <w:szCs w:val="20"/>
+              </w:rPr>
+              <w:t xml:space="preserve">2+ hrs / occurrence</w:t>
+            </w:r>
+          </w:p>
+        </w:tc>
+        <w:tc>
+          <w:tcPr>
+            <w:tcW w:type="dxa" w:w="5560"/>
+            <w:tcBorders>
+              <w:top w:val="single" w:color="E2E8F0" w:sz="1"/>
+              <w:left w:val="single" w:color="E2E8F0" w:sz="1"/>
+              <w:bottom w:val="single" w:color="E2E8F0" w:sz="1"/>
+              <w:right w:val="single" w:color="E2E8F0" w:sz="1"/>
+            </w:tcBorders>
+            <w:shd w:fill="F1F5F9" w:val="clear"/>
             <w:tcMar>
               <w:top w:type="dxa" w:w="100"/>
               <w:left w:type="dxa" w:w="140"/>
@@ -696,11 +696,11 @@
                 <w:rFonts w:ascii="Arial" w:cs="Arial" w:eastAsia="Arial" w:hAnsi="Arial"/>
                 <w:b w:val="false"/>
                 <w:bCs w:val="false"/>
-                <w:color w:val="444444"/>
-                <w:sz w:val="20"/>
-                <w:szCs w:val="20"/>
-              </w:rPr>
-              <w:t xml:space="preserve">Unstructured doc — re-reading history, formatting, sharing across channels</w:t>
+                <w:color w:val="475569"/>
+                <w:sz w:val="20"/>
+                <w:szCs w:val="20"/>
+              </w:rPr>
+              <w:t xml:space="preserve">Unstructured doc — re-reading history, formatting across Slack / Teams / SNOW</w:t>
             </w:r>
           </w:p>
         </w:tc>
@@ -708,12 +708,12 @@
       <w:tr>
         <w:tc>
           <w:tcPr>
-            <w:tcW w:type="dxa" w:w="2200"/>
-            <w:tcBorders>
-              <w:top w:val="single" w:color="DDDDDD" w:sz="1"/>
-              <w:left w:val="single" w:color="DDDDDD" w:sz="1"/>
-              <w:bottom w:val="single" w:color="DDDDDD" w:sz="1"/>
-              <w:right w:val="single" w:color="DDDDDD" w:sz="1"/>
+            <w:tcW w:type="dxa" w:w="2000"/>
+            <w:tcBorders>
+              <w:top w:val="single" w:color="E2E8F0" w:sz="1"/>
+              <w:left w:val="single" w:color="E2E8F0" w:sz="1"/>
+              <w:bottom w:val="single" w:color="E2E8F0" w:sz="1"/>
+              <w:right w:val="single" w:color="E2E8F0" w:sz="1"/>
             </w:tcBorders>
             <w:shd w:fill="FFFFFF" w:val="clear"/>
             <w:tcMar>
@@ -732,7 +732,7 @@
                 <w:rFonts w:ascii="Arial" w:cs="Arial" w:eastAsia="Arial" w:hAnsi="Arial"/>
                 <w:b/>
                 <w:bCs/>
-                <w:color w:val="1A1A2E"/>
+                <w:color w:val="0F172A"/>
                 <w:sz w:val="20"/>
                 <w:szCs w:val="20"/>
               </w:rPr>
@@ -744,10 +744,10 @@
           <w:tcPr>
             <w:tcW w:type="dxa" w:w="1800"/>
             <w:tcBorders>
-              <w:top w:val="single" w:color="DDDDDD" w:sz="1"/>
-              <w:left w:val="single" w:color="DDDDDD" w:sz="1"/>
-              <w:bottom w:val="single" w:color="DDDDDD" w:sz="1"/>
-              <w:right w:val="single" w:color="DDDDDD" w:sz="1"/>
+              <w:top w:val="single" w:color="E2E8F0" w:sz="1"/>
+              <w:left w:val="single" w:color="E2E8F0" w:sz="1"/>
+              <w:bottom w:val="single" w:color="E2E8F0" w:sz="1"/>
+              <w:right w:val="single" w:color="E2E8F0" w:sz="1"/>
             </w:tcBorders>
             <w:shd w:fill="FFFFFF" w:val="clear"/>
             <w:tcMar>
@@ -766,22 +766,22 @@
                 <w:rFonts w:ascii="Arial" w:cs="Arial" w:eastAsia="Arial" w:hAnsi="Arial"/>
                 <w:b w:val="false"/>
                 <w:bCs w:val="false"/>
-                <w:color w:val="A32D2D"/>
-                <w:sz w:val="20"/>
-                <w:szCs w:val="20"/>
-              </w:rPr>
-              <w:t xml:space="preserve">2 hours / shift</w:t>
-            </w:r>
-          </w:p>
-        </w:tc>
-        <w:tc>
-          <w:tcPr>
-            <w:tcW w:type="dxa" w:w="5360"/>
-            <w:tcBorders>
-              <w:top w:val="single" w:color="DDDDDD" w:sz="1"/>
-              <w:left w:val="single" w:color="DDDDDD" w:sz="1"/>
-              <w:bottom w:val="single" w:color="DDDDDD" w:sz="1"/>
-              <w:right w:val="single" w:color="DDDDDD" w:sz="1"/>
+                <w:color w:val="991B1B"/>
+                <w:sz w:val="20"/>
+                <w:szCs w:val="20"/>
+              </w:rPr>
+              <w:t xml:space="preserve">2 hrs / shift</w:t>
+            </w:r>
+          </w:p>
+        </w:tc>
+        <w:tc>
+          <w:tcPr>
+            <w:tcW w:type="dxa" w:w="5560"/>
+            <w:tcBorders>
+              <w:top w:val="single" w:color="E2E8F0" w:sz="1"/>
+              <w:left w:val="single" w:color="E2E8F0" w:sz="1"/>
+              <w:bottom w:val="single" w:color="E2E8F0" w:sz="1"/>
+              <w:right w:val="single" w:color="E2E8F0" w:sz="1"/>
             </w:tcBorders>
             <w:shd w:fill="FFFFFF" w:val="clear"/>
             <w:tcMar>
@@ -800,11 +800,11 @@
                 <w:rFonts w:ascii="Arial" w:cs="Arial" w:eastAsia="Arial" w:hAnsi="Arial"/>
                 <w:b w:val="false"/>
                 <w:bCs w:val="false"/>
-                <w:color w:val="444444"/>
-                <w:sz w:val="20"/>
-                <w:szCs w:val="20"/>
-              </w:rPr>
-              <w:t xml:space="preserve">Manual compilation of open items + preparing for meeting presentation</w:t>
+                <w:color w:val="475569"/>
+                <w:sz w:val="20"/>
+                <w:szCs w:val="20"/>
+              </w:rPr>
+              <w:t xml:space="preserve">Manual compilation of open items + meeting presentation for 17 attendees</w:t>
             </w:r>
           </w:p>
         </w:tc>
@@ -812,14 +812,14 @@
       <w:tr>
         <w:tc>
           <w:tcPr>
-            <w:tcW w:type="dxa" w:w="2200"/>
-            <w:tcBorders>
-              <w:top w:val="single" w:color="DDDDDD" w:sz="1"/>
-              <w:left w:val="single" w:color="DDDDDD" w:sz="1"/>
-              <w:bottom w:val="single" w:color="DDDDDD" w:sz="1"/>
-              <w:right w:val="single" w:color="DDDDDD" w:sz="1"/>
-            </w:tcBorders>
-            <w:shd w:fill="F5F5F5" w:val="clear"/>
+            <w:tcW w:type="dxa" w:w="2000"/>
+            <w:tcBorders>
+              <w:top w:val="single" w:color="E2E8F0" w:sz="1"/>
+              <w:left w:val="single" w:color="E2E8F0" w:sz="1"/>
+              <w:bottom w:val="single" w:color="E2E8F0" w:sz="1"/>
+              <w:right w:val="single" w:color="E2E8F0" w:sz="1"/>
+            </w:tcBorders>
+            <w:shd w:fill="F1F5F9" w:val="clear"/>
             <w:tcMar>
               <w:top w:type="dxa" w:w="100"/>
               <w:left w:type="dxa" w:w="140"/>
@@ -836,7 +836,7 @@
                 <w:rFonts w:ascii="Arial" w:cs="Arial" w:eastAsia="Arial" w:hAnsi="Arial"/>
                 <w:b/>
                 <w:bCs/>
-                <w:color w:val="1A1A2E"/>
+                <w:color w:val="0F172A"/>
                 <w:sz w:val="20"/>
                 <w:szCs w:val="20"/>
               </w:rPr>
@@ -848,46 +848,46 @@
           <w:tcPr>
             <w:tcW w:type="dxa" w:w="1800"/>
             <w:tcBorders>
-              <w:top w:val="single" w:color="DDDDDD" w:sz="1"/>
-              <w:left w:val="single" w:color="DDDDDD" w:sz="1"/>
-              <w:bottom w:val="single" w:color="DDDDDD" w:sz="1"/>
-              <w:right w:val="single" w:color="DDDDDD" w:sz="1"/>
-            </w:tcBorders>
-            <w:shd w:fill="F5F5F5" w:val="clear"/>
-            <w:tcMar>
-              <w:top w:type="dxa" w:w="100"/>
-              <w:left w:type="dxa" w:w="140"/>
-              <w:bottom w:type="dxa" w:w="100"/>
-              <w:right w:type="dxa" w:w="140"/>
-            </w:tcMar>
-          </w:tcPr>
-          <w:p>
-            <w:pPr>
-              <w:jc w:val="center"/>
-            </w:pPr>
-            <w:r>
-              <w:rPr>
-                <w:rFonts w:ascii="Arial" w:cs="Arial" w:eastAsia="Arial" w:hAnsi="Arial"/>
-                <w:b w:val="false"/>
-                <w:bCs w:val="false"/>
-                <w:color w:val="A32D2D"/>
-                <w:sz w:val="20"/>
-                <w:szCs w:val="20"/>
-              </w:rPr>
-              <w:t xml:space="preserve">1 hour / entry</w:t>
-            </w:r>
-          </w:p>
-        </w:tc>
-        <w:tc>
-          <w:tcPr>
-            <w:tcW w:type="dxa" w:w="5360"/>
-            <w:tcBorders>
-              <w:top w:val="single" w:color="DDDDDD" w:sz="1"/>
-              <w:left w:val="single" w:color="DDDDDD" w:sz="1"/>
-              <w:bottom w:val="single" w:color="DDDDDD" w:sz="1"/>
-              <w:right w:val="single" w:color="DDDDDD" w:sz="1"/>
-            </w:tcBorders>
-            <w:shd w:fill="F5F5F5" w:val="clear"/>
+              <w:top w:val="single" w:color="E2E8F0" w:sz="1"/>
+              <w:left w:val="single" w:color="E2E8F0" w:sz="1"/>
+              <w:bottom w:val="single" w:color="E2E8F0" w:sz="1"/>
+              <w:right w:val="single" w:color="E2E8F0" w:sz="1"/>
+            </w:tcBorders>
+            <w:shd w:fill="F1F5F9" w:val="clear"/>
+            <w:tcMar>
+              <w:top w:type="dxa" w:w="100"/>
+              <w:left w:type="dxa" w:w="140"/>
+              <w:bottom w:type="dxa" w:w="100"/>
+              <w:right w:type="dxa" w:w="140"/>
+            </w:tcMar>
+          </w:tcPr>
+          <w:p>
+            <w:pPr>
+              <w:jc w:val="center"/>
+            </w:pPr>
+            <w:r>
+              <w:rPr>
+                <w:rFonts w:ascii="Arial" w:cs="Arial" w:eastAsia="Arial" w:hAnsi="Arial"/>
+                <w:b w:val="false"/>
+                <w:bCs w:val="false"/>
+                <w:color w:val="991B1B"/>
+                <w:sz w:val="20"/>
+                <w:szCs w:val="20"/>
+              </w:rPr>
+              <w:t xml:space="preserve">1 hr / entry</w:t>
+            </w:r>
+          </w:p>
+        </w:tc>
+        <w:tc>
+          <w:tcPr>
+            <w:tcW w:type="dxa" w:w="5560"/>
+            <w:tcBorders>
+              <w:top w:val="single" w:color="E2E8F0" w:sz="1"/>
+              <w:left w:val="single" w:color="E2E8F0" w:sz="1"/>
+              <w:bottom w:val="single" w:color="E2E8F0" w:sz="1"/>
+              <w:right w:val="single" w:color="E2E8F0" w:sz="1"/>
+            </w:tcBorders>
+            <w:shd w:fill="F1F5F9" w:val="clear"/>
             <w:tcMar>
               <w:top w:type="dxa" w:w="100"/>
               <w:left w:type="dxa" w:w="140"/>
@@ -904,11 +904,11 @@
                 <w:rFonts w:ascii="Arial" w:cs="Arial" w:eastAsia="Arial" w:hAnsi="Arial"/>
                 <w:b w:val="false"/>
                 <w:bCs w:val="false"/>
-                <w:color w:val="444444"/>
-                <w:sz w:val="20"/>
-                <w:szCs w:val="20"/>
-              </w:rPr>
-              <w:t xml:space="preserve">Free-form Word/sheet with no template — prone to omissions and rework</w:t>
+                <w:color w:val="475569"/>
+                <w:sz w:val="20"/>
+                <w:szCs w:val="20"/>
+              </w:rPr>
+              <w:t xml:space="preserve">Free-form Word/sheet — no template, prone to omissions and rework</w:t>
             </w:r>
           </w:p>
         </w:tc>
@@ -916,12 +916,12 @@
       <w:tr>
         <w:tc>
           <w:tcPr>
-            <w:tcW w:type="dxa" w:w="2200"/>
-            <w:tcBorders>
-              <w:top w:val="single" w:color="DDDDDD" w:sz="1"/>
-              <w:left w:val="single" w:color="DDDDDD" w:sz="1"/>
-              <w:bottom w:val="single" w:color="DDDDDD" w:sz="1"/>
-              <w:right w:val="single" w:color="DDDDDD" w:sz="1"/>
+            <w:tcW w:type="dxa" w:w="2000"/>
+            <w:tcBorders>
+              <w:top w:val="single" w:color="E2E8F0" w:sz="1"/>
+              <w:left w:val="single" w:color="E2E8F0" w:sz="1"/>
+              <w:bottom w:val="single" w:color="E2E8F0" w:sz="1"/>
+              <w:right w:val="single" w:color="E2E8F0" w:sz="1"/>
             </w:tcBorders>
             <w:shd w:fill="FFFFFF" w:val="clear"/>
             <w:tcMar>
@@ -940,11 +940,11 @@
                 <w:rFonts w:ascii="Arial" w:cs="Arial" w:eastAsia="Arial" w:hAnsi="Arial"/>
                 <w:b/>
                 <w:bCs/>
-                <w:color w:val="1A1A2E"/>
-                <w:sz w:val="20"/>
-                <w:szCs w:val="20"/>
-              </w:rPr>
-              <w:t xml:space="preserve">Weekly Reporting</w:t>
+                <w:color w:val="0F172A"/>
+                <w:sz w:val="20"/>
+                <w:szCs w:val="20"/>
+              </w:rPr>
+              <w:t xml:space="preserve">Live Shift Status</w:t>
             </w:r>
           </w:p>
         </w:tc>
@@ -952,10 +952,10 @@
           <w:tcPr>
             <w:tcW w:type="dxa" w:w="1800"/>
             <w:tcBorders>
-              <w:top w:val="single" w:color="DDDDDD" w:sz="1"/>
-              <w:left w:val="single" w:color="DDDDDD" w:sz="1"/>
-              <w:bottom w:val="single" w:color="DDDDDD" w:sz="1"/>
-              <w:right w:val="single" w:color="DDDDDD" w:sz="1"/>
+              <w:top w:val="single" w:color="E2E8F0" w:sz="1"/>
+              <w:left w:val="single" w:color="E2E8F0" w:sz="1"/>
+              <w:bottom w:val="single" w:color="E2E8F0" w:sz="1"/>
+              <w:right w:val="single" w:color="E2E8F0" w:sz="1"/>
             </w:tcBorders>
             <w:shd w:fill="FFFFFF" w:val="clear"/>
             <w:tcMar>
@@ -974,22 +974,22 @@
                 <w:rFonts w:ascii="Arial" w:cs="Arial" w:eastAsia="Arial" w:hAnsi="Arial"/>
                 <w:b w:val="false"/>
                 <w:bCs w:val="false"/>
-                <w:color w:val="A32D2D"/>
-                <w:sz w:val="20"/>
-                <w:szCs w:val="20"/>
-              </w:rPr>
-              <w:t xml:space="preserve">8 hours / week</w:t>
-            </w:r>
-          </w:p>
-        </w:tc>
-        <w:tc>
-          <w:tcPr>
-            <w:tcW w:type="dxa" w:w="5360"/>
-            <w:tcBorders>
-              <w:top w:val="single" w:color="DDDDDD" w:sz="1"/>
-              <w:left w:val="single" w:color="DDDDDD" w:sz="1"/>
-              <w:bottom w:val="single" w:color="DDDDDD" w:sz="1"/>
-              <w:right w:val="single" w:color="DDDDDD" w:sz="1"/>
+                <w:color w:val="991B1B"/>
+                <w:sz w:val="20"/>
+                <w:szCs w:val="20"/>
+              </w:rPr>
+              <w:t xml:space="preserve">2 hrs / day</w:t>
+            </w:r>
+          </w:p>
+        </w:tc>
+        <w:tc>
+          <w:tcPr>
+            <w:tcW w:type="dxa" w:w="5560"/>
+            <w:tcBorders>
+              <w:top w:val="single" w:color="E2E8F0" w:sz="1"/>
+              <w:left w:val="single" w:color="E2E8F0" w:sz="1"/>
+              <w:bottom w:val="single" w:color="E2E8F0" w:sz="1"/>
+              <w:right w:val="single" w:color="E2E8F0" w:sz="1"/>
             </w:tcBorders>
             <w:shd w:fill="FFFFFF" w:val="clear"/>
             <w:tcMar>
@@ -1008,11 +1008,11 @@
                 <w:rFonts w:ascii="Arial" w:cs="Arial" w:eastAsia="Arial" w:hAnsi="Arial"/>
                 <w:b w:val="false"/>
                 <w:bCs w:val="false"/>
-                <w:color w:val="444444"/>
-                <w:sz w:val="20"/>
-                <w:szCs w:val="20"/>
-              </w:rPr>
-              <w:t xml:space="preserve">Manager manually aggregates data from 7 project docs into a single report</w:t>
+                <w:color w:val="475569"/>
+                <w:sz w:val="20"/>
+                <w:szCs w:val="20"/>
+              </w:rPr>
+              <w:t xml:space="preserve">Leads &amp; managers manually track who is active, calling/messaging to verify</w:t>
             </w:r>
           </w:p>
         </w:tc>
@@ -1020,14 +1020,14 @@
       <w:tr>
         <w:tc>
           <w:tcPr>
-            <w:tcW w:type="dxa" w:w="2200"/>
-            <w:tcBorders>
-              <w:top w:val="single" w:color="DDDDDD" w:sz="1"/>
-              <w:left w:val="single" w:color="DDDDDD" w:sz="1"/>
-              <w:bottom w:val="single" w:color="DDDDDD" w:sz="1"/>
-              <w:right w:val="single" w:color="DDDDDD" w:sz="1"/>
-            </w:tcBorders>
-            <w:shd w:fill="F5F5F5" w:val="clear"/>
+            <w:tcW w:type="dxa" w:w="2000"/>
+            <w:tcBorders>
+              <w:top w:val="single" w:color="E2E8F0" w:sz="1"/>
+              <w:left w:val="single" w:color="E2E8F0" w:sz="1"/>
+              <w:bottom w:val="single" w:color="E2E8F0" w:sz="1"/>
+              <w:right w:val="single" w:color="E2E8F0" w:sz="1"/>
+            </w:tcBorders>
+            <w:shd w:fill="F1F5F9" w:val="clear"/>
             <w:tcMar>
               <w:top w:type="dxa" w:w="100"/>
               <w:left w:type="dxa" w:w="140"/>
@@ -1044,11 +1044,11 @@
                 <w:rFonts w:ascii="Arial" w:cs="Arial" w:eastAsia="Arial" w:hAnsi="Arial"/>
                 <w:b/>
                 <w:bCs/>
-                <w:color w:val="1A1A2E"/>
-                <w:sz w:val="20"/>
-                <w:szCs w:val="20"/>
-              </w:rPr>
-              <w:t xml:space="preserve">Roster Build</w:t>
+                <w:color w:val="0F172A"/>
+                <w:sz w:val="20"/>
+                <w:szCs w:val="20"/>
+              </w:rPr>
+              <w:t xml:space="preserve">Weekly Reporting</w:t>
             </w:r>
           </w:p>
         </w:tc>
@@ -1056,46 +1056,46 @@
           <w:tcPr>
             <w:tcW w:type="dxa" w:w="1800"/>
             <w:tcBorders>
-              <w:top w:val="single" w:color="DDDDDD" w:sz="1"/>
-              <w:left w:val="single" w:color="DDDDDD" w:sz="1"/>
-              <w:bottom w:val="single" w:color="DDDDDD" w:sz="1"/>
-              <w:right w:val="single" w:color="DDDDDD" w:sz="1"/>
-            </w:tcBorders>
-            <w:shd w:fill="F5F5F5" w:val="clear"/>
-            <w:tcMar>
-              <w:top w:type="dxa" w:w="100"/>
-              <w:left w:type="dxa" w:w="140"/>
-              <w:bottom w:type="dxa" w:w="100"/>
-              <w:right w:type="dxa" w:w="140"/>
-            </w:tcMar>
-          </w:tcPr>
-          <w:p>
-            <w:pPr>
-              <w:jc w:val="center"/>
-            </w:pPr>
-            <w:r>
-              <w:rPr>
-                <w:rFonts w:ascii="Arial" w:cs="Arial" w:eastAsia="Arial" w:hAnsi="Arial"/>
-                <w:b w:val="false"/>
-                <w:bCs w:val="false"/>
-                <w:color w:val="A32D2D"/>
-                <w:sz w:val="20"/>
-                <w:szCs w:val="20"/>
-              </w:rPr>
-              <w:t xml:space="preserve">8 hours / week</w:t>
-            </w:r>
-          </w:p>
-        </w:tc>
-        <w:tc>
-          <w:tcPr>
-            <w:tcW w:type="dxa" w:w="5360"/>
-            <w:tcBorders>
-              <w:top w:val="single" w:color="DDDDDD" w:sz="1"/>
-              <w:left w:val="single" w:color="DDDDDD" w:sz="1"/>
-              <w:bottom w:val="single" w:color="DDDDDD" w:sz="1"/>
-              <w:right w:val="single" w:color="DDDDDD" w:sz="1"/>
-            </w:tcBorders>
-            <w:shd w:fill="F5F5F5" w:val="clear"/>
+              <w:top w:val="single" w:color="E2E8F0" w:sz="1"/>
+              <w:left w:val="single" w:color="E2E8F0" w:sz="1"/>
+              <w:bottom w:val="single" w:color="E2E8F0" w:sz="1"/>
+              <w:right w:val="single" w:color="E2E8F0" w:sz="1"/>
+            </w:tcBorders>
+            <w:shd w:fill="F1F5F9" w:val="clear"/>
+            <w:tcMar>
+              <w:top w:type="dxa" w:w="100"/>
+              <w:left w:type="dxa" w:w="140"/>
+              <w:bottom w:type="dxa" w:w="100"/>
+              <w:right w:type="dxa" w:w="140"/>
+            </w:tcMar>
+          </w:tcPr>
+          <w:p>
+            <w:pPr>
+              <w:jc w:val="center"/>
+            </w:pPr>
+            <w:r>
+              <w:rPr>
+                <w:rFonts w:ascii="Arial" w:cs="Arial" w:eastAsia="Arial" w:hAnsi="Arial"/>
+                <w:b w:val="false"/>
+                <w:bCs w:val="false"/>
+                <w:color w:val="991B1B"/>
+                <w:sz w:val="20"/>
+                <w:szCs w:val="20"/>
+              </w:rPr>
+              <w:t xml:space="preserve">8 hrs / week</w:t>
+            </w:r>
+          </w:p>
+        </w:tc>
+        <w:tc>
+          <w:tcPr>
+            <w:tcW w:type="dxa" w:w="5560"/>
+            <w:tcBorders>
+              <w:top w:val="single" w:color="E2E8F0" w:sz="1"/>
+              <w:left w:val="single" w:color="E2E8F0" w:sz="1"/>
+              <w:bottom w:val="single" w:color="E2E8F0" w:sz="1"/>
+              <w:right w:val="single" w:color="E2E8F0" w:sz="1"/>
+            </w:tcBorders>
+            <w:shd w:fill="F1F5F9" w:val="clear"/>
             <w:tcMar>
               <w:top w:type="dxa" w:w="100"/>
               <w:left w:type="dxa" w:w="140"/>
@@ -1112,11 +1112,11 @@
                 <w:rFonts w:ascii="Arial" w:cs="Arial" w:eastAsia="Arial" w:hAnsi="Arial"/>
                 <w:b w:val="false"/>
                 <w:bCs w:val="false"/>
-                <w:color w:val="444444"/>
-                <w:sz w:val="20"/>
-                <w:szCs w:val="20"/>
-              </w:rPr>
-              <w:t xml:space="preserve">Excel-based scheduling: manual weekoff checks, shift conflict detection</w:t>
+                <w:color w:val="475569"/>
+                <w:sz w:val="20"/>
+                <w:szCs w:val="20"/>
+              </w:rPr>
+              <w:t xml:space="preserve">Manager aggregates data from 7 project docs into a single report manually</w:t>
             </w:r>
           </w:p>
         </w:tc>
@@ -1124,12 +1124,12 @@
       <w:tr>
         <w:tc>
           <w:tcPr>
-            <w:tcW w:type="dxa" w:w="2200"/>
-            <w:tcBorders>
-              <w:top w:val="single" w:color="DDDDDD" w:sz="1"/>
-              <w:left w:val="single" w:color="DDDDDD" w:sz="1"/>
-              <w:bottom w:val="single" w:color="DDDDDD" w:sz="1"/>
-              <w:right w:val="single" w:color="DDDDDD" w:sz="1"/>
+            <w:tcW w:type="dxa" w:w="2000"/>
+            <w:tcBorders>
+              <w:top w:val="single" w:color="E2E8F0" w:sz="1"/>
+              <w:left w:val="single" w:color="E2E8F0" w:sz="1"/>
+              <w:bottom w:val="single" w:color="E2E8F0" w:sz="1"/>
+              <w:right w:val="single" w:color="E2E8F0" w:sz="1"/>
             </w:tcBorders>
             <w:shd w:fill="FFFFFF" w:val="clear"/>
             <w:tcMar>
@@ -1148,7 +1148,111 @@
                 <w:rFonts w:ascii="Arial" w:cs="Arial" w:eastAsia="Arial" w:hAnsi="Arial"/>
                 <w:b/>
                 <w:bCs/>
-                <w:color w:val="1A1A2E"/>
+                <w:color w:val="0F172A"/>
+                <w:sz w:val="20"/>
+                <w:szCs w:val="20"/>
+              </w:rPr>
+              <w:t xml:space="preserve">Roster Build</w:t>
+            </w:r>
+          </w:p>
+        </w:tc>
+        <w:tc>
+          <w:tcPr>
+            <w:tcW w:type="dxa" w:w="1800"/>
+            <w:tcBorders>
+              <w:top w:val="single" w:color="E2E8F0" w:sz="1"/>
+              <w:left w:val="single" w:color="E2E8F0" w:sz="1"/>
+              <w:bottom w:val="single" w:color="E2E8F0" w:sz="1"/>
+              <w:right w:val="single" w:color="E2E8F0" w:sz="1"/>
+            </w:tcBorders>
+            <w:shd w:fill="FFFFFF" w:val="clear"/>
+            <w:tcMar>
+              <w:top w:type="dxa" w:w="100"/>
+              <w:left w:type="dxa" w:w="140"/>
+              <w:bottom w:type="dxa" w:w="100"/>
+              <w:right w:type="dxa" w:w="140"/>
+            </w:tcMar>
+          </w:tcPr>
+          <w:p>
+            <w:pPr>
+              <w:jc w:val="center"/>
+            </w:pPr>
+            <w:r>
+              <w:rPr>
+                <w:rFonts w:ascii="Arial" w:cs="Arial" w:eastAsia="Arial" w:hAnsi="Arial"/>
+                <w:b w:val="false"/>
+                <w:bCs w:val="false"/>
+                <w:color w:val="991B1B"/>
+                <w:sz w:val="20"/>
+                <w:szCs w:val="20"/>
+              </w:rPr>
+              <w:t xml:space="preserve">8 hrs / week</w:t>
+            </w:r>
+          </w:p>
+        </w:tc>
+        <w:tc>
+          <w:tcPr>
+            <w:tcW w:type="dxa" w:w="5560"/>
+            <w:tcBorders>
+              <w:top w:val="single" w:color="E2E8F0" w:sz="1"/>
+              <w:left w:val="single" w:color="E2E8F0" w:sz="1"/>
+              <w:bottom w:val="single" w:color="E2E8F0" w:sz="1"/>
+              <w:right w:val="single" w:color="E2E8F0" w:sz="1"/>
+            </w:tcBorders>
+            <w:shd w:fill="FFFFFF" w:val="clear"/>
+            <w:tcMar>
+              <w:top w:type="dxa" w:w="100"/>
+              <w:left w:type="dxa" w:w="140"/>
+              <w:bottom w:type="dxa" w:w="100"/>
+              <w:right w:type="dxa" w:w="140"/>
+            </w:tcMar>
+          </w:tcPr>
+          <w:p>
+            <w:pPr>
+              <w:jc w:val="left"/>
+            </w:pPr>
+            <w:r>
+              <w:rPr>
+                <w:rFonts w:ascii="Arial" w:cs="Arial" w:eastAsia="Arial" w:hAnsi="Arial"/>
+                <w:b w:val="false"/>
+                <w:bCs w:val="false"/>
+                <w:color w:val="475569"/>
+                <w:sz w:val="20"/>
+                <w:szCs w:val="20"/>
+              </w:rPr>
+              <w:t xml:space="preserve">Excel-based scheduling: manual weekoff checks, shift conflict detection</w:t>
+            </w:r>
+          </w:p>
+        </w:tc>
+      </w:tr>
+      <w:tr>
+        <w:tc>
+          <w:tcPr>
+            <w:tcW w:type="dxa" w:w="2000"/>
+            <w:tcBorders>
+              <w:top w:val="single" w:color="E2E8F0" w:sz="1"/>
+              <w:left w:val="single" w:color="E2E8F0" w:sz="1"/>
+              <w:bottom w:val="single" w:color="E2E8F0" w:sz="1"/>
+              <w:right w:val="single" w:color="E2E8F0" w:sz="1"/>
+            </w:tcBorders>
+            <w:shd w:fill="F1F5F9" w:val="clear"/>
+            <w:tcMar>
+              <w:top w:type="dxa" w:w="100"/>
+              <w:left w:type="dxa" w:w="140"/>
+              <w:bottom w:type="dxa" w:w="100"/>
+              <w:right w:type="dxa" w:w="140"/>
+            </w:tcMar>
+          </w:tcPr>
+          <w:p>
+            <w:pPr>
+              <w:jc w:val="left"/>
+            </w:pPr>
+            <w:r>
+              <w:rPr>
+                <w:rFonts w:ascii="Arial" w:cs="Arial" w:eastAsia="Arial" w:hAnsi="Arial"/>
+                <w:b/>
+                <w:bCs/>
+                <w:color w:val="0F172A"/>
                 <w:sz w:val="20"/>
                 <w:szCs w:val="20"/>
               </w:rPr>
@@ -1160,46 +1264,46 @@
           <w:tcPr>
             <w:tcW w:type="dxa" w:w="1800"/>
             <w:tcBorders>
-              <w:top w:val="single" w:color="DDDDDD" w:sz="1"/>
-              <w:left w:val="single" w:color="DDDDDD" w:sz="1"/>
-              <w:bottom w:val="single" w:color="DDDDDD" w:sz="1"/>
-              <w:right w:val="single" w:color="DDDDDD" w:sz="1"/>
-            </w:tcBorders>
-            <w:shd w:fill="FFFFFF" w:val="clear"/>
-            <w:tcMar>
-              <w:top w:type="dxa" w:w="100"/>
-              <w:left w:type="dxa" w:w="140"/>
-              <w:bottom w:type="dxa" w:w="100"/>
-              <w:right w:type="dxa" w:w="140"/>
-            </w:tcMar>
-          </w:tcPr>
-          <w:p>
-            <w:pPr>
-              <w:jc w:val="center"/>
-            </w:pPr>
-            <w:r>
-              <w:rPr>
-                <w:rFonts w:ascii="Arial" w:cs="Arial" w:eastAsia="Arial" w:hAnsi="Arial"/>
-                <w:b w:val="false"/>
-                <w:bCs w:val="false"/>
-                <w:color w:val="A32D2D"/>
-                <w:sz w:val="20"/>
-                <w:szCs w:val="20"/>
-              </w:rPr>
-              <w:t xml:space="preserve">45 min / swap (calls)</w:t>
-            </w:r>
-          </w:p>
-        </w:tc>
-        <w:tc>
-          <w:tcPr>
-            <w:tcW w:type="dxa" w:w="5360"/>
-            <w:tcBorders>
-              <w:top w:val="single" w:color="DDDDDD" w:sz="1"/>
-              <w:left w:val="single" w:color="DDDDDD" w:sz="1"/>
-              <w:bottom w:val="single" w:color="DDDDDD" w:sz="1"/>
-              <w:right w:val="single" w:color="DDDDDD" w:sz="1"/>
-            </w:tcBorders>
-            <w:shd w:fill="FFFFFF" w:val="clear"/>
+              <w:top w:val="single" w:color="E2E8F0" w:sz="1"/>
+              <w:left w:val="single" w:color="E2E8F0" w:sz="1"/>
+              <w:bottom w:val="single" w:color="E2E8F0" w:sz="1"/>
+              <w:right w:val="single" w:color="E2E8F0" w:sz="1"/>
+            </w:tcBorders>
+            <w:shd w:fill="F1F5F9" w:val="clear"/>
+            <w:tcMar>
+              <w:top w:type="dxa" w:w="100"/>
+              <w:left w:type="dxa" w:w="140"/>
+              <w:bottom w:type="dxa" w:w="100"/>
+              <w:right w:type="dxa" w:w="140"/>
+            </w:tcMar>
+          </w:tcPr>
+          <w:p>
+            <w:pPr>
+              <w:jc w:val="center"/>
+            </w:pPr>
+            <w:r>
+              <w:rPr>
+                <w:rFonts w:ascii="Arial" w:cs="Arial" w:eastAsia="Arial" w:hAnsi="Arial"/>
+                <w:b w:val="false"/>
+                <w:bCs w:val="false"/>
+                <w:color w:val="991B1B"/>
+                <w:sz w:val="20"/>
+                <w:szCs w:val="20"/>
+              </w:rPr>
+              <w:t xml:space="preserve">45 min / swap</w:t>
+            </w:r>
+          </w:p>
+        </w:tc>
+        <w:tc>
+          <w:tcPr>
+            <w:tcW w:type="dxa" w:w="5560"/>
+            <w:tcBorders>
+              <w:top w:val="single" w:color="E2E8F0" w:sz="1"/>
+              <w:left w:val="single" w:color="E2E8F0" w:sz="1"/>
+              <w:bottom w:val="single" w:color="E2E8F0" w:sz="1"/>
+              <w:right w:val="single" w:color="E2E8F0" w:sz="1"/>
+            </w:tcBorders>
+            <w:shd w:fill="F1F5F9" w:val="clear"/>
             <w:tcMar>
               <w:top w:type="dxa" w:w="100"/>
               <w:left w:type="dxa" w:w="140"/>
@@ -1216,11 +1320,11 @@
                 <w:rFonts w:ascii="Arial" w:cs="Arial" w:eastAsia="Arial" w:hAnsi="Arial"/>
                 <w:b w:val="false"/>
                 <w:bCs w:val="false"/>
-                <w:color w:val="444444"/>
-                <w:sz w:val="20"/>
-                <w:szCs w:val="20"/>
-              </w:rPr>
-              <w:t xml:space="preserve">No system — phone calls, WhatsApp, then manual roster update</w:t>
+                <w:color w:val="475569"/>
+                <w:sz w:val="20"/>
+                <w:szCs w:val="20"/>
+              </w:rPr>
+              <w:t xml:space="preserve">No system — phone calls, WhatsApp threads, then manual roster update</w:t>
             </w:r>
           </w:p>
         </w:tc>
@@ -1232,8 +1336,8 @@
       </w:pPr>
       <w:r>
         <w:rPr>
-          <w:sz w:val="22"/>
-          <w:szCs w:val="22"/>
+          <w:sz w:val="20"/>
+          <w:szCs w:val="20"/>
         </w:rPr>
         <w:t xml:space="preserve"/>
       </w:r>
@@ -1247,7 +1351,7 @@
           <w:rFonts w:ascii="Arial" w:cs="Arial" w:eastAsia="Arial" w:hAnsi="Arial"/>
           <w:b/>
           <w:bCs/>
-          <w:color w:val="1A1A2E"/>
+          <w:color w:val="0F172A"/>
           <w:sz w:val="22"/>
           <w:szCs w:val="22"/>
         </w:rPr>
@@ -1266,11 +1370,11 @@
       <w:r>
         <w:rPr>
           <w:rFonts w:ascii="Arial" w:cs="Arial" w:eastAsia="Arial" w:hAnsi="Arial"/>
-          <w:color w:val="444444"/>
+          <w:color w:val="475569"/>
           <w:sz w:val="22"/>
           <w:szCs w:val="22"/>
         </w:rPr>
-        <w:t xml:space="preserve">Each log entry takes 2 hours because members must read through shared docs, understand previous context, format their update correctly, and share it across multiple channels (SNOW, Slack, Teams).</w:t>
+        <w:t xml:space="preserve">Log entries take over 2 hours each because members must read through shared docs, reconstruct context, and broadcast updates across SNOW, Slack, and Teams simultaneously.</w:t>
       </w:r>
     </w:p>
     <w:p>
@@ -1285,11 +1389,11 @@
       <w:r>
         <w:rPr>
           <w:rFonts w:ascii="Arial" w:cs="Arial" w:eastAsia="Arial" w:hAnsi="Arial"/>
-          <w:color w:val="444444"/>
+          <w:color w:val="475569"/>
           <w:sz w:val="22"/>
           <w:szCs w:val="22"/>
         </w:rPr>
-        <w:t xml:space="preserve">Each shift handover consumes 2 hours: ~90 minutes compiling open items from scattered sources, and ~30 minutes in a handover meeting to walk the incoming lead through the document.</w:t>
+        <w:t xml:space="preserve">Each shift handover meeting involves 17 attendees (16 members + 1 lead). At 2 hours per meeting, 3 shifts per day, the team collectively spends 31,025 hours per year just on handover.</w:t>
       </w:r>
     </w:p>
     <w:p>
@@ -1304,11 +1408,11 @@
       <w:r>
         <w:rPr>
           <w:rFonts w:ascii="Arial" w:cs="Arial" w:eastAsia="Arial" w:hAnsi="Arial"/>
-          <w:color w:val="444444"/>
+          <w:color w:val="475569"/>
           <w:sz w:val="22"/>
           <w:szCs w:val="22"/>
         </w:rPr>
-        <w:t xml:space="preserve">Manager reporting takes 8 hours every week — manually pulling status from 7 separate project sheets, converting into a consolidated report, and distributing to stakeholders.</w:t>
+        <w:t xml:space="preserve">Manager reporting takes 8 hours weekly — pulling status from 7 project docs, consolidating into a single report, and distributing to stakeholders.</w:t>
       </w:r>
     </w:p>
     <w:p>
@@ -1323,11 +1427,11 @@
       <w:r>
         <w:rPr>
           <w:rFonts w:ascii="Arial" w:cs="Arial" w:eastAsia="Arial" w:hAnsi="Arial"/>
-          <w:color w:val="444444"/>
+          <w:color w:val="475569"/>
           <w:sz w:val="22"/>
           <w:szCs w:val="22"/>
         </w:rPr>
-        <w:t xml:space="preserve">Roster management takes another 8 hours per week: building schedules in Excel, manually checking weekoff patterns, catching double-shifts, and handling last-minute changes.</w:t>
+        <w:t xml:space="preserve">Roster build takes another 8 hours per week: Excel-based scheduling with manual weekoff pattern checks, double-shift detection, and last-minute change propagation.</w:t>
       </w:r>
     </w:p>
     <w:p>
@@ -1342,11 +1446,11 @@
       <w:r>
         <w:rPr>
           <w:rFonts w:ascii="Arial" w:cs="Arial" w:eastAsia="Arial" w:hAnsi="Arial"/>
-          <w:color w:val="444444"/>
+          <w:color w:val="475569"/>
           <w:sz w:val="22"/>
           <w:szCs w:val="22"/>
         </w:rPr>
-        <w:t xml:space="preserve">Shift swaps have no system — coordination happens via phone calls and WhatsApp, then the roster is updated manually. This introduces errors and delays approval.</w:t>
+        <w:t xml:space="preserve">Shift swaps have no system — phone calls and WhatsApp, followed by manual roster updates. Each swap takes ~45 minutes of coordination overhead.</w:t>
       </w:r>
     </w:p>
     <w:p>
@@ -1355,8 +1459,8 @@
       </w:pPr>
       <w:r>
         <w:rPr>
-          <w:sz w:val="22"/>
-          <w:szCs w:val="22"/>
+          <w:sz w:val="20"/>
+          <w:szCs w:val="20"/>
         </w:rPr>
         <w:t xml:space="preserve"/>
       </w:r>
@@ -1364,9 +1468,9 @@
     <w:p>
       <w:pPr>
         <w:pBdr>
-          <w:bottom w:val="single" w:color="DDDDDD" w:sz="4" w:space="1"/>
+          <w:bottom w:val="single" w:color="E2E8F0" w:sz="4" w:space="1"/>
         </w:pBdr>
-        <w:spacing w:after="160" w:before="160"/>
+        <w:spacing w:after="200" w:before="200"/>
       </w:pPr>
       <w:r>
         <w:t xml:space="preserve"/>
@@ -1375,14 +1479,14 @@
     <w:p>
       <w:pPr>
         <w:pStyle w:val="Heading1"/>
-        <w:spacing w:after="160" w:before="320"/>
+        <w:spacing w:after="160" w:before="360"/>
       </w:pPr>
       <w:r>
         <w:rPr>
           <w:rFonts w:ascii="Arial" w:cs="Arial" w:eastAsia="Arial" w:hAnsi="Arial"/>
           <w:b/>
           <w:bCs/>
-          <w:color w:val="0F6E56"/>
+          <w:color w:val="134e4a"/>
           <w:sz w:val="32"/>
           <w:szCs w:val="32"/>
         </w:rPr>
@@ -1396,11 +1500,11 @@
       <w:r>
         <w:rPr>
           <w:rFonts w:ascii="Arial" w:cs="Arial" w:eastAsia="Arial" w:hAnsi="Arial"/>
-          <w:color w:val="444444"/>
+          <w:color w:val="475569"/>
           <w:sz w:val="22"/>
           <w:szCs w:val="22"/>
         </w:rPr>
-        <w:t xml:space="preserve">ShiftBuddy is a Next.js-based internal web application with role-based access control (RBAC), structured data entry, real-time dashboards, and automated report generation. It is purpose-designed for HCL's operating model and team structure.</w:t>
+        <w:t xml:space="preserve">ShiftBuddy is a Next.js 14 application with role-based access control (RBAC), structured data entry, real-time dashboards, and automated report generation. Purpose-designed for HCL's 24/7 operating model.</w:t>
       </w:r>
     </w:p>
     <w:p>
@@ -1409,8 +1513,8 @@
       </w:pPr>
       <w:r>
         <w:rPr>
-          <w:sz w:val="22"/>
-          <w:szCs w:val="22"/>
+          <w:sz w:val="20"/>
+          <w:szCs w:val="20"/>
         </w:rPr>
         <w:t xml:space="preserve"/>
       </w:r>
@@ -1440,12 +1544,12 @@
           <w:tcPr>
             <w:tcW w:type="dxa" w:w="2600"/>
             <w:tcBorders>
-              <w:top w:val="single" w:color="DDDDDD" w:sz="1"/>
-              <w:left w:val="single" w:color="DDDDDD" w:sz="1"/>
-              <w:bottom w:val="single" w:color="DDDDDD" w:sz="1"/>
-              <w:right w:val="single" w:color="DDDDDD" w:sz="1"/>
-            </w:tcBorders>
-            <w:shd w:fill="0F6E56" w:val="clear"/>
+              <w:top w:val="single" w:color="E2E8F0" w:sz="1"/>
+              <w:left w:val="single" w:color="E2E8F0" w:sz="1"/>
+              <w:bottom w:val="single" w:color="E2E8F0" w:sz="1"/>
+              <w:right w:val="single" w:color="E2E8F0" w:sz="1"/>
+            </w:tcBorders>
+            <w:shd w:fill="0d9488" w:val="clear"/>
             <w:tcMar>
               <w:top w:type="dxa" w:w="100"/>
               <w:left w:type="dxa" w:w="140"/>
@@ -1466,7 +1570,7 @@
                 <w:sz w:val="20"/>
                 <w:szCs w:val="20"/>
               </w:rPr>
-              <w:t xml:space="preserve">ShiftBuddy feature</w:t>
+              <w:t xml:space="preserve">ShiftBuddy Feature</w:t>
             </w:r>
           </w:p>
         </w:tc>
@@ -1474,12 +1578,12 @@
           <w:tcPr>
             <w:tcW w:type="dxa" w:w="4760"/>
             <w:tcBorders>
-              <w:top w:val="single" w:color="DDDDDD" w:sz="1"/>
-              <w:left w:val="single" w:color="DDDDDD" w:sz="1"/>
-              <w:bottom w:val="single" w:color="DDDDDD" w:sz="1"/>
-              <w:right w:val="single" w:color="DDDDDD" w:sz="1"/>
-            </w:tcBorders>
-            <w:shd w:fill="0F6E56" w:val="clear"/>
+              <w:top w:val="single" w:color="E2E8F0" w:sz="1"/>
+              <w:left w:val="single" w:color="E2E8F0" w:sz="1"/>
+              <w:bottom w:val="single" w:color="E2E8F0" w:sz="1"/>
+              <w:right w:val="single" w:color="E2E8F0" w:sz="1"/>
+            </w:tcBorders>
+            <w:shd w:fill="0d9488" w:val="clear"/>
             <w:tcMar>
               <w:top w:type="dxa" w:w="100"/>
               <w:left w:type="dxa" w:w="140"/>
@@ -1508,12 +1612,12 @@
           <w:tcPr>
             <w:tcW w:type="dxa" w:w="2000"/>
             <w:tcBorders>
-              <w:top w:val="single" w:color="DDDDDD" w:sz="1"/>
-              <w:left w:val="single" w:color="DDDDDD" w:sz="1"/>
-              <w:bottom w:val="single" w:color="DDDDDD" w:sz="1"/>
-              <w:right w:val="single" w:color="DDDDDD" w:sz="1"/>
-            </w:tcBorders>
-            <w:shd w:fill="0F6E56" w:val="clear"/>
+              <w:top w:val="single" w:color="E2E8F0" w:sz="1"/>
+              <w:left w:val="single" w:color="E2E8F0" w:sz="1"/>
+              <w:bottom w:val="single" w:color="E2E8F0" w:sz="1"/>
+              <w:right w:val="single" w:color="E2E8F0" w:sz="1"/>
+            </w:tcBorders>
+            <w:shd w:fill="0d9488" w:val="clear"/>
             <w:tcMar>
               <w:top w:type="dxa" w:w="100"/>
               <w:left w:type="dxa" w:w="140"/>
@@ -1544,12 +1648,12 @@
           <w:tcPr>
             <w:tcW w:type="dxa" w:w="2600"/>
             <w:tcBorders>
-              <w:top w:val="single" w:color="DDDDDD" w:sz="1"/>
-              <w:left w:val="single" w:color="DDDDDD" w:sz="1"/>
-              <w:bottom w:val="single" w:color="DDDDDD" w:sz="1"/>
-              <w:right w:val="single" w:color="DDDDDD" w:sz="1"/>
-            </w:tcBorders>
-            <w:shd w:fill="F5F5F5" w:val="clear"/>
+              <w:top w:val="single" w:color="E2E8F0" w:sz="1"/>
+              <w:left w:val="single" w:color="E2E8F0" w:sz="1"/>
+              <w:bottom w:val="single" w:color="E2E8F0" w:sz="1"/>
+              <w:right w:val="single" w:color="E2E8F0" w:sz="1"/>
+            </w:tcBorders>
+            <w:shd w:fill="F1F5F9" w:val="clear"/>
             <w:tcMar>
               <w:top w:type="dxa" w:w="100"/>
               <w:left w:type="dxa" w:w="140"/>
@@ -1566,7 +1670,7 @@
                 <w:rFonts w:ascii="Arial" w:cs="Arial" w:eastAsia="Arial" w:hAnsi="Arial"/>
                 <w:b/>
                 <w:bCs/>
-                <w:color w:val="1A1A2E"/>
+                <w:color w:val="0F172A"/>
                 <w:sz w:val="20"/>
                 <w:szCs w:val="20"/>
               </w:rPr>
@@ -1578,12 +1682,12 @@
           <w:tcPr>
             <w:tcW w:type="dxa" w:w="4760"/>
             <w:tcBorders>
-              <w:top w:val="single" w:color="DDDDDD" w:sz="1"/>
-              <w:left w:val="single" w:color="DDDDDD" w:sz="1"/>
-              <w:bottom w:val="single" w:color="DDDDDD" w:sz="1"/>
-              <w:right w:val="single" w:color="DDDDDD" w:sz="1"/>
-            </w:tcBorders>
-            <w:shd w:fill="F5F5F5" w:val="clear"/>
+              <w:top w:val="single" w:color="E2E8F0" w:sz="1"/>
+              <w:left w:val="single" w:color="E2E8F0" w:sz="1"/>
+              <w:bottom w:val="single" w:color="E2E8F0" w:sz="1"/>
+              <w:right w:val="single" w:color="E2E8F0" w:sz="1"/>
+            </w:tcBorders>
+            <w:shd w:fill="F1F5F9" w:val="clear"/>
             <w:tcMar>
               <w:top w:type="dxa" w:w="100"/>
               <w:left w:type="dxa" w:w="140"/>
@@ -1600,11 +1704,11 @@
                 <w:rFonts w:ascii="Arial" w:cs="Arial" w:eastAsia="Arial" w:hAnsi="Arial"/>
                 <w:b w:val="false"/>
                 <w:bCs w:val="false"/>
-                <w:color w:val="444444"/>
-                <w:sz w:val="20"/>
-                <w:szCs w:val="20"/>
-              </w:rPr>
-              <w:t xml:space="preserve">Guided form: source, severity, status, blocking flag — 20 min avg</w:t>
+                <w:color w:val="475569"/>
+                <w:sz w:val="20"/>
+                <w:szCs w:val="20"/>
+              </w:rPr>
+              <w:t xml:space="preserve">Guided form: source, severity, status, blocking flag — avg 20 min</w:t>
             </w:r>
           </w:p>
         </w:tc>
@@ -1612,33 +1716,33 @@
           <w:tcPr>
             <w:tcW w:type="dxa" w:w="2000"/>
             <w:tcBorders>
-              <w:top w:val="single" w:color="DDDDDD" w:sz="1"/>
-              <w:left w:val="single" w:color="DDDDDD" w:sz="1"/>
-              <w:bottom w:val="single" w:color="DDDDDD" w:sz="1"/>
-              <w:right w:val="single" w:color="DDDDDD" w:sz="1"/>
-            </w:tcBorders>
-            <w:shd w:fill="E1F5EE" w:val="clear"/>
-            <w:tcMar>
-              <w:top w:type="dxa" w:w="100"/>
-              <w:left w:type="dxa" w:w="140"/>
-              <w:bottom w:type="dxa" w:w="100"/>
-              <w:right w:type="dxa" w:w="140"/>
-            </w:tcMar>
-          </w:tcPr>
-          <w:p>
-            <w:pPr>
-              <w:jc w:val="center"/>
-            </w:pPr>
-            <w:r>
-              <w:rPr>
-                <w:rFonts w:ascii="Arial" w:cs="Arial" w:eastAsia="Arial" w:hAnsi="Arial"/>
-                <w:b w:val="false"/>
-                <w:bCs w:val="false"/>
-                <w:color w:val="0F6E56"/>
-                <w:sz w:val="20"/>
-                <w:szCs w:val="20"/>
-              </w:rPr>
-              <w:t xml:space="preserve">Log entry</w:t>
+              <w:top w:val="single" w:color="E2E8F0" w:sz="1"/>
+              <w:left w:val="single" w:color="E2E8F0" w:sz="1"/>
+              <w:bottom w:val="single" w:color="E2E8F0" w:sz="1"/>
+              <w:right w:val="single" w:color="E2E8F0" w:sz="1"/>
+            </w:tcBorders>
+            <w:shd w:fill="CCFBF1" w:val="clear"/>
+            <w:tcMar>
+              <w:top w:type="dxa" w:w="100"/>
+              <w:left w:type="dxa" w:w="140"/>
+              <w:bottom w:type="dxa" w:w="100"/>
+              <w:right w:type="dxa" w:w="140"/>
+            </w:tcMar>
+          </w:tcPr>
+          <w:p>
+            <w:pPr>
+              <w:jc w:val="center"/>
+            </w:pPr>
+            <w:r>
+              <w:rPr>
+                <w:rFonts w:ascii="Arial" w:cs="Arial" w:eastAsia="Arial" w:hAnsi="Arial"/>
+                <w:b w:val="false"/>
+                <w:bCs w:val="false"/>
+                <w:color w:val="134e4a"/>
+                <w:sz w:val="20"/>
+                <w:szCs w:val="20"/>
+              </w:rPr>
+              <w:t xml:space="preserve">Log Entry</w:t>
             </w:r>
           </w:p>
         </w:tc>
@@ -1648,10 +1752,10 @@
           <w:tcPr>
             <w:tcW w:type="dxa" w:w="2600"/>
             <w:tcBorders>
-              <w:top w:val="single" w:color="DDDDDD" w:sz="1"/>
-              <w:left w:val="single" w:color="DDDDDD" w:sz="1"/>
-              <w:bottom w:val="single" w:color="DDDDDD" w:sz="1"/>
-              <w:right w:val="single" w:color="DDDDDD" w:sz="1"/>
+              <w:top w:val="single" w:color="E2E8F0" w:sz="1"/>
+              <w:left w:val="single" w:color="E2E8F0" w:sz="1"/>
+              <w:bottom w:val="single" w:color="E2E8F0" w:sz="1"/>
+              <w:right w:val="single" w:color="E2E8F0" w:sz="1"/>
             </w:tcBorders>
             <w:shd w:fill="FFFFFF" w:val="clear"/>
             <w:tcMar>
@@ -1670,7 +1774,7 @@
                 <w:rFonts w:ascii="Arial" w:cs="Arial" w:eastAsia="Arial" w:hAnsi="Arial"/>
                 <w:b/>
                 <w:bCs/>
-                <w:color w:val="1A1A2E"/>
+                <w:color w:val="0F172A"/>
                 <w:sz w:val="20"/>
                 <w:szCs w:val="20"/>
               </w:rPr>
@@ -1682,10 +1786,10 @@
           <w:tcPr>
             <w:tcW w:type="dxa" w:w="4760"/>
             <w:tcBorders>
-              <w:top w:val="single" w:color="DDDDDD" w:sz="1"/>
-              <w:left w:val="single" w:color="DDDDDD" w:sz="1"/>
-              <w:bottom w:val="single" w:color="DDDDDD" w:sz="1"/>
-              <w:right w:val="single" w:color="DDDDDD" w:sz="1"/>
+              <w:top w:val="single" w:color="E2E8F0" w:sz="1"/>
+              <w:left w:val="single" w:color="E2E8F0" w:sz="1"/>
+              <w:bottom w:val="single" w:color="E2E8F0" w:sz="1"/>
+              <w:right w:val="single" w:color="E2E8F0" w:sz="1"/>
             </w:tcBorders>
             <w:shd w:fill="FFFFFF" w:val="clear"/>
             <w:tcMar>
@@ -1704,11 +1808,11 @@
                 <w:rFonts w:ascii="Arial" w:cs="Arial" w:eastAsia="Arial" w:hAnsi="Arial"/>
                 <w:b w:val="false"/>
                 <w:bCs w:val="false"/>
-                <w:color w:val="444444"/>
-                <w:sz w:val="20"/>
-                <w:szCs w:val="20"/>
-              </w:rPr>
-              <w:t xml:space="preserve">Pulls open items, P1s, blockers auto — lead reviews &amp; submits in 20 min</w:t>
+                <w:color w:val="475569"/>
+                <w:sz w:val="20"/>
+                <w:szCs w:val="20"/>
+              </w:rPr>
+              <w:t xml:space="preserve">Pulls open items &amp; blockers automatically — lead reviews &amp; submits in 20 min</w:t>
             </w:r>
           </w:p>
         </w:tc>
@@ -1716,10 +1820,10 @@
           <w:tcPr>
             <w:tcW w:type="dxa" w:w="2000"/>
             <w:tcBorders>
-              <w:top w:val="single" w:color="DDDDDD" w:sz="1"/>
-              <w:left w:val="single" w:color="DDDDDD" w:sz="1"/>
-              <w:bottom w:val="single" w:color="DDDDDD" w:sz="1"/>
-              <w:right w:val="single" w:color="DDDDDD" w:sz="1"/>
+              <w:top w:val="single" w:color="E2E8F0" w:sz="1"/>
+              <w:left w:val="single" w:color="E2E8F0" w:sz="1"/>
+              <w:bottom w:val="single" w:color="E2E8F0" w:sz="1"/>
+              <w:right w:val="single" w:color="E2E8F0" w:sz="1"/>
             </w:tcBorders>
             <w:shd w:fill="FFFFFF" w:val="clear"/>
             <w:tcMar>
@@ -1738,7 +1842,7 @@
                 <w:rFonts w:ascii="Arial" w:cs="Arial" w:eastAsia="Arial" w:hAnsi="Arial"/>
                 <w:b w:val="false"/>
                 <w:bCs w:val="false"/>
-                <w:color w:val="0F6E56"/>
+                <w:color w:val="134e4a"/>
                 <w:sz w:val="20"/>
                 <w:szCs w:val="20"/>
               </w:rPr>
@@ -1752,12 +1856,12 @@
           <w:tcPr>
             <w:tcW w:type="dxa" w:w="2600"/>
             <w:tcBorders>
-              <w:top w:val="single" w:color="DDDDDD" w:sz="1"/>
-              <w:left w:val="single" w:color="DDDDDD" w:sz="1"/>
-              <w:bottom w:val="single" w:color="DDDDDD" w:sz="1"/>
-              <w:right w:val="single" w:color="DDDDDD" w:sz="1"/>
-            </w:tcBorders>
-            <w:shd w:fill="F5F5F5" w:val="clear"/>
+              <w:top w:val="single" w:color="E2E8F0" w:sz="1"/>
+              <w:left w:val="single" w:color="E2E8F0" w:sz="1"/>
+              <w:bottom w:val="single" w:color="E2E8F0" w:sz="1"/>
+              <w:right w:val="single" w:color="E2E8F0" w:sz="1"/>
+            </w:tcBorders>
+            <w:shd w:fill="F1F5F9" w:val="clear"/>
             <w:tcMar>
               <w:top w:type="dxa" w:w="100"/>
               <w:left w:type="dxa" w:w="140"/>
@@ -1774,7 +1878,7 @@
                 <w:rFonts w:ascii="Arial" w:cs="Arial" w:eastAsia="Arial" w:hAnsi="Arial"/>
                 <w:b/>
                 <w:bCs/>
-                <w:color w:val="1A1A2E"/>
+                <w:color w:val="0F172A"/>
                 <w:sz w:val="20"/>
                 <w:szCs w:val="20"/>
               </w:rPr>
@@ -1786,12 +1890,12 @@
           <w:tcPr>
             <w:tcW w:type="dxa" w:w="4760"/>
             <w:tcBorders>
-              <w:top w:val="single" w:color="DDDDDD" w:sz="1"/>
-              <w:left w:val="single" w:color="DDDDDD" w:sz="1"/>
-              <w:bottom w:val="single" w:color="DDDDDD" w:sz="1"/>
-              <w:right w:val="single" w:color="DDDDDD" w:sz="1"/>
-            </w:tcBorders>
-            <w:shd w:fill="F5F5F5" w:val="clear"/>
+              <w:top w:val="single" w:color="E2E8F0" w:sz="1"/>
+              <w:left w:val="single" w:color="E2E8F0" w:sz="1"/>
+              <w:bottom w:val="single" w:color="E2E8F0" w:sz="1"/>
+              <w:right w:val="single" w:color="E2E8F0" w:sz="1"/>
+            </w:tcBorders>
+            <w:shd w:fill="F1F5F9" w:val="clear"/>
             <w:tcMar>
               <w:top w:type="dxa" w:w="100"/>
               <w:left w:type="dxa" w:w="140"/>
@@ -1808,11 +1912,11 @@
                 <w:rFonts w:ascii="Arial" w:cs="Arial" w:eastAsia="Arial" w:hAnsi="Arial"/>
                 <w:b w:val="false"/>
                 <w:bCs w:val="false"/>
-                <w:color w:val="444444"/>
-                <w:sz w:val="20"/>
-                <w:szCs w:val="20"/>
-              </w:rPr>
-              <w:t xml:space="preserve">Templated fields: incidents, KT, KTLO, tasks — 15 min avg</w:t>
+                <w:color w:val="475569"/>
+                <w:sz w:val="20"/>
+                <w:szCs w:val="20"/>
+              </w:rPr>
+              <w:t xml:space="preserve">Templated fields: incidents, KT, KTLO, tasks — avg 10 min</w:t>
             </w:r>
           </w:p>
         </w:tc>
@@ -1820,29 +1924,29 @@
           <w:tcPr>
             <w:tcW w:type="dxa" w:w="2000"/>
             <w:tcBorders>
-              <w:top w:val="single" w:color="DDDDDD" w:sz="1"/>
-              <w:left w:val="single" w:color="DDDDDD" w:sz="1"/>
-              <w:bottom w:val="single" w:color="DDDDDD" w:sz="1"/>
-              <w:right w:val="single" w:color="DDDDDD" w:sz="1"/>
-            </w:tcBorders>
-            <w:shd w:fill="E1F5EE" w:val="clear"/>
-            <w:tcMar>
-              <w:top w:type="dxa" w:w="100"/>
-              <w:left w:type="dxa" w:w="140"/>
-              <w:bottom w:type="dxa" w:w="100"/>
-              <w:right w:type="dxa" w:w="140"/>
-            </w:tcMar>
-          </w:tcPr>
-          <w:p>
-            <w:pPr>
-              <w:jc w:val="center"/>
-            </w:pPr>
-            <w:r>
-              <w:rPr>
-                <w:rFonts w:ascii="Arial" w:cs="Arial" w:eastAsia="Arial" w:hAnsi="Arial"/>
-                <w:b w:val="false"/>
-                <w:bCs w:val="false"/>
-                <w:color w:val="0F6E56"/>
+              <w:top w:val="single" w:color="E2E8F0" w:sz="1"/>
+              <w:left w:val="single" w:color="E2E8F0" w:sz="1"/>
+              <w:bottom w:val="single" w:color="E2E8F0" w:sz="1"/>
+              <w:right w:val="single" w:color="E2E8F0" w:sz="1"/>
+            </w:tcBorders>
+            <w:shd w:fill="CCFBF1" w:val="clear"/>
+            <w:tcMar>
+              <w:top w:type="dxa" w:w="100"/>
+              <w:left w:type="dxa" w:w="140"/>
+              <w:bottom w:type="dxa" w:w="100"/>
+              <w:right w:type="dxa" w:w="140"/>
+            </w:tcMar>
+          </w:tcPr>
+          <w:p>
+            <w:pPr>
+              <w:jc w:val="center"/>
+            </w:pPr>
+            <w:r>
+              <w:rPr>
+                <w:rFonts w:ascii="Arial" w:cs="Arial" w:eastAsia="Arial" w:hAnsi="Arial"/>
+                <w:b w:val="false"/>
+                <w:bCs w:val="false"/>
+                <w:color w:val="134e4a"/>
                 <w:sz w:val="20"/>
                 <w:szCs w:val="20"/>
               </w:rPr>
@@ -1856,10 +1960,10 @@
           <w:tcPr>
             <w:tcW w:type="dxa" w:w="2600"/>
             <w:tcBorders>
-              <w:top w:val="single" w:color="DDDDDD" w:sz="1"/>
-              <w:left w:val="single" w:color="DDDDDD" w:sz="1"/>
-              <w:bottom w:val="single" w:color="DDDDDD" w:sz="1"/>
-              <w:right w:val="single" w:color="DDDDDD" w:sz="1"/>
+              <w:top w:val="single" w:color="E2E8F0" w:sz="1"/>
+              <w:left w:val="single" w:color="E2E8F0" w:sz="1"/>
+              <w:bottom w:val="single" w:color="E2E8F0" w:sz="1"/>
+              <w:right w:val="single" w:color="E2E8F0" w:sz="1"/>
             </w:tcBorders>
             <w:shd w:fill="FFFFFF" w:val="clear"/>
             <w:tcMar>
@@ -1878,11 +1982,11 @@
                 <w:rFonts w:ascii="Arial" w:cs="Arial" w:eastAsia="Arial" w:hAnsi="Arial"/>
                 <w:b/>
                 <w:bCs/>
-                <w:color w:val="1A1A2E"/>
-                <w:sz w:val="20"/>
-                <w:szCs w:val="20"/>
-              </w:rPr>
-              <w:t xml:space="preserve">Real-time Project Dashboard</w:t>
+                <w:color w:val="0F172A"/>
+                <w:sz w:val="20"/>
+                <w:szCs w:val="20"/>
+              </w:rPr>
+              <w:t xml:space="preserve">Live Shift Monitor</w:t>
             </w:r>
           </w:p>
         </w:tc>
@@ -1890,10 +1994,10 @@
           <w:tcPr>
             <w:tcW w:type="dxa" w:w="4760"/>
             <w:tcBorders>
-              <w:top w:val="single" w:color="DDDDDD" w:sz="1"/>
-              <w:left w:val="single" w:color="DDDDDD" w:sz="1"/>
-              <w:bottom w:val="single" w:color="DDDDDD" w:sz="1"/>
-              <w:right w:val="single" w:color="DDDDDD" w:sz="1"/>
+              <w:top w:val="single" w:color="E2E8F0" w:sz="1"/>
+              <w:left w:val="single" w:color="E2E8F0" w:sz="1"/>
+              <w:bottom w:val="single" w:color="E2E8F0" w:sz="1"/>
+              <w:right w:val="single" w:color="E2E8F0" w:sz="1"/>
             </w:tcBorders>
             <w:shd w:fill="FFFFFF" w:val="clear"/>
             <w:tcMar>
@@ -1912,11 +2016,11 @@
                 <w:rFonts w:ascii="Arial" w:cs="Arial" w:eastAsia="Arial" w:hAnsi="Arial"/>
                 <w:b w:val="false"/>
                 <w:bCs w:val="false"/>
-                <w:color w:val="444444"/>
-                <w:sz w:val="20"/>
-                <w:szCs w:val="20"/>
-              </w:rPr>
-              <w:t xml:space="preserve">Auto-aggregated from logs — manager reviews in 30 min/week</w:t>
+                <w:color w:val="475569"/>
+                <w:sz w:val="20"/>
+                <w:szCs w:val="20"/>
+              </w:rPr>
+              <w:t xml:space="preserve">Real-time ACTIVE/UPCOMING/ENDED for all 58 members across 3 shifts</w:t>
             </w:r>
           </w:p>
         </w:tc>
@@ -1924,10 +2028,10 @@
           <w:tcPr>
             <w:tcW w:type="dxa" w:w="2000"/>
             <w:tcBorders>
-              <w:top w:val="single" w:color="DDDDDD" w:sz="1"/>
-              <w:left w:val="single" w:color="DDDDDD" w:sz="1"/>
-              <w:bottom w:val="single" w:color="DDDDDD" w:sz="1"/>
-              <w:right w:val="single" w:color="DDDDDD" w:sz="1"/>
+              <w:top w:val="single" w:color="E2E8F0" w:sz="1"/>
+              <w:left w:val="single" w:color="E2E8F0" w:sz="1"/>
+              <w:bottom w:val="single" w:color="E2E8F0" w:sz="1"/>
+              <w:right w:val="single" w:color="E2E8F0" w:sz="1"/>
             </w:tcBorders>
             <w:shd w:fill="FFFFFF" w:val="clear"/>
             <w:tcMar>
@@ -1946,11 +2050,11 @@
                 <w:rFonts w:ascii="Arial" w:cs="Arial" w:eastAsia="Arial" w:hAnsi="Arial"/>
                 <w:b w:val="false"/>
                 <w:bCs w:val="false"/>
-                <w:color w:val="0F6E56"/>
-                <w:sz w:val="20"/>
-                <w:szCs w:val="20"/>
-              </w:rPr>
-              <w:t xml:space="preserve">Reporting</w:t>
+                <w:color w:val="134e4a"/>
+                <w:sz w:val="20"/>
+                <w:szCs w:val="20"/>
+              </w:rPr>
+              <w:t xml:space="preserve">Visibility</w:t>
             </w:r>
           </w:p>
         </w:tc>
@@ -1960,12 +2064,12 @@
           <w:tcPr>
             <w:tcW w:type="dxa" w:w="2600"/>
             <w:tcBorders>
-              <w:top w:val="single" w:color="DDDDDD" w:sz="1"/>
-              <w:left w:val="single" w:color="DDDDDD" w:sz="1"/>
-              <w:bottom w:val="single" w:color="DDDDDD" w:sz="1"/>
-              <w:right w:val="single" w:color="DDDDDD" w:sz="1"/>
-            </w:tcBorders>
-            <w:shd w:fill="F5F5F5" w:val="clear"/>
+              <w:top w:val="single" w:color="E2E8F0" w:sz="1"/>
+              <w:left w:val="single" w:color="E2E8F0" w:sz="1"/>
+              <w:bottom w:val="single" w:color="E2E8F0" w:sz="1"/>
+              <w:right w:val="single" w:color="E2E8F0" w:sz="1"/>
+            </w:tcBorders>
+            <w:shd w:fill="F1F5F9" w:val="clear"/>
             <w:tcMar>
               <w:top w:type="dxa" w:w="100"/>
               <w:left w:type="dxa" w:w="140"/>
@@ -1982,11 +2086,11 @@
                 <w:rFonts w:ascii="Arial" w:cs="Arial" w:eastAsia="Arial" w:hAnsi="Arial"/>
                 <w:b/>
                 <w:bCs/>
-                <w:color w:val="1A1A2E"/>
-                <w:sz w:val="20"/>
-                <w:szCs w:val="20"/>
-              </w:rPr>
-              <w:t xml:space="preserve">Drag-and-Drop Roster Builder</w:t>
+                <w:color w:val="0F172A"/>
+                <w:sz w:val="20"/>
+                <w:szCs w:val="20"/>
+              </w:rPr>
+              <w:t xml:space="preserve">Real-time Project Dashboard</w:t>
             </w:r>
           </w:p>
         </w:tc>
@@ -1994,12 +2098,12 @@
           <w:tcPr>
             <w:tcW w:type="dxa" w:w="4760"/>
             <w:tcBorders>
-              <w:top w:val="single" w:color="DDDDDD" w:sz="1"/>
-              <w:left w:val="single" w:color="DDDDDD" w:sz="1"/>
-              <w:bottom w:val="single" w:color="DDDDDD" w:sz="1"/>
-              <w:right w:val="single" w:color="DDDDDD" w:sz="1"/>
-            </w:tcBorders>
-            <w:shd w:fill="F5F5F5" w:val="clear"/>
+              <w:top w:val="single" w:color="E2E8F0" w:sz="1"/>
+              <w:left w:val="single" w:color="E2E8F0" w:sz="1"/>
+              <w:bottom w:val="single" w:color="E2E8F0" w:sz="1"/>
+              <w:right w:val="single" w:color="E2E8F0" w:sz="1"/>
+            </w:tcBorders>
+            <w:shd w:fill="F1F5F9" w:val="clear"/>
             <w:tcMar>
               <w:top w:type="dxa" w:w="100"/>
               <w:left w:type="dxa" w:w="140"/>
@@ -2016,11 +2120,11 @@
                 <w:rFonts w:ascii="Arial" w:cs="Arial" w:eastAsia="Arial" w:hAnsi="Arial"/>
                 <w:b w:val="false"/>
                 <w:bCs w:val="false"/>
-                <w:color w:val="444444"/>
-                <w:sz w:val="20"/>
-                <w:szCs w:val="20"/>
-              </w:rPr>
-              <w:t xml:space="preserve">Weekoff detection, conflict alerts, bulk assign — 30 min/week</w:t>
+                <w:color w:val="475569"/>
+                <w:sz w:val="20"/>
+                <w:szCs w:val="20"/>
+              </w:rPr>
+              <w:t xml:space="preserve">Auto-aggregated from logs — manager reviews in 30 min/week</w:t>
             </w:r>
           </w:p>
         </w:tc>
@@ -2028,33 +2132,33 @@
           <w:tcPr>
             <w:tcW w:type="dxa" w:w="2000"/>
             <w:tcBorders>
-              <w:top w:val="single" w:color="DDDDDD" w:sz="1"/>
-              <w:left w:val="single" w:color="DDDDDD" w:sz="1"/>
-              <w:bottom w:val="single" w:color="DDDDDD" w:sz="1"/>
-              <w:right w:val="single" w:color="DDDDDD" w:sz="1"/>
-            </w:tcBorders>
-            <w:shd w:fill="E1F5EE" w:val="clear"/>
-            <w:tcMar>
-              <w:top w:type="dxa" w:w="100"/>
-              <w:left w:type="dxa" w:w="140"/>
-              <w:bottom w:type="dxa" w:w="100"/>
-              <w:right w:type="dxa" w:w="140"/>
-            </w:tcMar>
-          </w:tcPr>
-          <w:p>
-            <w:pPr>
-              <w:jc w:val="center"/>
-            </w:pPr>
-            <w:r>
-              <w:rPr>
-                <w:rFonts w:ascii="Arial" w:cs="Arial" w:eastAsia="Arial" w:hAnsi="Arial"/>
-                <w:b w:val="false"/>
-                <w:bCs w:val="false"/>
-                <w:color w:val="0F6E56"/>
-                <w:sz w:val="20"/>
-                <w:szCs w:val="20"/>
-              </w:rPr>
-              <w:t xml:space="preserve">Roster Build</w:t>
+              <w:top w:val="single" w:color="E2E8F0" w:sz="1"/>
+              <w:left w:val="single" w:color="E2E8F0" w:sz="1"/>
+              <w:bottom w:val="single" w:color="E2E8F0" w:sz="1"/>
+              <w:right w:val="single" w:color="E2E8F0" w:sz="1"/>
+            </w:tcBorders>
+            <w:shd w:fill="CCFBF1" w:val="clear"/>
+            <w:tcMar>
+              <w:top w:type="dxa" w:w="100"/>
+              <w:left w:type="dxa" w:w="140"/>
+              <w:bottom w:type="dxa" w:w="100"/>
+              <w:right w:type="dxa" w:w="140"/>
+            </w:tcMar>
+          </w:tcPr>
+          <w:p>
+            <w:pPr>
+              <w:jc w:val="center"/>
+            </w:pPr>
+            <w:r>
+              <w:rPr>
+                <w:rFonts w:ascii="Arial" w:cs="Arial" w:eastAsia="Arial" w:hAnsi="Arial"/>
+                <w:b w:val="false"/>
+                <w:bCs w:val="false"/>
+                <w:color w:val="134e4a"/>
+                <w:sz w:val="20"/>
+                <w:szCs w:val="20"/>
+              </w:rPr>
+              <w:t xml:space="preserve">Reporting</w:t>
             </w:r>
           </w:p>
         </w:tc>
@@ -2064,10 +2168,10 @@
           <w:tcPr>
             <w:tcW w:type="dxa" w:w="2600"/>
             <w:tcBorders>
-              <w:top w:val="single" w:color="DDDDDD" w:sz="1"/>
-              <w:left w:val="single" w:color="DDDDDD" w:sz="1"/>
-              <w:bottom w:val="single" w:color="DDDDDD" w:sz="1"/>
-              <w:right w:val="single" w:color="DDDDDD" w:sz="1"/>
+              <w:top w:val="single" w:color="E2E8F0" w:sz="1"/>
+              <w:left w:val="single" w:color="E2E8F0" w:sz="1"/>
+              <w:bottom w:val="single" w:color="E2E8F0" w:sz="1"/>
+              <w:right w:val="single" w:color="E2E8F0" w:sz="1"/>
             </w:tcBorders>
             <w:shd w:fill="FFFFFF" w:val="clear"/>
             <w:tcMar>
@@ -2086,11 +2190,11 @@
                 <w:rFonts w:ascii="Arial" w:cs="Arial" w:eastAsia="Arial" w:hAnsi="Arial"/>
                 <w:b/>
                 <w:bCs/>
-                <w:color w:val="1A1A2E"/>
-                <w:sz w:val="20"/>
-                <w:szCs w:val="20"/>
-              </w:rPr>
-              <w:t xml:space="preserve">In-App Swap Requests</w:t>
+                <w:color w:val="0F172A"/>
+                <w:sz w:val="20"/>
+                <w:szCs w:val="20"/>
+              </w:rPr>
+              <w:t xml:space="preserve">Drag-and-Drop Roster Builder</w:t>
             </w:r>
           </w:p>
         </w:tc>
@@ -2098,10 +2202,10 @@
           <w:tcPr>
             <w:tcW w:type="dxa" w:w="4760"/>
             <w:tcBorders>
-              <w:top w:val="single" w:color="DDDDDD" w:sz="1"/>
-              <w:left w:val="single" w:color="DDDDDD" w:sz="1"/>
-              <w:bottom w:val="single" w:color="DDDDDD" w:sz="1"/>
-              <w:right w:val="single" w:color="DDDDDD" w:sz="1"/>
+              <w:top w:val="single" w:color="E2E8F0" w:sz="1"/>
+              <w:left w:val="single" w:color="E2E8F0" w:sz="1"/>
+              <w:bottom w:val="single" w:color="E2E8F0" w:sz="1"/>
+              <w:right w:val="single" w:color="E2E8F0" w:sz="1"/>
             </w:tcBorders>
             <w:shd w:fill="FFFFFF" w:val="clear"/>
             <w:tcMar>
@@ -2120,11 +2224,11 @@
                 <w:rFonts w:ascii="Arial" w:cs="Arial" w:eastAsia="Arial" w:hAnsi="Arial"/>
                 <w:b w:val="false"/>
                 <w:bCs w:val="false"/>
-                <w:color w:val="444444"/>
-                <w:sz w:val="20"/>
-                <w:szCs w:val="20"/>
-              </w:rPr>
-              <w:t xml:space="preserve">Member raises request → lead approves → roster auto-updates</w:t>
+                <w:color w:val="475569"/>
+                <w:sz w:val="20"/>
+                <w:szCs w:val="20"/>
+              </w:rPr>
+              <w:t xml:space="preserve">Weekoff detection, conflict alerts, bulk assign — 30 min/week</w:t>
             </w:r>
           </w:p>
         </w:tc>
@@ -2132,10 +2236,10 @@
           <w:tcPr>
             <w:tcW w:type="dxa" w:w="2000"/>
             <w:tcBorders>
-              <w:top w:val="single" w:color="DDDDDD" w:sz="1"/>
-              <w:left w:val="single" w:color="DDDDDD" w:sz="1"/>
-              <w:bottom w:val="single" w:color="DDDDDD" w:sz="1"/>
-              <w:right w:val="single" w:color="DDDDDD" w:sz="1"/>
+              <w:top w:val="single" w:color="E2E8F0" w:sz="1"/>
+              <w:left w:val="single" w:color="E2E8F0" w:sz="1"/>
+              <w:bottom w:val="single" w:color="E2E8F0" w:sz="1"/>
+              <w:right w:val="single" w:color="E2E8F0" w:sz="1"/>
             </w:tcBorders>
             <w:shd w:fill="FFFFFF" w:val="clear"/>
             <w:tcMar>
@@ -2154,11 +2258,11 @@
                 <w:rFonts w:ascii="Arial" w:cs="Arial" w:eastAsia="Arial" w:hAnsi="Arial"/>
                 <w:b w:val="false"/>
                 <w:bCs w:val="false"/>
-                <w:color w:val="0F6E56"/>
-                <w:sz w:val="20"/>
-                <w:szCs w:val="20"/>
-              </w:rPr>
-              <w:t xml:space="preserve">Swaps</w:t>
+                <w:color w:val="134e4a"/>
+                <w:sz w:val="20"/>
+                <w:szCs w:val="20"/>
+              </w:rPr>
+              <w:t xml:space="preserve">Roster Build</w:t>
             </w:r>
           </w:p>
         </w:tc>
@@ -2168,12 +2272,12 @@
           <w:tcPr>
             <w:tcW w:type="dxa" w:w="2600"/>
             <w:tcBorders>
-              <w:top w:val="single" w:color="DDDDDD" w:sz="1"/>
-              <w:left w:val="single" w:color="DDDDDD" w:sz="1"/>
-              <w:bottom w:val="single" w:color="DDDDDD" w:sz="1"/>
-              <w:right w:val="single" w:color="DDDDDD" w:sz="1"/>
-            </w:tcBorders>
-            <w:shd w:fill="F5F5F5" w:val="clear"/>
+              <w:top w:val="single" w:color="E2E8F0" w:sz="1"/>
+              <w:left w:val="single" w:color="E2E8F0" w:sz="1"/>
+              <w:bottom w:val="single" w:color="E2E8F0" w:sz="1"/>
+              <w:right w:val="single" w:color="E2E8F0" w:sz="1"/>
+            </w:tcBorders>
+            <w:shd w:fill="F1F5F9" w:val="clear"/>
             <w:tcMar>
               <w:top w:type="dxa" w:w="100"/>
               <w:left w:type="dxa" w:w="140"/>
@@ -2190,11 +2294,11 @@
                 <w:rFonts w:ascii="Arial" w:cs="Arial" w:eastAsia="Arial" w:hAnsi="Arial"/>
                 <w:b/>
                 <w:bCs/>
-                <w:color w:val="1A1A2E"/>
-                <w:sz w:val="20"/>
-                <w:szCs w:val="20"/>
-              </w:rPr>
-              <w:t xml:space="preserve">Live Shift Monitor</w:t>
+                <w:color w:val="0F172A"/>
+                <w:sz w:val="20"/>
+                <w:szCs w:val="20"/>
+              </w:rPr>
+              <w:t xml:space="preserve">In-App Swap Requests</w:t>
             </w:r>
           </w:p>
         </w:tc>
@@ -2202,12 +2306,12 @@
           <w:tcPr>
             <w:tcW w:type="dxa" w:w="4760"/>
             <w:tcBorders>
-              <w:top w:val="single" w:color="DDDDDD" w:sz="1"/>
-              <w:left w:val="single" w:color="DDDDDD" w:sz="1"/>
-              <w:bottom w:val="single" w:color="DDDDDD" w:sz="1"/>
-              <w:right w:val="single" w:color="DDDDDD" w:sz="1"/>
-            </w:tcBorders>
-            <w:shd w:fill="F5F5F5" w:val="clear"/>
+              <w:top w:val="single" w:color="E2E8F0" w:sz="1"/>
+              <w:left w:val="single" w:color="E2E8F0" w:sz="1"/>
+              <w:bottom w:val="single" w:color="E2E8F0" w:sz="1"/>
+              <w:right w:val="single" w:color="E2E8F0" w:sz="1"/>
+            </w:tcBorders>
+            <w:shd w:fill="F1F5F9" w:val="clear"/>
             <w:tcMar>
               <w:top w:type="dxa" w:w="100"/>
               <w:left w:type="dxa" w:w="140"/>
@@ -2224,11 +2328,11 @@
                 <w:rFonts w:ascii="Arial" w:cs="Arial" w:eastAsia="Arial" w:hAnsi="Arial"/>
                 <w:b w:val="false"/>
                 <w:bCs w:val="false"/>
-                <w:color w:val="444444"/>
-                <w:sz w:val="20"/>
-                <w:szCs w:val="20"/>
-              </w:rPr>
-              <w:t xml:space="preserve">Real-time active / upcoming / ended status for all 58 members</w:t>
+                <w:color w:val="475569"/>
+                <w:sz w:val="20"/>
+                <w:szCs w:val="20"/>
+              </w:rPr>
+              <w:t xml:space="preserve">Member raises request → lead approves in one click → roster auto-updates</w:t>
             </w:r>
           </w:p>
         </w:tc>
@@ -2236,33 +2340,33 @@
           <w:tcPr>
             <w:tcW w:type="dxa" w:w="2000"/>
             <w:tcBorders>
-              <w:top w:val="single" w:color="DDDDDD" w:sz="1"/>
-              <w:left w:val="single" w:color="DDDDDD" w:sz="1"/>
-              <w:bottom w:val="single" w:color="DDDDDD" w:sz="1"/>
-              <w:right w:val="single" w:color="DDDDDD" w:sz="1"/>
-            </w:tcBorders>
-            <w:shd w:fill="E1F5EE" w:val="clear"/>
-            <w:tcMar>
-              <w:top w:type="dxa" w:w="100"/>
-              <w:left w:type="dxa" w:w="140"/>
-              <w:bottom w:type="dxa" w:w="100"/>
-              <w:right w:type="dxa" w:w="140"/>
-            </w:tcMar>
-          </w:tcPr>
-          <w:p>
-            <w:pPr>
-              <w:jc w:val="center"/>
-            </w:pPr>
-            <w:r>
-              <w:rPr>
-                <w:rFonts w:ascii="Arial" w:cs="Arial" w:eastAsia="Arial" w:hAnsi="Arial"/>
-                <w:b w:val="false"/>
-                <w:bCs w:val="false"/>
-                <w:color w:val="0F6E56"/>
-                <w:sz w:val="20"/>
-                <w:szCs w:val="20"/>
-              </w:rPr>
-              <w:t xml:space="preserve">Visibility</w:t>
+              <w:top w:val="single" w:color="E2E8F0" w:sz="1"/>
+              <w:left w:val="single" w:color="E2E8F0" w:sz="1"/>
+              <w:bottom w:val="single" w:color="E2E8F0" w:sz="1"/>
+              <w:right w:val="single" w:color="E2E8F0" w:sz="1"/>
+            </w:tcBorders>
+            <w:shd w:fill="CCFBF1" w:val="clear"/>
+            <w:tcMar>
+              <w:top w:type="dxa" w:w="100"/>
+              <w:left w:type="dxa" w:w="140"/>
+              <w:bottom w:type="dxa" w:w="100"/>
+              <w:right w:type="dxa" w:w="140"/>
+            </w:tcMar>
+          </w:tcPr>
+          <w:p>
+            <w:pPr>
+              <w:jc w:val="center"/>
+            </w:pPr>
+            <w:r>
+              <w:rPr>
+                <w:rFonts w:ascii="Arial" w:cs="Arial" w:eastAsia="Arial" w:hAnsi="Arial"/>
+                <w:b w:val="false"/>
+                <w:bCs w:val="false"/>
+                <w:color w:val="134e4a"/>
+                <w:sz w:val="20"/>
+                <w:szCs w:val="20"/>
+              </w:rPr>
+              <w:t xml:space="preserve">Swaps</w:t>
             </w:r>
           </w:p>
         </w:tc>
@@ -2272,10 +2376,10 @@
           <w:tcPr>
             <w:tcW w:type="dxa" w:w="2600"/>
             <w:tcBorders>
-              <w:top w:val="single" w:color="DDDDDD" w:sz="1"/>
-              <w:left w:val="single" w:color="DDDDDD" w:sz="1"/>
-              <w:bottom w:val="single" w:color="DDDDDD" w:sz="1"/>
-              <w:right w:val="single" w:color="DDDDDD" w:sz="1"/>
+              <w:top w:val="single" w:color="E2E8F0" w:sz="1"/>
+              <w:left w:val="single" w:color="E2E8F0" w:sz="1"/>
+              <w:bottom w:val="single" w:color="E2E8F0" w:sz="1"/>
+              <w:right w:val="single" w:color="E2E8F0" w:sz="1"/>
             </w:tcBorders>
             <w:shd w:fill="FFFFFF" w:val="clear"/>
             <w:tcMar>
@@ -2294,7 +2398,7 @@
                 <w:rFonts w:ascii="Arial" w:cs="Arial" w:eastAsia="Arial" w:hAnsi="Arial"/>
                 <w:b/>
                 <w:bCs/>
-                <w:color w:val="1A1A2E"/>
+                <w:color w:val="0F172A"/>
                 <w:sz w:val="20"/>
                 <w:szCs w:val="20"/>
               </w:rPr>
@@ -2306,10 +2410,10 @@
           <w:tcPr>
             <w:tcW w:type="dxa" w:w="4760"/>
             <w:tcBorders>
-              <w:top w:val="single" w:color="DDDDDD" w:sz="1"/>
-              <w:left w:val="single" w:color="DDDDDD" w:sz="1"/>
-              <w:bottom w:val="single" w:color="DDDDDD" w:sz="1"/>
-              <w:right w:val="single" w:color="DDDDDD" w:sz="1"/>
+              <w:top w:val="single" w:color="E2E8F0" w:sz="1"/>
+              <w:left w:val="single" w:color="E2E8F0" w:sz="1"/>
+              <w:bottom w:val="single" w:color="E2E8F0" w:sz="1"/>
+              <w:right w:val="single" w:color="E2E8F0" w:sz="1"/>
             </w:tcBorders>
             <w:shd w:fill="FFFFFF" w:val="clear"/>
             <w:tcMar>
@@ -2328,11 +2432,11 @@
                 <w:rFonts w:ascii="Arial" w:cs="Arial" w:eastAsia="Arial" w:hAnsi="Arial"/>
                 <w:b w:val="false"/>
                 <w:bCs w:val="false"/>
-                <w:color w:val="444444"/>
-                <w:sz w:val="20"/>
-                <w:szCs w:val="20"/>
-              </w:rPr>
-              <w:t xml:space="preserve">Each role sees only relevant data — contractor, lead, manager, GAP stakeholder</w:t>
+                <w:color w:val="475569"/>
+                <w:sz w:val="20"/>
+                <w:szCs w:val="20"/>
+              </w:rPr>
+              <w:t xml:space="preserve">Contractor / Lead / Manager / GAP Stakeholder each see only their data</w:t>
             </w:r>
           </w:p>
         </w:tc>
@@ -2340,10 +2444,10 @@
           <w:tcPr>
             <w:tcW w:type="dxa" w:w="2000"/>
             <w:tcBorders>
-              <w:top w:val="single" w:color="DDDDDD" w:sz="1"/>
-              <w:left w:val="single" w:color="DDDDDD" w:sz="1"/>
-              <w:bottom w:val="single" w:color="DDDDDD" w:sz="1"/>
-              <w:right w:val="single" w:color="DDDDDD" w:sz="1"/>
+              <w:top w:val="single" w:color="E2E8F0" w:sz="1"/>
+              <w:left w:val="single" w:color="E2E8F0" w:sz="1"/>
+              <w:bottom w:val="single" w:color="E2E8F0" w:sz="1"/>
+              <w:right w:val="single" w:color="E2E8F0" w:sz="1"/>
             </w:tcBorders>
             <w:shd w:fill="FFFFFF" w:val="clear"/>
             <w:tcMar>
@@ -2362,11 +2466,11 @@
                 <w:rFonts w:ascii="Arial" w:cs="Arial" w:eastAsia="Arial" w:hAnsi="Arial"/>
                 <w:b w:val="false"/>
                 <w:bCs w:val="false"/>
-                <w:color w:val="0F6E56"/>
-                <w:sz w:val="20"/>
-                <w:szCs w:val="20"/>
-              </w:rPr>
-              <w:t xml:space="preserve">Access control</w:t>
+                <w:color w:val="134e4a"/>
+                <w:sz w:val="20"/>
+                <w:szCs w:val="20"/>
+              </w:rPr>
+              <w:t xml:space="preserve">Access Control</w:t>
             </w:r>
           </w:p>
         </w:tc>
@@ -2378,8 +2482,8 @@
       </w:pPr>
       <w:r>
         <w:rPr>
-          <w:sz w:val="22"/>
-          <w:szCs w:val="22"/>
+          <w:sz w:val="20"/>
+          <w:szCs w:val="20"/>
         </w:rPr>
         <w:t xml:space="preserve"/>
       </w:r>
@@ -2393,7 +2497,7 @@
           <w:rFonts w:ascii="Arial" w:cs="Arial" w:eastAsia="Arial" w:hAnsi="Arial"/>
           <w:b/>
           <w:bCs/>
-          <w:color w:val="1A1A2E"/>
+          <w:color w:val="0F172A"/>
           <w:sz w:val="22"/>
           <w:szCs w:val="22"/>
         </w:rPr>
@@ -2414,16 +2518,16 @@
           <w:rFonts w:ascii="Arial" w:cs="Arial" w:eastAsia="Arial" w:hAnsi="Arial"/>
           <w:b/>
           <w:bCs/>
-          <w:color w:val="1A1A2E"/>
+          <w:color w:val="0F172A"/>
           <w:sz w:val="22"/>
           <w:szCs w:val="22"/>
         </w:rPr>
-        <w:t xml:space="preserve">Contractors see their own schedule and logs. Leads see handovers, swaps, and team roster. Managers see project health, live operations, roster, and value metrics. GAP stakeholders get read-only executive dashboards.</w:t>
+        <w:t xml:space="preserve">Contractors see their own schedule and logs. Leads manage handovers, swaps, and team roster. Managers see project health, live operations, and value metrics. GAP stakeholders get read-only executive dashboards.</w:t>
       </w:r>
       <w:r>
         <w:rPr>
           <w:rFonts w:ascii="Arial" w:cs="Arial" w:eastAsia="Arial" w:hAnsi="Arial"/>
-          <w:color w:val="444444"/>
+          <w:color w:val="475569"/>
           <w:sz w:val="22"/>
           <w:szCs w:val="22"/>
         </w:rPr>
@@ -2444,7 +2548,7 @@
           <w:rFonts w:ascii="Arial" w:cs="Arial" w:eastAsia="Arial" w:hAnsi="Arial"/>
           <w:b/>
           <w:bCs/>
-          <w:color w:val="1A1A2E"/>
+          <w:color w:val="0F172A"/>
           <w:sz w:val="22"/>
           <w:szCs w:val="22"/>
         </w:rPr>
@@ -2453,7 +2557,7 @@
       <w:r>
         <w:rPr>
           <w:rFonts w:ascii="Arial" w:cs="Arial" w:eastAsia="Arial" w:hAnsi="Arial"/>
-          <w:color w:val="444444"/>
+          <w:color w:val="475569"/>
           <w:sz w:val="22"/>
           <w:szCs w:val="22"/>
         </w:rPr>
@@ -2474,20 +2578,20 @@
           <w:rFonts w:ascii="Arial" w:cs="Arial" w:eastAsia="Arial" w:hAnsi="Arial"/>
           <w:b/>
           <w:bCs/>
-          <w:color w:val="1A1A2E"/>
+          <w:color w:val="0F172A"/>
           <w:sz w:val="22"/>
           <w:szCs w:val="22"/>
         </w:rPr>
-        <w:t xml:space="preserve">No Excel, no shared Word docs, no manual email chains — all workflows live inside ShiftBuddy.</w:t>
+        <w:t xml:space="preserve">No Excel, no shared Word docs, no manual email chains — all seven workflows live inside ShiftBuddy with full audit trail.</w:t>
       </w:r>
       <w:r>
         <w:rPr>
           <w:rFonts w:ascii="Arial" w:cs="Arial" w:eastAsia="Arial" w:hAnsi="Arial"/>
-          <w:color w:val="444444"/>
+          <w:color w:val="475569"/>
           <w:sz w:val="22"/>
           <w:szCs w:val="22"/>
         </w:rPr>
-        <w:t xml:space="preserve">Zero dependency on external tools: </w:t>
+        <w:t xml:space="preserve">Zero external dependencies: </w:t>
       </w:r>
     </w:p>
     <w:p>
@@ -2496,8 +2600,8 @@
       </w:pPr>
       <w:r>
         <w:rPr>
-          <w:sz w:val="22"/>
-          <w:szCs w:val="22"/>
+          <w:sz w:val="20"/>
+          <w:szCs w:val="20"/>
         </w:rPr>
         <w:t xml:space="preserve"/>
       </w:r>
@@ -2505,9 +2609,9 @@
     <w:p>
       <w:pPr>
         <w:pBdr>
-          <w:bottom w:val="single" w:color="DDDDDD" w:sz="4" w:space="1"/>
+          <w:bottom w:val="single" w:color="E2E8F0" w:sz="4" w:space="1"/>
         </w:pBdr>
-        <w:spacing w:after="160" w:before="160"/>
+        <w:spacing w:after="200" w:before="200"/>
       </w:pPr>
       <w:r>
         <w:t xml:space="preserve"/>
@@ -2516,14 +2620,14 @@
     <w:p>
       <w:pPr>
         <w:pStyle w:val="Heading1"/>
-        <w:spacing w:after="160" w:before="320"/>
+        <w:spacing w:after="160" w:before="360"/>
       </w:pPr>
       <w:r>
         <w:rPr>
           <w:rFonts w:ascii="Arial" w:cs="Arial" w:eastAsia="Arial" w:hAnsi="Arial"/>
           <w:b/>
           <w:bCs/>
-          <w:color w:val="0F6E56"/>
+          <w:color w:val="134e4a"/>
           <w:sz w:val="32"/>
           <w:szCs w:val="32"/>
         </w:rPr>
@@ -2532,16 +2636,33 @@
     </w:p>
     <w:p>
       <w:pPr>
+        <w:pStyle w:val="Heading2"/>
+        <w:spacing w:after="120" w:before="260"/>
+      </w:pPr>
+      <w:r>
+        <w:rPr>
+          <w:rFonts w:ascii="Arial" w:cs="Arial" w:eastAsia="Arial" w:hAnsi="Arial"/>
+          <w:b/>
+          <w:bCs/>
+          <w:color w:val="0F172A"/>
+          <w:sz w:val="26"/>
+          <w:szCs w:val="26"/>
+        </w:rPr>
+        <w:t xml:space="preserve">4.1  Billing Rates — Onsite / Offshore Split</w:t>
+      </w:r>
+    </w:p>
+    <w:p>
+      <w:pPr>
         <w:spacing w:after="60" w:before="60"/>
       </w:pPr>
       <w:r>
         <w:rPr>
           <w:rFonts w:ascii="Arial" w:cs="Arial" w:eastAsia="Arial" w:hAnsi="Arial"/>
-          <w:color w:val="444444"/>
+          <w:color w:val="475569"/>
           <w:sz w:val="22"/>
           <w:szCs w:val="22"/>
         </w:rPr>
-        <w:t xml:space="preserve">The table below quantifies annual savings using your team's real reported timings. Hourly rates used: ₹600/hr (members), ₹1,000/hr (shift leads), ₹1,500/hr (managers). Operations run 365 days/year.</w:t>
+        <w:t xml:space="preserve">All savings calculations use weighted-average billing rates based on actual onsite/offshore headcount and rates for each role. Rates below reflect market billing rates (not salaries) for HCL's YCI Ops team.</w:t>
       </w:r>
     </w:p>
     <w:p>
@@ -2550,8 +2671,8 @@
       </w:pPr>
       <w:r>
         <w:rPr>
-          <w:sz w:val="22"/>
-          <w:szCs w:val="22"/>
+          <w:sz w:val="20"/>
+          <w:szCs w:val="20"/>
         </w:rPr>
         <w:t xml:space="preserve"/>
       </w:r>
@@ -2570,9 +2691,775 @@
       </w:tblPr>
       <w:tblGrid>
         <w:gridCol w:w="1800"/>
-        <w:gridCol w:w="1900"/>
-        <w:gridCol w:w="1200"/>
-        <w:gridCol w:w="1200"/>
+        <w:gridCol w:w="2200"/>
+        <w:gridCol w:w="1600"/>
+        <w:gridCol w:w="1760"/>
+        <w:gridCol w:w="2000"/>
+      </w:tblGrid>
+      <w:tr>
+        <w:trPr>
+          <w:tblHeader/>
+        </w:trPr>
+        <w:tc>
+          <w:tcPr>
+            <w:tcW w:type="dxa" w:w="1800"/>
+            <w:tcBorders>
+              <w:top w:val="single" w:color="E2E8F0" w:sz="1"/>
+              <w:left w:val="single" w:color="E2E8F0" w:sz="1"/>
+              <w:bottom w:val="single" w:color="E2E8F0" w:sz="1"/>
+              <w:right w:val="single" w:color="E2E8F0" w:sz="1"/>
+            </w:tcBorders>
+            <w:shd w:fill="0d9488" w:val="clear"/>
+            <w:tcMar>
+              <w:top w:type="dxa" w:w="100"/>
+              <w:left w:type="dxa" w:w="140"/>
+              <w:bottom w:type="dxa" w:w="100"/>
+              <w:right w:type="dxa" w:w="140"/>
+            </w:tcMar>
+          </w:tcPr>
+          <w:p>
+            <w:pPr>
+              <w:jc w:val="left"/>
+            </w:pPr>
+            <w:r>
+              <w:rPr>
+                <w:rFonts w:ascii="Arial" w:cs="Arial" w:eastAsia="Arial" w:hAnsi="Arial"/>
+                <w:b/>
+                <w:bCs/>
+                <w:color w:val="FFFFFF"/>
+                <w:sz w:val="20"/>
+                <w:szCs w:val="20"/>
+              </w:rPr>
+              <w:t xml:space="preserve">Role</w:t>
+            </w:r>
+          </w:p>
+        </w:tc>
+        <w:tc>
+          <w:tcPr>
+            <w:tcW w:type="dxa" w:w="2200"/>
+            <w:tcBorders>
+              <w:top w:val="single" w:color="E2E8F0" w:sz="1"/>
+              <w:left w:val="single" w:color="E2E8F0" w:sz="1"/>
+              <w:bottom w:val="single" w:color="E2E8F0" w:sz="1"/>
+              <w:right w:val="single" w:color="E2E8F0" w:sz="1"/>
+            </w:tcBorders>
+            <w:shd w:fill="0d9488" w:val="clear"/>
+            <w:tcMar>
+              <w:top w:type="dxa" w:w="100"/>
+              <w:left w:type="dxa" w:w="140"/>
+              <w:bottom w:type="dxa" w:w="100"/>
+              <w:right w:type="dxa" w:w="140"/>
+            </w:tcMar>
+          </w:tcPr>
+          <w:p>
+            <w:pPr>
+              <w:jc w:val="left"/>
+            </w:pPr>
+            <w:r>
+              <w:rPr>
+                <w:rFonts w:ascii="Arial" w:cs="Arial" w:eastAsia="Arial" w:hAnsi="Arial"/>
+                <w:b/>
+                <w:bCs/>
+                <w:color w:val="FFFFFF"/>
+                <w:sz w:val="20"/>
+                <w:szCs w:val="20"/>
+              </w:rPr>
+              <w:t xml:space="preserve">Split</w:t>
+            </w:r>
+          </w:p>
+        </w:tc>
+        <w:tc>
+          <w:tcPr>
+            <w:tcW w:type="dxa" w:w="1600"/>
+            <w:tcBorders>
+              <w:top w:val="single" w:color="E2E8F0" w:sz="1"/>
+              <w:left w:val="single" w:color="E2E8F0" w:sz="1"/>
+              <w:bottom w:val="single" w:color="E2E8F0" w:sz="1"/>
+              <w:right w:val="single" w:color="E2E8F0" w:sz="1"/>
+            </w:tcBorders>
+            <w:shd w:fill="0d9488" w:val="clear"/>
+            <w:tcMar>
+              <w:top w:type="dxa" w:w="100"/>
+              <w:left w:type="dxa" w:w="140"/>
+              <w:bottom w:type="dxa" w:w="100"/>
+              <w:right w:type="dxa" w:w="140"/>
+            </w:tcMar>
+          </w:tcPr>
+          <w:p>
+            <w:pPr>
+              <w:jc w:val="left"/>
+            </w:pPr>
+            <w:r>
+              <w:rPr>
+                <w:rFonts w:ascii="Arial" w:cs="Arial" w:eastAsia="Arial" w:hAnsi="Arial"/>
+                <w:b/>
+                <w:bCs/>
+                <w:color w:val="FFFFFF"/>
+                <w:sz w:val="20"/>
+                <w:szCs w:val="20"/>
+              </w:rPr>
+              <w:t xml:space="preserve">Onsite rate</w:t>
+            </w:r>
+          </w:p>
+        </w:tc>
+        <w:tc>
+          <w:tcPr>
+            <w:tcW w:type="dxa" w:w="1760"/>
+            <w:tcBorders>
+              <w:top w:val="single" w:color="E2E8F0" w:sz="1"/>
+              <w:left w:val="single" w:color="E2E8F0" w:sz="1"/>
+              <w:bottom w:val="single" w:color="E2E8F0" w:sz="1"/>
+              <w:right w:val="single" w:color="E2E8F0" w:sz="1"/>
+            </w:tcBorders>
+            <w:shd w:fill="0d9488" w:val="clear"/>
+            <w:tcMar>
+              <w:top w:type="dxa" w:w="100"/>
+              <w:left w:type="dxa" w:w="140"/>
+              <w:bottom w:type="dxa" w:w="100"/>
+              <w:right w:type="dxa" w:w="140"/>
+            </w:tcMar>
+          </w:tcPr>
+          <w:p>
+            <w:pPr>
+              <w:jc w:val="left"/>
+            </w:pPr>
+            <w:r>
+              <w:rPr>
+                <w:rFonts w:ascii="Arial" w:cs="Arial" w:eastAsia="Arial" w:hAnsi="Arial"/>
+                <w:b/>
+                <w:bCs/>
+                <w:color w:val="FFFFFF"/>
+                <w:sz w:val="20"/>
+                <w:szCs w:val="20"/>
+              </w:rPr>
+              <w:t xml:space="preserve">Offshore rate</w:t>
+            </w:r>
+          </w:p>
+        </w:tc>
+        <w:tc>
+          <w:tcPr>
+            <w:tcW w:type="dxa" w:w="2000"/>
+            <w:tcBorders>
+              <w:top w:val="single" w:color="E2E8F0" w:sz="1"/>
+              <w:left w:val="single" w:color="E2E8F0" w:sz="1"/>
+              <w:bottom w:val="single" w:color="E2E8F0" w:sz="1"/>
+              <w:right w:val="single" w:color="E2E8F0" w:sz="1"/>
+            </w:tcBorders>
+            <w:shd w:fill="0d9488" w:val="clear"/>
+            <w:tcMar>
+              <w:top w:type="dxa" w:w="100"/>
+              <w:left w:type="dxa" w:w="140"/>
+              <w:bottom w:type="dxa" w:w="100"/>
+              <w:right w:type="dxa" w:w="140"/>
+            </w:tcMar>
+          </w:tcPr>
+          <w:p>
+            <w:pPr>
+              <w:jc w:val="left"/>
+            </w:pPr>
+            <w:r>
+              <w:rPr>
+                <w:rFonts w:ascii="Arial" w:cs="Arial" w:eastAsia="Arial" w:hAnsi="Arial"/>
+                <w:b/>
+                <w:bCs/>
+                <w:color w:val="FFFFFF"/>
+                <w:sz w:val="20"/>
+                <w:szCs w:val="20"/>
+              </w:rPr>
+              <w:t xml:space="preserve">Weighted avg</w:t>
+            </w:r>
+          </w:p>
+        </w:tc>
+      </w:tr>
+      <w:tr>
+        <w:tc>
+          <w:tcPr>
+            <w:tcW w:type="dxa" w:w="1800"/>
+            <w:tcBorders>
+              <w:top w:val="single" w:color="E2E8F0" w:sz="1"/>
+              <w:left w:val="single" w:color="E2E8F0" w:sz="1"/>
+              <w:bottom w:val="single" w:color="E2E8F0" w:sz="1"/>
+              <w:right w:val="single" w:color="E2E8F0" w:sz="1"/>
+            </w:tcBorders>
+            <w:shd w:fill="F1F5F9" w:val="clear"/>
+            <w:tcMar>
+              <w:top w:type="dxa" w:w="100"/>
+              <w:left w:type="dxa" w:w="140"/>
+              <w:bottom w:type="dxa" w:w="100"/>
+              <w:right w:type="dxa" w:w="140"/>
+            </w:tcMar>
+          </w:tcPr>
+          <w:p>
+            <w:pPr>
+              <w:jc w:val="left"/>
+            </w:pPr>
+            <w:r>
+              <w:rPr>
+                <w:rFonts w:ascii="Arial" w:cs="Arial" w:eastAsia="Arial" w:hAnsi="Arial"/>
+                <w:b/>
+                <w:bCs/>
+                <w:color w:val="0F172A"/>
+                <w:sz w:val="20"/>
+                <w:szCs w:val="20"/>
+              </w:rPr>
+              <w:t xml:space="preserve">Members</w:t>
+            </w:r>
+          </w:p>
+        </w:tc>
+        <w:tc>
+          <w:tcPr>
+            <w:tcW w:type="dxa" w:w="2200"/>
+            <w:tcBorders>
+              <w:top w:val="single" w:color="E2E8F0" w:sz="1"/>
+              <w:left w:val="single" w:color="E2E8F0" w:sz="1"/>
+              <w:bottom w:val="single" w:color="E2E8F0" w:sz="1"/>
+              <w:right w:val="single" w:color="E2E8F0" w:sz="1"/>
+            </w:tcBorders>
+            <w:shd w:fill="F1F5F9" w:val="clear"/>
+            <w:tcMar>
+              <w:top w:type="dxa" w:w="100"/>
+              <w:left w:type="dxa" w:w="140"/>
+              <w:bottom w:type="dxa" w:w="100"/>
+              <w:right w:type="dxa" w:w="140"/>
+            </w:tcMar>
+          </w:tcPr>
+          <w:p>
+            <w:pPr>
+              <w:jc w:val="left"/>
+            </w:pPr>
+            <w:r>
+              <w:rPr>
+                <w:rFonts w:ascii="Arial" w:cs="Arial" w:eastAsia="Arial" w:hAnsi="Arial"/>
+                <w:b w:val="false"/>
+                <w:bCs w:val="false"/>
+                <w:color w:val="475569"/>
+                <w:sz w:val="20"/>
+                <w:szCs w:val="20"/>
+              </w:rPr>
+              <w:t xml:space="preserve">20 onsite / 30 offshore</w:t>
+            </w:r>
+          </w:p>
+        </w:tc>
+        <w:tc>
+          <w:tcPr>
+            <w:tcW w:type="dxa" w:w="1600"/>
+            <w:tcBorders>
+              <w:top w:val="single" w:color="E2E8F0" w:sz="1"/>
+              <w:left w:val="single" w:color="E2E8F0" w:sz="1"/>
+              <w:bottom w:val="single" w:color="E2E8F0" w:sz="1"/>
+              <w:right w:val="single" w:color="E2E8F0" w:sz="1"/>
+            </w:tcBorders>
+            <w:shd w:fill="F1F5F9" w:val="clear"/>
+            <w:tcMar>
+              <w:top w:type="dxa" w:w="100"/>
+              <w:left w:type="dxa" w:w="140"/>
+              <w:bottom w:type="dxa" w:w="100"/>
+              <w:right w:type="dxa" w:w="140"/>
+            </w:tcMar>
+          </w:tcPr>
+          <w:p>
+            <w:pPr>
+              <w:jc w:val="center"/>
+            </w:pPr>
+            <w:r>
+              <w:rPr>
+                <w:rFonts w:ascii="Arial" w:cs="Arial" w:eastAsia="Arial" w:hAnsi="Arial"/>
+                <w:b w:val="false"/>
+                <w:bCs w:val="false"/>
+                <w:color w:val="475569"/>
+                <w:sz w:val="20"/>
+                <w:szCs w:val="20"/>
+              </w:rPr>
+              <w:t xml:space="preserve">₹800/hr</w:t>
+            </w:r>
+          </w:p>
+        </w:tc>
+        <w:tc>
+          <w:tcPr>
+            <w:tcW w:type="dxa" w:w="1760"/>
+            <w:tcBorders>
+              <w:top w:val="single" w:color="E2E8F0" w:sz="1"/>
+              <w:left w:val="single" w:color="E2E8F0" w:sz="1"/>
+              <w:bottom w:val="single" w:color="E2E8F0" w:sz="1"/>
+              <w:right w:val="single" w:color="E2E8F0" w:sz="1"/>
+            </w:tcBorders>
+            <w:shd w:fill="F1F5F9" w:val="clear"/>
+            <w:tcMar>
+              <w:top w:type="dxa" w:w="100"/>
+              <w:left w:type="dxa" w:w="140"/>
+              <w:bottom w:type="dxa" w:w="100"/>
+              <w:right w:type="dxa" w:w="140"/>
+            </w:tcMar>
+          </w:tcPr>
+          <w:p>
+            <w:pPr>
+              <w:jc w:val="center"/>
+            </w:pPr>
+            <w:r>
+              <w:rPr>
+                <w:rFonts w:ascii="Arial" w:cs="Arial" w:eastAsia="Arial" w:hAnsi="Arial"/>
+                <w:b w:val="false"/>
+                <w:bCs w:val="false"/>
+                <w:color w:val="475569"/>
+                <w:sz w:val="20"/>
+                <w:szCs w:val="20"/>
+              </w:rPr>
+              <w:t xml:space="preserve">₹400/hr</w:t>
+            </w:r>
+          </w:p>
+        </w:tc>
+        <w:tc>
+          <w:tcPr>
+            <w:tcW w:type="dxa" w:w="2000"/>
+            <w:tcBorders>
+              <w:top w:val="single" w:color="E2E8F0" w:sz="1"/>
+              <w:left w:val="single" w:color="E2E8F0" w:sz="1"/>
+              <w:bottom w:val="single" w:color="E2E8F0" w:sz="1"/>
+              <w:right w:val="single" w:color="E2E8F0" w:sz="1"/>
+            </w:tcBorders>
+            <w:shd w:fill="CCFBF1" w:val="clear"/>
+            <w:tcMar>
+              <w:top w:type="dxa" w:w="100"/>
+              <w:left w:type="dxa" w:w="140"/>
+              <w:bottom w:type="dxa" w:w="100"/>
+              <w:right w:type="dxa" w:w="140"/>
+            </w:tcMar>
+          </w:tcPr>
+          <w:p>
+            <w:pPr>
+              <w:jc w:val="center"/>
+            </w:pPr>
+            <w:r>
+              <w:rPr>
+                <w:rFonts w:ascii="Arial" w:cs="Arial" w:eastAsia="Arial" w:hAnsi="Arial"/>
+                <w:b/>
+                <w:bCs/>
+                <w:color w:val="134e4a"/>
+                <w:sz w:val="20"/>
+                <w:szCs w:val="20"/>
+              </w:rPr>
+              <w:t xml:space="preserve">₹560/hr</w:t>
+            </w:r>
+          </w:p>
+        </w:tc>
+      </w:tr>
+      <w:tr>
+        <w:tc>
+          <w:tcPr>
+            <w:tcW w:type="dxa" w:w="1800"/>
+            <w:tcBorders>
+              <w:top w:val="single" w:color="E2E8F0" w:sz="1"/>
+              <w:left w:val="single" w:color="E2E8F0" w:sz="1"/>
+              <w:bottom w:val="single" w:color="E2E8F0" w:sz="1"/>
+              <w:right w:val="single" w:color="E2E8F0" w:sz="1"/>
+            </w:tcBorders>
+            <w:shd w:fill="FFFFFF" w:val="clear"/>
+            <w:tcMar>
+              <w:top w:type="dxa" w:w="100"/>
+              <w:left w:type="dxa" w:w="140"/>
+              <w:bottom w:type="dxa" w:w="100"/>
+              <w:right w:type="dxa" w:w="140"/>
+            </w:tcMar>
+          </w:tcPr>
+          <w:p>
+            <w:pPr>
+              <w:jc w:val="left"/>
+            </w:pPr>
+            <w:r>
+              <w:rPr>
+                <w:rFonts w:ascii="Arial" w:cs="Arial" w:eastAsia="Arial" w:hAnsi="Arial"/>
+                <w:b/>
+                <w:bCs/>
+                <w:color w:val="0F172A"/>
+                <w:sz w:val="20"/>
+                <w:szCs w:val="20"/>
+              </w:rPr>
+              <w:t xml:space="preserve">Leads</w:t>
+            </w:r>
+          </w:p>
+        </w:tc>
+        <w:tc>
+          <w:tcPr>
+            <w:tcW w:type="dxa" w:w="2200"/>
+            <w:tcBorders>
+              <w:top w:val="single" w:color="E2E8F0" w:sz="1"/>
+              <w:left w:val="single" w:color="E2E8F0" w:sz="1"/>
+              <w:bottom w:val="single" w:color="E2E8F0" w:sz="1"/>
+              <w:right w:val="single" w:color="E2E8F0" w:sz="1"/>
+            </w:tcBorders>
+            <w:shd w:fill="FFFFFF" w:val="clear"/>
+            <w:tcMar>
+              <w:top w:type="dxa" w:w="100"/>
+              <w:left w:type="dxa" w:w="140"/>
+              <w:bottom w:type="dxa" w:w="100"/>
+              <w:right w:type="dxa" w:w="140"/>
+            </w:tcMar>
+          </w:tcPr>
+          <w:p>
+            <w:pPr>
+              <w:jc w:val="left"/>
+            </w:pPr>
+            <w:r>
+              <w:rPr>
+                <w:rFonts w:ascii="Arial" w:cs="Arial" w:eastAsia="Arial" w:hAnsi="Arial"/>
+                <w:b w:val="false"/>
+                <w:bCs w:val="false"/>
+                <w:color w:val="475569"/>
+                <w:sz w:val="20"/>
+                <w:szCs w:val="20"/>
+              </w:rPr>
+              <w:t xml:space="preserve">3 onsite / 3 offshore</w:t>
+            </w:r>
+          </w:p>
+        </w:tc>
+        <w:tc>
+          <w:tcPr>
+            <w:tcW w:type="dxa" w:w="1600"/>
+            <w:tcBorders>
+              <w:top w:val="single" w:color="E2E8F0" w:sz="1"/>
+              <w:left w:val="single" w:color="E2E8F0" w:sz="1"/>
+              <w:bottom w:val="single" w:color="E2E8F0" w:sz="1"/>
+              <w:right w:val="single" w:color="E2E8F0" w:sz="1"/>
+            </w:tcBorders>
+            <w:shd w:fill="FFFFFF" w:val="clear"/>
+            <w:tcMar>
+              <w:top w:type="dxa" w:w="100"/>
+              <w:left w:type="dxa" w:w="140"/>
+              <w:bottom w:type="dxa" w:w="100"/>
+              <w:right w:type="dxa" w:w="140"/>
+            </w:tcMar>
+          </w:tcPr>
+          <w:p>
+            <w:pPr>
+              <w:jc w:val="center"/>
+            </w:pPr>
+            <w:r>
+              <w:rPr>
+                <w:rFonts w:ascii="Arial" w:cs="Arial" w:eastAsia="Arial" w:hAnsi="Arial"/>
+                <w:b w:val="false"/>
+                <w:bCs w:val="false"/>
+                <w:color w:val="475569"/>
+                <w:sz w:val="20"/>
+                <w:szCs w:val="20"/>
+              </w:rPr>
+              <w:t xml:space="preserve">₹1200/hr</w:t>
+            </w:r>
+          </w:p>
+        </w:tc>
+        <w:tc>
+          <w:tcPr>
+            <w:tcW w:type="dxa" w:w="1760"/>
+            <w:tcBorders>
+              <w:top w:val="single" w:color="E2E8F0" w:sz="1"/>
+              <w:left w:val="single" w:color="E2E8F0" w:sz="1"/>
+              <w:bottom w:val="single" w:color="E2E8F0" w:sz="1"/>
+              <w:right w:val="single" w:color="E2E8F0" w:sz="1"/>
+            </w:tcBorders>
+            <w:shd w:fill="FFFFFF" w:val="clear"/>
+            <w:tcMar>
+              <w:top w:type="dxa" w:w="100"/>
+              <w:left w:type="dxa" w:w="140"/>
+              <w:bottom w:type="dxa" w:w="100"/>
+              <w:right w:type="dxa" w:w="140"/>
+            </w:tcMar>
+          </w:tcPr>
+          <w:p>
+            <w:pPr>
+              <w:jc w:val="center"/>
+            </w:pPr>
+            <w:r>
+              <w:rPr>
+                <w:rFonts w:ascii="Arial" w:cs="Arial" w:eastAsia="Arial" w:hAnsi="Arial"/>
+                <w:b w:val="false"/>
+                <w:bCs w:val="false"/>
+                <w:color w:val="475569"/>
+                <w:sz w:val="20"/>
+                <w:szCs w:val="20"/>
+              </w:rPr>
+              <w:t xml:space="preserve">₹700/hr</w:t>
+            </w:r>
+          </w:p>
+        </w:tc>
+        <w:tc>
+          <w:tcPr>
+            <w:tcW w:type="dxa" w:w="2000"/>
+            <w:tcBorders>
+              <w:top w:val="single" w:color="E2E8F0" w:sz="1"/>
+              <w:left w:val="single" w:color="E2E8F0" w:sz="1"/>
+              <w:bottom w:val="single" w:color="E2E8F0" w:sz="1"/>
+              <w:right w:val="single" w:color="E2E8F0" w:sz="1"/>
+            </w:tcBorders>
+            <w:shd w:fill="CCFBF1" w:val="clear"/>
+            <w:tcMar>
+              <w:top w:type="dxa" w:w="100"/>
+              <w:left w:type="dxa" w:w="140"/>
+              <w:bottom w:type="dxa" w:w="100"/>
+              <w:right w:type="dxa" w:w="140"/>
+            </w:tcMar>
+          </w:tcPr>
+          <w:p>
+            <w:pPr>
+              <w:jc w:val="center"/>
+            </w:pPr>
+            <w:r>
+              <w:rPr>
+                <w:rFonts w:ascii="Arial" w:cs="Arial" w:eastAsia="Arial" w:hAnsi="Arial"/>
+                <w:b/>
+                <w:bCs/>
+                <w:color w:val="134e4a"/>
+                <w:sz w:val="20"/>
+                <w:szCs w:val="20"/>
+              </w:rPr>
+              <w:t xml:space="preserve">₹950/hr</w:t>
+            </w:r>
+          </w:p>
+        </w:tc>
+      </w:tr>
+      <w:tr>
+        <w:tc>
+          <w:tcPr>
+            <w:tcW w:type="dxa" w:w="1800"/>
+            <w:tcBorders>
+              <w:top w:val="single" w:color="E2E8F0" w:sz="1"/>
+              <w:left w:val="single" w:color="E2E8F0" w:sz="1"/>
+              <w:bottom w:val="single" w:color="E2E8F0" w:sz="1"/>
+              <w:right w:val="single" w:color="E2E8F0" w:sz="1"/>
+            </w:tcBorders>
+            <w:shd w:fill="F1F5F9" w:val="clear"/>
+            <w:tcMar>
+              <w:top w:type="dxa" w:w="100"/>
+              <w:left w:type="dxa" w:w="140"/>
+              <w:bottom w:type="dxa" w:w="100"/>
+              <w:right w:type="dxa" w:w="140"/>
+            </w:tcMar>
+          </w:tcPr>
+          <w:p>
+            <w:pPr>
+              <w:jc w:val="left"/>
+            </w:pPr>
+            <w:r>
+              <w:rPr>
+                <w:rFonts w:ascii="Arial" w:cs="Arial" w:eastAsia="Arial" w:hAnsi="Arial"/>
+                <w:b/>
+                <w:bCs/>
+                <w:color w:val="0F172A"/>
+                <w:sz w:val="20"/>
+                <w:szCs w:val="20"/>
+              </w:rPr>
+              <w:t xml:space="preserve">Managers</w:t>
+            </w:r>
+          </w:p>
+        </w:tc>
+        <w:tc>
+          <w:tcPr>
+            <w:tcW w:type="dxa" w:w="2200"/>
+            <w:tcBorders>
+              <w:top w:val="single" w:color="E2E8F0" w:sz="1"/>
+              <w:left w:val="single" w:color="E2E8F0" w:sz="1"/>
+              <w:bottom w:val="single" w:color="E2E8F0" w:sz="1"/>
+              <w:right w:val="single" w:color="E2E8F0" w:sz="1"/>
+            </w:tcBorders>
+            <w:shd w:fill="F1F5F9" w:val="clear"/>
+            <w:tcMar>
+              <w:top w:type="dxa" w:w="100"/>
+              <w:left w:type="dxa" w:w="140"/>
+              <w:bottom w:type="dxa" w:w="100"/>
+              <w:right w:type="dxa" w:w="140"/>
+            </w:tcMar>
+          </w:tcPr>
+          <w:p>
+            <w:pPr>
+              <w:jc w:val="left"/>
+            </w:pPr>
+            <w:r>
+              <w:rPr>
+                <w:rFonts w:ascii="Arial" w:cs="Arial" w:eastAsia="Arial" w:hAnsi="Arial"/>
+                <w:b w:val="false"/>
+                <w:bCs w:val="false"/>
+                <w:color w:val="475569"/>
+                <w:sz w:val="20"/>
+                <w:szCs w:val="20"/>
+              </w:rPr>
+              <w:t xml:space="preserve">1 onsite / 1 offshore</w:t>
+            </w:r>
+          </w:p>
+        </w:tc>
+        <w:tc>
+          <w:tcPr>
+            <w:tcW w:type="dxa" w:w="1600"/>
+            <w:tcBorders>
+              <w:top w:val="single" w:color="E2E8F0" w:sz="1"/>
+              <w:left w:val="single" w:color="E2E8F0" w:sz="1"/>
+              <w:bottom w:val="single" w:color="E2E8F0" w:sz="1"/>
+              <w:right w:val="single" w:color="E2E8F0" w:sz="1"/>
+            </w:tcBorders>
+            <w:shd w:fill="F1F5F9" w:val="clear"/>
+            <w:tcMar>
+              <w:top w:type="dxa" w:w="100"/>
+              <w:left w:type="dxa" w:w="140"/>
+              <w:bottom w:type="dxa" w:w="100"/>
+              <w:right w:type="dxa" w:w="140"/>
+            </w:tcMar>
+          </w:tcPr>
+          <w:p>
+            <w:pPr>
+              <w:jc w:val="center"/>
+            </w:pPr>
+            <w:r>
+              <w:rPr>
+                <w:rFonts w:ascii="Arial" w:cs="Arial" w:eastAsia="Arial" w:hAnsi="Arial"/>
+                <w:b w:val="false"/>
+                <w:bCs w:val="false"/>
+                <w:color w:val="475569"/>
+                <w:sz w:val="20"/>
+                <w:szCs w:val="20"/>
+              </w:rPr>
+              <w:t xml:space="preserve">₹2000/hr</w:t>
+            </w:r>
+          </w:p>
+        </w:tc>
+        <w:tc>
+          <w:tcPr>
+            <w:tcW w:type="dxa" w:w="1760"/>
+            <w:tcBorders>
+              <w:top w:val="single" w:color="E2E8F0" w:sz="1"/>
+              <w:left w:val="single" w:color="E2E8F0" w:sz="1"/>
+              <w:bottom w:val="single" w:color="E2E8F0" w:sz="1"/>
+              <w:right w:val="single" w:color="E2E8F0" w:sz="1"/>
+            </w:tcBorders>
+            <w:shd w:fill="F1F5F9" w:val="clear"/>
+            <w:tcMar>
+              <w:top w:type="dxa" w:w="100"/>
+              <w:left w:type="dxa" w:w="140"/>
+              <w:bottom w:type="dxa" w:w="100"/>
+              <w:right w:type="dxa" w:w="140"/>
+            </w:tcMar>
+          </w:tcPr>
+          <w:p>
+            <w:pPr>
+              <w:jc w:val="center"/>
+            </w:pPr>
+            <w:r>
+              <w:rPr>
+                <w:rFonts w:ascii="Arial" w:cs="Arial" w:eastAsia="Arial" w:hAnsi="Arial"/>
+                <w:b w:val="false"/>
+                <w:bCs w:val="false"/>
+                <w:color w:val="475569"/>
+                <w:sz w:val="20"/>
+                <w:szCs w:val="20"/>
+              </w:rPr>
+              <w:t xml:space="preserve">₹1200/hr</w:t>
+            </w:r>
+          </w:p>
+        </w:tc>
+        <w:tc>
+          <w:tcPr>
+            <w:tcW w:type="dxa" w:w="2000"/>
+            <w:tcBorders>
+              <w:top w:val="single" w:color="E2E8F0" w:sz="1"/>
+              <w:left w:val="single" w:color="E2E8F0" w:sz="1"/>
+              <w:bottom w:val="single" w:color="E2E8F0" w:sz="1"/>
+              <w:right w:val="single" w:color="E2E8F0" w:sz="1"/>
+            </w:tcBorders>
+            <w:shd w:fill="CCFBF1" w:val="clear"/>
+            <w:tcMar>
+              <w:top w:type="dxa" w:w="100"/>
+              <w:left w:type="dxa" w:w="140"/>
+              <w:bottom w:type="dxa" w:w="100"/>
+              <w:right w:type="dxa" w:w="140"/>
+            </w:tcMar>
+          </w:tcPr>
+          <w:p>
+            <w:pPr>
+              <w:jc w:val="center"/>
+            </w:pPr>
+            <w:r>
+              <w:rPr>
+                <w:rFonts w:ascii="Arial" w:cs="Arial" w:eastAsia="Arial" w:hAnsi="Arial"/>
+                <w:b/>
+                <w:bCs/>
+                <w:color w:val="134e4a"/>
+                <w:sz w:val="20"/>
+                <w:szCs w:val="20"/>
+              </w:rPr>
+              <w:t xml:space="preserve">₹1600/hr</w:t>
+            </w:r>
+          </w:p>
+        </w:tc>
+      </w:tr>
+    </w:tbl>
+    <w:p>
+      <w:pPr>
+        <w:spacing w:after="40" w:before="40"/>
+      </w:pPr>
+      <w:r>
+        <w:rPr>
+          <w:sz w:val="20"/>
+          <w:szCs w:val="20"/>
+        </w:rPr>
+        <w:t xml:space="preserve"/>
+      </w:r>
+    </w:p>
+    <w:p>
+      <w:pPr>
+        <w:pStyle w:val="Heading2"/>
+        <w:spacing w:after="120" w:before="260"/>
+      </w:pPr>
+      <w:r>
+        <w:rPr>
+          <w:rFonts w:ascii="Arial" w:cs="Arial" w:eastAsia="Arial" w:hAnsi="Arial"/>
+          <w:b/>
+          <w:bCs/>
+          <w:color w:val="0F172A"/>
+          <w:sz w:val="26"/>
+          <w:szCs w:val="26"/>
+        </w:rPr>
+        <w:t xml:space="preserve">4.2  Annual Savings Breakdown</w:t>
+      </w:r>
+    </w:p>
+    <w:p>
+      <w:pPr>
+        <w:spacing w:after="60" w:before="60"/>
+      </w:pPr>
+      <w:r>
+        <w:rPr>
+          <w:rFonts w:ascii="Arial" w:cs="Arial" w:eastAsia="Arial" w:hAnsi="Arial"/>
+          <w:color w:val="475569"/>
+          <w:sz w:val="22"/>
+          <w:szCs w:val="22"/>
+        </w:rPr>
+        <w:t xml:space="preserve">The table below quantifies annual savings per workflow. Operations run 365 days per year across 3 shifts per day.</w:t>
+      </w:r>
+    </w:p>
+    <w:p>
+      <w:pPr>
+        <w:spacing w:after="40" w:before="40"/>
+      </w:pPr>
+      <w:r>
+        <w:rPr>
+          <w:sz w:val="20"/>
+          <w:szCs w:val="20"/>
+        </w:rPr>
+        <w:t xml:space="preserve"/>
+      </w:r>
+    </w:p>
+    <w:tbl>
+      <w:tblPr>
+        <w:tblW w:type="dxa" w:w="9360"/>
+        <w:tblBorders>
+          <w:top w:val="single" w:color="auto" w:sz="4"/>
+          <w:left w:val="single" w:color="auto" w:sz="4"/>
+          <w:bottom w:val="single" w:color="auto" w:sz="4"/>
+          <w:right w:val="single" w:color="auto" w:sz="4"/>
+          <w:insideH w:val="single" w:color="auto" w:sz="4"/>
+          <w:insideV w:val="single" w:color="auto" w:sz="4"/>
+        </w:tblBorders>
+      </w:tblPr>
+      <w:tblGrid>
+        <w:gridCol w:w="1700"/>
+        <w:gridCol w:w="2100"/>
+        <w:gridCol w:w="1100"/>
+        <w:gridCol w:w="1100"/>
         <w:gridCol w:w="1300"/>
         <w:gridCol w:w="1960"/>
       </w:tblGrid>
@@ -2582,14 +3469,14 @@
         </w:trPr>
         <w:tc>
           <w:tcPr>
-            <w:tcW w:type="dxa" w:w="1800"/>
-            <w:tcBorders>
-              <w:top w:val="single" w:color="DDDDDD" w:sz="1"/>
-              <w:left w:val="single" w:color="DDDDDD" w:sz="1"/>
-              <w:bottom w:val="single" w:color="DDDDDD" w:sz="1"/>
-              <w:right w:val="single" w:color="DDDDDD" w:sz="1"/>
-            </w:tcBorders>
-            <w:shd w:fill="0F6E56" w:val="clear"/>
+            <w:tcW w:type="dxa" w:w="1700"/>
+            <w:tcBorders>
+              <w:top w:val="single" w:color="E2E8F0" w:sz="1"/>
+              <w:left w:val="single" w:color="E2E8F0" w:sz="1"/>
+              <w:bottom w:val="single" w:color="E2E8F0" w:sz="1"/>
+              <w:right w:val="single" w:color="E2E8F0" w:sz="1"/>
+            </w:tcBorders>
+            <w:shd w:fill="0d9488" w:val="clear"/>
             <w:tcMar>
               <w:top w:type="dxa" w:w="100"/>
               <w:left w:type="dxa" w:w="140"/>
@@ -2616,14 +3503,14 @@
         </w:tc>
         <w:tc>
           <w:tcPr>
-            <w:tcW w:type="dxa" w:w="1900"/>
-            <w:tcBorders>
-              <w:top w:val="single" w:color="DDDDDD" w:sz="1"/>
-              <w:left w:val="single" w:color="DDDDDD" w:sz="1"/>
-              <w:bottom w:val="single" w:color="DDDDDD" w:sz="1"/>
-              <w:right w:val="single" w:color="DDDDDD" w:sz="1"/>
-            </w:tcBorders>
-            <w:shd w:fill="0F6E56" w:val="clear"/>
+            <w:tcW w:type="dxa" w:w="2100"/>
+            <w:tcBorders>
+              <w:top w:val="single" w:color="E2E8F0" w:sz="1"/>
+              <w:left w:val="single" w:color="E2E8F0" w:sz="1"/>
+              <w:bottom w:val="single" w:color="E2E8F0" w:sz="1"/>
+              <w:right w:val="single" w:color="E2E8F0" w:sz="1"/>
+            </w:tcBorders>
+            <w:shd w:fill="0d9488" w:val="clear"/>
             <w:tcMar>
               <w:top w:type="dxa" w:w="100"/>
               <w:left w:type="dxa" w:w="140"/>
@@ -2644,20 +3531,20 @@
                 <w:sz w:val="20"/>
                 <w:szCs w:val="20"/>
               </w:rPr>
-              <w:t xml:space="preserve">Frequency</w:t>
-            </w:r>
-          </w:p>
-        </w:tc>
-        <w:tc>
-          <w:tcPr>
-            <w:tcW w:type="dxa" w:w="1200"/>
-            <w:tcBorders>
-              <w:top w:val="single" w:color="DDDDDD" w:sz="1"/>
-              <w:left w:val="single" w:color="DDDDDD" w:sz="1"/>
-              <w:bottom w:val="single" w:color="DDDDDD" w:sz="1"/>
-              <w:right w:val="single" w:color="DDDDDD" w:sz="1"/>
-            </w:tcBorders>
-            <w:shd w:fill="0F6E56" w:val="clear"/>
+              <w:t xml:space="preserve">Formula</w:t>
+            </w:r>
+          </w:p>
+        </w:tc>
+        <w:tc>
+          <w:tcPr>
+            <w:tcW w:type="dxa" w:w="1100"/>
+            <w:tcBorders>
+              <w:top w:val="single" w:color="E2E8F0" w:sz="1"/>
+              <w:left w:val="single" w:color="E2E8F0" w:sz="1"/>
+              <w:bottom w:val="single" w:color="E2E8F0" w:sz="1"/>
+              <w:right w:val="single" w:color="E2E8F0" w:sz="1"/>
+            </w:tcBorders>
+            <w:shd w:fill="0d9488" w:val="clear"/>
             <w:tcMar>
               <w:top w:type="dxa" w:w="100"/>
               <w:left w:type="dxa" w:w="140"/>
@@ -2678,20 +3565,20 @@
                 <w:sz w:val="20"/>
                 <w:szCs w:val="20"/>
               </w:rPr>
-              <w:t xml:space="preserve">Time saved</w:t>
-            </w:r>
-          </w:p>
-        </w:tc>
-        <w:tc>
-          <w:tcPr>
-            <w:tcW w:type="dxa" w:w="1200"/>
-            <w:tcBorders>
-              <w:top w:val="single" w:color="DDDDDD" w:sz="1"/>
-              <w:left w:val="single" w:color="DDDDDD" w:sz="1"/>
-              <w:bottom w:val="single" w:color="DDDDDD" w:sz="1"/>
-              <w:right w:val="single" w:color="DDDDDD" w:sz="1"/>
-            </w:tcBorders>
-            <w:shd w:fill="0F6E56" w:val="clear"/>
+              <w:t xml:space="preserve">Saved/event</w:t>
+            </w:r>
+          </w:p>
+        </w:tc>
+        <w:tc>
+          <w:tcPr>
+            <w:tcW w:type="dxa" w:w="1100"/>
+            <w:tcBorders>
+              <w:top w:val="single" w:color="E2E8F0" w:sz="1"/>
+              <w:left w:val="single" w:color="E2E8F0" w:sz="1"/>
+              <w:bottom w:val="single" w:color="E2E8F0" w:sz="1"/>
+              <w:right w:val="single" w:color="E2E8F0" w:sz="1"/>
+            </w:tcBorders>
+            <w:shd w:fill="0d9488" w:val="clear"/>
             <w:tcMar>
               <w:top w:type="dxa" w:w="100"/>
               <w:left w:type="dxa" w:w="140"/>
@@ -2720,12 +3607,12 @@
           <w:tcPr>
             <w:tcW w:type="dxa" w:w="1300"/>
             <w:tcBorders>
-              <w:top w:val="single" w:color="DDDDDD" w:sz="1"/>
-              <w:left w:val="single" w:color="DDDDDD" w:sz="1"/>
-              <w:bottom w:val="single" w:color="DDDDDD" w:sz="1"/>
-              <w:right w:val="single" w:color="DDDDDD" w:sz="1"/>
-            </w:tcBorders>
-            <w:shd w:fill="0F6E56" w:val="clear"/>
+              <w:top w:val="single" w:color="E2E8F0" w:sz="1"/>
+              <w:left w:val="single" w:color="E2E8F0" w:sz="1"/>
+              <w:bottom w:val="single" w:color="E2E8F0" w:sz="1"/>
+              <w:right w:val="single" w:color="E2E8F0" w:sz="1"/>
+            </w:tcBorders>
+            <w:shd w:fill="0d9488" w:val="clear"/>
             <w:tcMar>
               <w:top w:type="dxa" w:w="100"/>
               <w:left w:type="dxa" w:w="140"/>
@@ -2754,12 +3641,12 @@
           <w:tcPr>
             <w:tcW w:type="dxa" w:w="1960"/>
             <w:tcBorders>
-              <w:top w:val="single" w:color="DDDDDD" w:sz="1"/>
-              <w:left w:val="single" w:color="DDDDDD" w:sz="1"/>
-              <w:bottom w:val="single" w:color="DDDDDD" w:sz="1"/>
-              <w:right w:val="single" w:color="DDDDDD" w:sz="1"/>
-            </w:tcBorders>
-            <w:shd w:fill="0F6E56" w:val="clear"/>
+              <w:top w:val="single" w:color="E2E8F0" w:sz="1"/>
+              <w:left w:val="single" w:color="E2E8F0" w:sz="1"/>
+              <w:bottom w:val="single" w:color="E2E8F0" w:sz="1"/>
+              <w:right w:val="single" w:color="E2E8F0" w:sz="1"/>
+            </w:tcBorders>
+            <w:shd w:fill="0d9488" w:val="clear"/>
             <w:tcMar>
               <w:top w:type="dxa" w:w="100"/>
               <w:left w:type="dxa" w:w="140"/>
@@ -2788,14 +3675,14 @@
       <w:tr>
         <w:tc>
           <w:tcPr>
-            <w:tcW w:type="dxa" w:w="1800"/>
-            <w:tcBorders>
-              <w:top w:val="single" w:color="DDDDDD" w:sz="1"/>
-              <w:left w:val="single" w:color="DDDDDD" w:sz="1"/>
-              <w:bottom w:val="single" w:color="DDDDDD" w:sz="1"/>
-              <w:right w:val="single" w:color="DDDDDD" w:sz="1"/>
-            </w:tcBorders>
-            <w:shd w:fill="F5F5F5" w:val="clear"/>
+            <w:tcW w:type="dxa" w:w="1700"/>
+            <w:tcBorders>
+              <w:top w:val="single" w:color="E2E8F0" w:sz="1"/>
+              <w:left w:val="single" w:color="E2E8F0" w:sz="1"/>
+              <w:bottom w:val="single" w:color="E2E8F0" w:sz="1"/>
+              <w:right w:val="single" w:color="E2E8F0" w:sz="1"/>
+            </w:tcBorders>
+            <w:shd w:fill="F1F5F9" w:val="clear"/>
             <w:tcMar>
               <w:top w:type="dxa" w:w="100"/>
               <w:left w:type="dxa" w:w="140"/>
@@ -2812,7 +3699,7 @@
                 <w:rFonts w:ascii="Arial" w:cs="Arial" w:eastAsia="Arial" w:hAnsi="Arial"/>
                 <w:b/>
                 <w:bCs/>
-                <w:color w:val="1A1A2E"/>
+                <w:color w:val="0F172A"/>
                 <w:sz w:val="20"/>
                 <w:szCs w:val="20"/>
               </w:rPr>
@@ -2822,14 +3709,14 @@
         </w:tc>
         <w:tc>
           <w:tcPr>
-            <w:tcW w:type="dxa" w:w="1900"/>
-            <w:tcBorders>
-              <w:top w:val="single" w:color="DDDDDD" w:sz="1"/>
-              <w:left w:val="single" w:color="DDDDDD" w:sz="1"/>
-              <w:bottom w:val="single" w:color="DDDDDD" w:sz="1"/>
-              <w:right w:val="single" w:color="DDDDDD" w:sz="1"/>
-            </w:tcBorders>
-            <w:shd w:fill="F5F5F5" w:val="clear"/>
+            <w:tcW w:type="dxa" w:w="2100"/>
+            <w:tcBorders>
+              <w:top w:val="single" w:color="E2E8F0" w:sz="1"/>
+              <w:left w:val="single" w:color="E2E8F0" w:sz="1"/>
+              <w:bottom w:val="single" w:color="E2E8F0" w:sz="1"/>
+              <w:right w:val="single" w:color="E2E8F0" w:sz="1"/>
+            </w:tcBorders>
+            <w:shd w:fill="F1F5F9" w:val="clear"/>
             <w:tcMar>
               <w:top w:type="dxa" w:w="100"/>
               <w:left w:type="dxa" w:w="140"/>
@@ -2846,79 +3733,79 @@
                 <w:rFonts w:ascii="Arial" w:cs="Arial" w:eastAsia="Arial" w:hAnsi="Arial"/>
                 <w:b w:val="false"/>
                 <w:bCs w:val="false"/>
-                <w:color w:val="444444"/>
-                <w:sz w:val="20"/>
-                <w:szCs w:val="20"/>
-              </w:rPr>
-              <w:t xml:space="preserve">12/day × 365</w:t>
-            </w:r>
-          </w:p>
-        </w:tc>
-        <w:tc>
-          <w:tcPr>
-            <w:tcW w:type="dxa" w:w="1200"/>
-            <w:tcBorders>
-              <w:top w:val="single" w:color="DDDDDD" w:sz="1"/>
-              <w:left w:val="single" w:color="DDDDDD" w:sz="1"/>
-              <w:bottom w:val="single" w:color="DDDDDD" w:sz="1"/>
-              <w:right w:val="single" w:color="DDDDDD" w:sz="1"/>
-            </w:tcBorders>
-            <w:shd w:fill="F5F5F5" w:val="clear"/>
-            <w:tcMar>
-              <w:top w:type="dxa" w:w="100"/>
-              <w:left w:type="dxa" w:w="140"/>
-              <w:bottom w:type="dxa" w:w="100"/>
-              <w:right w:type="dxa" w:w="140"/>
-            </w:tcMar>
-          </w:tcPr>
-          <w:p>
-            <w:pPr>
-              <w:jc w:val="center"/>
-            </w:pPr>
-            <w:r>
-              <w:rPr>
-                <w:rFonts w:ascii="Arial" w:cs="Arial" w:eastAsia="Arial" w:hAnsi="Arial"/>
-                <w:b w:val="false"/>
-                <w:bCs w:val="false"/>
-                <w:color w:val="A32D2D"/>
-                <w:sz w:val="20"/>
-                <w:szCs w:val="20"/>
-              </w:rPr>
-              <w:t xml:space="preserve">100 min</w:t>
-            </w:r>
-          </w:p>
-        </w:tc>
-        <w:tc>
-          <w:tcPr>
-            <w:tcW w:type="dxa" w:w="1200"/>
-            <w:tcBorders>
-              <w:top w:val="single" w:color="DDDDDD" w:sz="1"/>
-              <w:left w:val="single" w:color="DDDDDD" w:sz="1"/>
-              <w:bottom w:val="single" w:color="DDDDDD" w:sz="1"/>
-              <w:right w:val="single" w:color="DDDDDD" w:sz="1"/>
-            </w:tcBorders>
-            <w:shd w:fill="F5F5F5" w:val="clear"/>
-            <w:tcMar>
-              <w:top w:type="dxa" w:w="100"/>
-              <w:left w:type="dxa" w:w="140"/>
-              <w:bottom w:type="dxa" w:w="100"/>
-              <w:right w:type="dxa" w:w="140"/>
-            </w:tcMar>
-          </w:tcPr>
-          <w:p>
-            <w:pPr>
-              <w:jc w:val="center"/>
-            </w:pPr>
-            <w:r>
-              <w:rPr>
-                <w:rFonts w:ascii="Arial" w:cs="Arial" w:eastAsia="Arial" w:hAnsi="Arial"/>
-                <w:b w:val="false"/>
-                <w:bCs w:val="false"/>
-                <w:color w:val="444444"/>
-                <w:sz w:val="20"/>
-                <w:szCs w:val="20"/>
-              </w:rPr>
-              <w:t xml:space="preserve">8,760 hrs</w:t>
+                <w:color w:val="94A3B8"/>
+                <w:sz w:val="20"/>
+                <w:szCs w:val="20"/>
+              </w:rPr>
+              <w:t xml:space="preserve">50×10/day×365</w:t>
+            </w:r>
+          </w:p>
+        </w:tc>
+        <w:tc>
+          <w:tcPr>
+            <w:tcW w:type="dxa" w:w="1100"/>
+            <w:tcBorders>
+              <w:top w:val="single" w:color="E2E8F0" w:sz="1"/>
+              <w:left w:val="single" w:color="E2E8F0" w:sz="1"/>
+              <w:bottom w:val="single" w:color="E2E8F0" w:sz="1"/>
+              <w:right w:val="single" w:color="E2E8F0" w:sz="1"/>
+            </w:tcBorders>
+            <w:shd w:fill="F1F5F9" w:val="clear"/>
+            <w:tcMar>
+              <w:top w:type="dxa" w:w="100"/>
+              <w:left w:type="dxa" w:w="140"/>
+              <w:bottom w:type="dxa" w:w="100"/>
+              <w:right w:type="dxa" w:w="140"/>
+            </w:tcMar>
+          </w:tcPr>
+          <w:p>
+            <w:pPr>
+              <w:jc w:val="center"/>
+            </w:pPr>
+            <w:r>
+              <w:rPr>
+                <w:rFonts w:ascii="Arial" w:cs="Arial" w:eastAsia="Arial" w:hAnsi="Arial"/>
+                <w:b w:val="false"/>
+                <w:bCs w:val="false"/>
+                <w:color w:val="991B1B"/>
+                <w:sz w:val="20"/>
+                <w:szCs w:val="20"/>
+              </w:rPr>
+              <w:t xml:space="preserve">10 min</w:t>
+            </w:r>
+          </w:p>
+        </w:tc>
+        <w:tc>
+          <w:tcPr>
+            <w:tcW w:type="dxa" w:w="1100"/>
+            <w:tcBorders>
+              <w:top w:val="single" w:color="E2E8F0" w:sz="1"/>
+              <w:left w:val="single" w:color="E2E8F0" w:sz="1"/>
+              <w:bottom w:val="single" w:color="E2E8F0" w:sz="1"/>
+              <w:right w:val="single" w:color="E2E8F0" w:sz="1"/>
+            </w:tcBorders>
+            <w:shd w:fill="F1F5F9" w:val="clear"/>
+            <w:tcMar>
+              <w:top w:type="dxa" w:w="100"/>
+              <w:left w:type="dxa" w:w="140"/>
+              <w:bottom w:type="dxa" w:w="100"/>
+              <w:right w:type="dxa" w:w="140"/>
+            </w:tcMar>
+          </w:tcPr>
+          <w:p>
+            <w:pPr>
+              <w:jc w:val="center"/>
+            </w:pPr>
+            <w:r>
+              <w:rPr>
+                <w:rFonts w:ascii="Arial" w:cs="Arial" w:eastAsia="Arial" w:hAnsi="Arial"/>
+                <w:b w:val="false"/>
+                <w:bCs w:val="false"/>
+                <w:color w:val="475569"/>
+                <w:sz w:val="20"/>
+                <w:szCs w:val="20"/>
+              </w:rPr>
+              <w:t xml:space="preserve">30,417 hrs</w:t>
             </w:r>
           </w:p>
         </w:tc>
@@ -2926,29 +3813,29 @@
           <w:tcPr>
             <w:tcW w:type="dxa" w:w="1300"/>
             <w:tcBorders>
-              <w:top w:val="single" w:color="DDDDDD" w:sz="1"/>
-              <w:left w:val="single" w:color="DDDDDD" w:sz="1"/>
-              <w:bottom w:val="single" w:color="DDDDDD" w:sz="1"/>
-              <w:right w:val="single" w:color="DDDDDD" w:sz="1"/>
-            </w:tcBorders>
-            <w:shd w:fill="F5F5F5" w:val="clear"/>
-            <w:tcMar>
-              <w:top w:type="dxa" w:w="100"/>
-              <w:left w:type="dxa" w:w="140"/>
-              <w:bottom w:type="dxa" w:w="100"/>
-              <w:right w:type="dxa" w:w="140"/>
-            </w:tcMar>
-          </w:tcPr>
-          <w:p>
-            <w:pPr>
-              <w:jc w:val="center"/>
-            </w:pPr>
-            <w:r>
-              <w:rPr>
-                <w:rFonts w:ascii="Arial" w:cs="Arial" w:eastAsia="Arial" w:hAnsi="Arial"/>
-                <w:b w:val="false"/>
-                <w:bCs w:val="false"/>
-                <w:color w:val="777777"/>
+              <w:top w:val="single" w:color="E2E8F0" w:sz="1"/>
+              <w:left w:val="single" w:color="E2E8F0" w:sz="1"/>
+              <w:bottom w:val="single" w:color="E2E8F0" w:sz="1"/>
+              <w:right w:val="single" w:color="E2E8F0" w:sz="1"/>
+            </w:tcBorders>
+            <w:shd w:fill="F1F5F9" w:val="clear"/>
+            <w:tcMar>
+              <w:top w:type="dxa" w:w="100"/>
+              <w:left w:type="dxa" w:w="140"/>
+              <w:bottom w:type="dxa" w:w="100"/>
+              <w:right w:type="dxa" w:w="140"/>
+            </w:tcMar>
+          </w:tcPr>
+          <w:p>
+            <w:pPr>
+              <w:jc w:val="center"/>
+            </w:pPr>
+            <w:r>
+              <w:rPr>
+                <w:rFonts w:ascii="Arial" w:cs="Arial" w:eastAsia="Arial" w:hAnsi="Arial"/>
+                <w:b w:val="false"/>
+                <w:bCs w:val="false"/>
+                <w:color w:val="475569"/>
                 <w:sz w:val="20"/>
                 <w:szCs w:val="20"/>
               </w:rPr>
@@ -2960,33 +3847,33 @@
           <w:tcPr>
             <w:tcW w:type="dxa" w:w="1960"/>
             <w:tcBorders>
-              <w:top w:val="single" w:color="DDDDDD" w:sz="1"/>
-              <w:left w:val="single" w:color="DDDDDD" w:sz="1"/>
-              <w:bottom w:val="single" w:color="DDDDDD" w:sz="1"/>
-              <w:right w:val="single" w:color="DDDDDD" w:sz="1"/>
-            </w:tcBorders>
-            <w:shd w:fill="E1F5EE" w:val="clear"/>
-            <w:tcMar>
-              <w:top w:type="dxa" w:w="100"/>
-              <w:left w:type="dxa" w:w="140"/>
-              <w:bottom w:type="dxa" w:w="100"/>
-              <w:right w:type="dxa" w:w="140"/>
-            </w:tcMar>
-          </w:tcPr>
-          <w:p>
-            <w:pPr>
-              <w:jc w:val="center"/>
-            </w:pPr>
-            <w:r>
-              <w:rPr>
-                <w:rFonts w:ascii="Arial" w:cs="Arial" w:eastAsia="Arial" w:hAnsi="Arial"/>
-                <w:b/>
-                <w:bCs/>
-                <w:color w:val="0F6E56"/>
-                <w:sz w:val="20"/>
-                <w:szCs w:val="20"/>
-              </w:rPr>
-              <w:t xml:space="preserve">₹43.8L</w:t>
+              <w:top w:val="single" w:color="E2E8F0" w:sz="1"/>
+              <w:left w:val="single" w:color="E2E8F0" w:sz="1"/>
+              <w:bottom w:val="single" w:color="E2E8F0" w:sz="1"/>
+              <w:right w:val="single" w:color="E2E8F0" w:sz="1"/>
+            </w:tcBorders>
+            <w:shd w:fill="CCFBF1" w:val="clear"/>
+            <w:tcMar>
+              <w:top w:type="dxa" w:w="100"/>
+              <w:left w:type="dxa" w:w="140"/>
+              <w:bottom w:type="dxa" w:w="100"/>
+              <w:right w:type="dxa" w:w="140"/>
+            </w:tcMar>
+          </w:tcPr>
+          <w:p>
+            <w:pPr>
+              <w:jc w:val="center"/>
+            </w:pPr>
+            <w:r>
+              <w:rPr>
+                <w:rFonts w:ascii="Arial" w:cs="Arial" w:eastAsia="Arial" w:hAnsi="Arial"/>
+                <w:b/>
+                <w:bCs/>
+                <w:color w:val="134e4a"/>
+                <w:sz w:val="20"/>
+                <w:szCs w:val="20"/>
+              </w:rPr>
+              <w:t xml:space="preserve">₹1.70 Cr</w:t>
             </w:r>
           </w:p>
         </w:tc>
@@ -2994,12 +3881,12 @@
       <w:tr>
         <w:tc>
           <w:tcPr>
-            <w:tcW w:type="dxa" w:w="1800"/>
-            <w:tcBorders>
-              <w:top w:val="single" w:color="DDDDDD" w:sz="1"/>
-              <w:left w:val="single" w:color="DDDDDD" w:sz="1"/>
-              <w:bottom w:val="single" w:color="DDDDDD" w:sz="1"/>
-              <w:right w:val="single" w:color="DDDDDD" w:sz="1"/>
+            <w:tcW w:type="dxa" w:w="1700"/>
+            <w:tcBorders>
+              <w:top w:val="single" w:color="E2E8F0" w:sz="1"/>
+              <w:left w:val="single" w:color="E2E8F0" w:sz="1"/>
+              <w:bottom w:val="single" w:color="E2E8F0" w:sz="1"/>
+              <w:right w:val="single" w:color="E2E8F0" w:sz="1"/>
             </w:tcBorders>
             <w:shd w:fill="FFFFFF" w:val="clear"/>
             <w:tcMar>
@@ -3018,7 +3905,7 @@
                 <w:rFonts w:ascii="Arial" w:cs="Arial" w:eastAsia="Arial" w:hAnsi="Arial"/>
                 <w:b/>
                 <w:bCs/>
-                <w:color w:val="1A1A2E"/>
+                <w:color w:val="0F172A"/>
                 <w:sz w:val="20"/>
                 <w:szCs w:val="20"/>
               </w:rPr>
@@ -3028,12 +3915,12 @@
         </w:tc>
         <w:tc>
           <w:tcPr>
-            <w:tcW w:type="dxa" w:w="1900"/>
-            <w:tcBorders>
-              <w:top w:val="single" w:color="DDDDDD" w:sz="1"/>
-              <w:left w:val="single" w:color="DDDDDD" w:sz="1"/>
-              <w:bottom w:val="single" w:color="DDDDDD" w:sz="1"/>
-              <w:right w:val="single" w:color="DDDDDD" w:sz="1"/>
+            <w:tcW w:type="dxa" w:w="2100"/>
+            <w:tcBorders>
+              <w:top w:val="single" w:color="E2E8F0" w:sz="1"/>
+              <w:left w:val="single" w:color="E2E8F0" w:sz="1"/>
+              <w:bottom w:val="single" w:color="E2E8F0" w:sz="1"/>
+              <w:right w:val="single" w:color="E2E8F0" w:sz="1"/>
             </w:tcBorders>
             <w:shd w:fill="FFFFFF" w:val="clear"/>
             <w:tcMar>
@@ -3052,22 +3939,22 @@
                 <w:rFonts w:ascii="Arial" w:cs="Arial" w:eastAsia="Arial" w:hAnsi="Arial"/>
                 <w:b w:val="false"/>
                 <w:bCs w:val="false"/>
-                <w:color w:val="444444"/>
-                <w:sz w:val="20"/>
-                <w:szCs w:val="20"/>
-              </w:rPr>
-              <w:t xml:space="preserve">3 shifts × 365</w:t>
-            </w:r>
-          </w:p>
-        </w:tc>
-        <w:tc>
-          <w:tcPr>
-            <w:tcW w:type="dxa" w:w="1200"/>
-            <w:tcBorders>
-              <w:top w:val="single" w:color="DDDDDD" w:sz="1"/>
-              <w:left w:val="single" w:color="DDDDDD" w:sz="1"/>
-              <w:bottom w:val="single" w:color="DDDDDD" w:sz="1"/>
-              <w:right w:val="single" w:color="DDDDDD" w:sz="1"/>
+                <w:color w:val="94A3B8"/>
+                <w:sz w:val="20"/>
+                <w:szCs w:val="20"/>
+              </w:rPr>
+              <w:t xml:space="preserve">(16mbr+1lead)×3×365</w:t>
+            </w:r>
+          </w:p>
+        </w:tc>
+        <w:tc>
+          <w:tcPr>
+            <w:tcW w:type="dxa" w:w="1100"/>
+            <w:tcBorders>
+              <w:top w:val="single" w:color="E2E8F0" w:sz="1"/>
+              <w:left w:val="single" w:color="E2E8F0" w:sz="1"/>
+              <w:bottom w:val="single" w:color="E2E8F0" w:sz="1"/>
+              <w:right w:val="single" w:color="E2E8F0" w:sz="1"/>
             </w:tcBorders>
             <w:shd w:fill="FFFFFF" w:val="clear"/>
             <w:tcMar>
@@ -3086,7 +3973,7 @@
                 <w:rFonts w:ascii="Arial" w:cs="Arial" w:eastAsia="Arial" w:hAnsi="Arial"/>
                 <w:b w:val="false"/>
                 <w:bCs w:val="false"/>
-                <w:color w:val="A32D2D"/>
+                <w:color w:val="991B1B"/>
                 <w:sz w:val="20"/>
                 <w:szCs w:val="20"/>
               </w:rPr>
@@ -3096,12 +3983,12 @@
         </w:tc>
         <w:tc>
           <w:tcPr>
-            <w:tcW w:type="dxa" w:w="1200"/>
-            <w:tcBorders>
-              <w:top w:val="single" w:color="DDDDDD" w:sz="1"/>
-              <w:left w:val="single" w:color="DDDDDD" w:sz="1"/>
-              <w:bottom w:val="single" w:color="DDDDDD" w:sz="1"/>
-              <w:right w:val="single" w:color="DDDDDD" w:sz="1"/>
+            <w:tcW w:type="dxa" w:w="1100"/>
+            <w:tcBorders>
+              <w:top w:val="single" w:color="E2E8F0" w:sz="1"/>
+              <w:left w:val="single" w:color="E2E8F0" w:sz="1"/>
+              <w:bottom w:val="single" w:color="E2E8F0" w:sz="1"/>
+              <w:right w:val="single" w:color="E2E8F0" w:sz="1"/>
             </w:tcBorders>
             <w:shd w:fill="FFFFFF" w:val="clear"/>
             <w:tcMar>
@@ -3120,11 +4007,11 @@
                 <w:rFonts w:ascii="Arial" w:cs="Arial" w:eastAsia="Arial" w:hAnsi="Arial"/>
                 <w:b w:val="false"/>
                 <w:bCs w:val="false"/>
-                <w:color w:val="444444"/>
-                <w:sz w:val="20"/>
-                <w:szCs w:val="20"/>
-              </w:rPr>
-              <w:t xml:space="preserve">1,825 hrs</w:t>
+                <w:color w:val="475569"/>
+                <w:sz w:val="20"/>
+                <w:szCs w:val="20"/>
+              </w:rPr>
+              <w:t xml:space="preserve">31,025 hrs</w:t>
             </w:r>
           </w:p>
         </w:tc>
@@ -3132,33 +4019,33 @@
           <w:tcPr>
             <w:tcW w:type="dxa" w:w="1300"/>
             <w:tcBorders>
-              <w:top w:val="single" w:color="DDDDDD" w:sz="1"/>
-              <w:left w:val="single" w:color="DDDDDD" w:sz="1"/>
-              <w:bottom w:val="single" w:color="DDDDDD" w:sz="1"/>
-              <w:right w:val="single" w:color="DDDDDD" w:sz="1"/>
-            </w:tcBorders>
-            <w:shd w:fill="FFFFFF" w:val="clear"/>
-            <w:tcMar>
-              <w:top w:type="dxa" w:w="100"/>
-              <w:left w:type="dxa" w:w="140"/>
-              <w:bottom w:type="dxa" w:w="100"/>
-              <w:right w:type="dxa" w:w="140"/>
-            </w:tcMar>
-          </w:tcPr>
-          <w:p>
-            <w:pPr>
-              <w:jc w:val="center"/>
-            </w:pPr>
-            <w:r>
-              <w:rPr>
-                <w:rFonts w:ascii="Arial" w:cs="Arial" w:eastAsia="Arial" w:hAnsi="Arial"/>
-                <w:b w:val="false"/>
-                <w:bCs w:val="false"/>
-                <w:color w:val="777777"/>
-                <w:sz w:val="20"/>
-                <w:szCs w:val="20"/>
-              </w:rPr>
-              <w:t xml:space="preserve">Leads</w:t>
+              <w:top w:val="single" w:color="E2E8F0" w:sz="1"/>
+              <w:left w:val="single" w:color="E2E8F0" w:sz="1"/>
+              <w:bottom w:val="single" w:color="E2E8F0" w:sz="1"/>
+              <w:right w:val="single" w:color="E2E8F0" w:sz="1"/>
+            </w:tcBorders>
+            <w:shd w:fill="EDE9FE" w:val="clear"/>
+            <w:tcMar>
+              <w:top w:type="dxa" w:w="100"/>
+              <w:left w:type="dxa" w:w="140"/>
+              <w:bottom w:type="dxa" w:w="100"/>
+              <w:right w:type="dxa" w:w="140"/>
+            </w:tcMar>
+          </w:tcPr>
+          <w:p>
+            <w:pPr>
+              <w:jc w:val="center"/>
+            </w:pPr>
+            <w:r>
+              <w:rPr>
+                <w:rFonts w:ascii="Arial" w:cs="Arial" w:eastAsia="Arial" w:hAnsi="Arial"/>
+                <w:b w:val="false"/>
+                <w:bCs w:val="false"/>
+                <w:color w:val="5B21B6"/>
+                <w:sz w:val="20"/>
+                <w:szCs w:val="20"/>
+              </w:rPr>
+              <w:t xml:space="preserve">Mbrs+Leads</w:t>
             </w:r>
           </w:p>
         </w:tc>
@@ -3166,33 +4053,33 @@
           <w:tcPr>
             <w:tcW w:type="dxa" w:w="1960"/>
             <w:tcBorders>
-              <w:top w:val="single" w:color="DDDDDD" w:sz="1"/>
-              <w:left w:val="single" w:color="DDDDDD" w:sz="1"/>
-              <w:bottom w:val="single" w:color="DDDDDD" w:sz="1"/>
-              <w:right w:val="single" w:color="DDDDDD" w:sz="1"/>
-            </w:tcBorders>
-            <w:shd w:fill="E1F5EE" w:val="clear"/>
-            <w:tcMar>
-              <w:top w:type="dxa" w:w="100"/>
-              <w:left w:type="dxa" w:w="140"/>
-              <w:bottom w:type="dxa" w:w="100"/>
-              <w:right w:type="dxa" w:w="140"/>
-            </w:tcMar>
-          </w:tcPr>
-          <w:p>
-            <w:pPr>
-              <w:jc w:val="center"/>
-            </w:pPr>
-            <w:r>
-              <w:rPr>
-                <w:rFonts w:ascii="Arial" w:cs="Arial" w:eastAsia="Arial" w:hAnsi="Arial"/>
-                <w:b/>
-                <w:bCs/>
-                <w:color w:val="0F6E56"/>
-                <w:sz w:val="20"/>
-                <w:szCs w:val="20"/>
-              </w:rPr>
-              <w:t xml:space="preserve">₹18.3L</w:t>
+              <w:top w:val="single" w:color="E2E8F0" w:sz="1"/>
+              <w:left w:val="single" w:color="E2E8F0" w:sz="1"/>
+              <w:bottom w:val="single" w:color="E2E8F0" w:sz="1"/>
+              <w:right w:val="single" w:color="E2E8F0" w:sz="1"/>
+            </w:tcBorders>
+            <w:shd w:fill="CCFBF1" w:val="clear"/>
+            <w:tcMar>
+              <w:top w:type="dxa" w:w="100"/>
+              <w:left w:type="dxa" w:w="140"/>
+              <w:bottom w:type="dxa" w:w="100"/>
+              <w:right w:type="dxa" w:w="140"/>
+            </w:tcMar>
+          </w:tcPr>
+          <w:p>
+            <w:pPr>
+              <w:jc w:val="center"/>
+            </w:pPr>
+            <w:r>
+              <w:rPr>
+                <w:rFonts w:ascii="Arial" w:cs="Arial" w:eastAsia="Arial" w:hAnsi="Arial"/>
+                <w:b/>
+                <w:bCs/>
+                <w:color w:val="134e4a"/>
+                <w:sz w:val="20"/>
+                <w:szCs w:val="20"/>
+              </w:rPr>
+              <w:t xml:space="preserve">₹1.81 Cr</w:t>
             </w:r>
           </w:p>
         </w:tc>
@@ -3200,14 +4087,14 @@
       <w:tr>
         <w:tc>
           <w:tcPr>
-            <w:tcW w:type="dxa" w:w="1800"/>
-            <w:tcBorders>
-              <w:top w:val="single" w:color="DDDDDD" w:sz="1"/>
-              <w:left w:val="single" w:color="DDDDDD" w:sz="1"/>
-              <w:bottom w:val="single" w:color="DDDDDD" w:sz="1"/>
-              <w:right w:val="single" w:color="DDDDDD" w:sz="1"/>
-            </w:tcBorders>
-            <w:shd w:fill="F5F5F5" w:val="clear"/>
+            <w:tcW w:type="dxa" w:w="1700"/>
+            <w:tcBorders>
+              <w:top w:val="single" w:color="E2E8F0" w:sz="1"/>
+              <w:left w:val="single" w:color="E2E8F0" w:sz="1"/>
+              <w:bottom w:val="single" w:color="E2E8F0" w:sz="1"/>
+              <w:right w:val="single" w:color="E2E8F0" w:sz="1"/>
+            </w:tcBorders>
+            <w:shd w:fill="F1F5F9" w:val="clear"/>
             <w:tcMar>
               <w:top w:type="dxa" w:w="100"/>
               <w:left w:type="dxa" w:w="140"/>
@@ -3224,7 +4111,7 @@
                 <w:rFonts w:ascii="Arial" w:cs="Arial" w:eastAsia="Arial" w:hAnsi="Arial"/>
                 <w:b/>
                 <w:bCs/>
-                <w:color w:val="1A1A2E"/>
+                <w:color w:val="0F172A"/>
                 <w:sz w:val="20"/>
                 <w:szCs w:val="20"/>
               </w:rPr>
@@ -3234,14 +4121,14 @@
         </w:tc>
         <w:tc>
           <w:tcPr>
-            <w:tcW w:type="dxa" w:w="1900"/>
-            <w:tcBorders>
-              <w:top w:val="single" w:color="DDDDDD" w:sz="1"/>
-              <w:left w:val="single" w:color="DDDDDD" w:sz="1"/>
-              <w:bottom w:val="single" w:color="DDDDDD" w:sz="1"/>
-              <w:right w:val="single" w:color="DDDDDD" w:sz="1"/>
-            </w:tcBorders>
-            <w:shd w:fill="F5F5F5" w:val="clear"/>
+            <w:tcW w:type="dxa" w:w="2100"/>
+            <w:tcBorders>
+              <w:top w:val="single" w:color="E2E8F0" w:sz="1"/>
+              <w:left w:val="single" w:color="E2E8F0" w:sz="1"/>
+              <w:bottom w:val="single" w:color="E2E8F0" w:sz="1"/>
+              <w:right w:val="single" w:color="E2E8F0" w:sz="1"/>
+            </w:tcBorders>
+            <w:shd w:fill="F1F5F9" w:val="clear"/>
             <w:tcMar>
               <w:top w:type="dxa" w:w="100"/>
               <w:left w:type="dxa" w:w="140"/>
@@ -3258,79 +4145,79 @@
                 <w:rFonts w:ascii="Arial" w:cs="Arial" w:eastAsia="Arial" w:hAnsi="Arial"/>
                 <w:b w:val="false"/>
                 <w:bCs w:val="false"/>
-                <w:color w:val="444444"/>
-                <w:sz w:val="20"/>
-                <w:szCs w:val="20"/>
-              </w:rPr>
-              <w:t xml:space="preserve">~15/day × 365</w:t>
-            </w:r>
-          </w:p>
-        </w:tc>
-        <w:tc>
-          <w:tcPr>
-            <w:tcW w:type="dxa" w:w="1200"/>
-            <w:tcBorders>
-              <w:top w:val="single" w:color="DDDDDD" w:sz="1"/>
-              <w:left w:val="single" w:color="DDDDDD" w:sz="1"/>
-              <w:bottom w:val="single" w:color="DDDDDD" w:sz="1"/>
-              <w:right w:val="single" w:color="DDDDDD" w:sz="1"/>
-            </w:tcBorders>
-            <w:shd w:fill="F5F5F5" w:val="clear"/>
-            <w:tcMar>
-              <w:top w:type="dxa" w:w="100"/>
-              <w:left w:type="dxa" w:w="140"/>
-              <w:bottom w:type="dxa" w:w="100"/>
-              <w:right w:type="dxa" w:w="140"/>
-            </w:tcMar>
-          </w:tcPr>
-          <w:p>
-            <w:pPr>
-              <w:jc w:val="center"/>
-            </w:pPr>
-            <w:r>
-              <w:rPr>
-                <w:rFonts w:ascii="Arial" w:cs="Arial" w:eastAsia="Arial" w:hAnsi="Arial"/>
-                <w:b w:val="false"/>
-                <w:bCs w:val="false"/>
-                <w:color w:val="A32D2D"/>
-                <w:sz w:val="20"/>
-                <w:szCs w:val="20"/>
-              </w:rPr>
-              <w:t xml:space="preserve">45 min</w:t>
-            </w:r>
-          </w:p>
-        </w:tc>
-        <w:tc>
-          <w:tcPr>
-            <w:tcW w:type="dxa" w:w="1200"/>
-            <w:tcBorders>
-              <w:top w:val="single" w:color="DDDDDD" w:sz="1"/>
-              <w:left w:val="single" w:color="DDDDDD" w:sz="1"/>
-              <w:bottom w:val="single" w:color="DDDDDD" w:sz="1"/>
-              <w:right w:val="single" w:color="DDDDDD" w:sz="1"/>
-            </w:tcBorders>
-            <w:shd w:fill="F5F5F5" w:val="clear"/>
-            <w:tcMar>
-              <w:top w:type="dxa" w:w="100"/>
-              <w:left w:type="dxa" w:w="140"/>
-              <w:bottom w:type="dxa" w:w="100"/>
-              <w:right w:type="dxa" w:w="140"/>
-            </w:tcMar>
-          </w:tcPr>
-          <w:p>
-            <w:pPr>
-              <w:jc w:val="center"/>
-            </w:pPr>
-            <w:r>
-              <w:rPr>
-                <w:rFonts w:ascii="Arial" w:cs="Arial" w:eastAsia="Arial" w:hAnsi="Arial"/>
-                <w:b w:val="false"/>
-                <w:bCs w:val="false"/>
-                <w:color w:val="444444"/>
-                <w:sz w:val="20"/>
-                <w:szCs w:val="20"/>
-              </w:rPr>
-              <w:t xml:space="preserve">4,106 hrs</w:t>
+                <w:color w:val="94A3B8"/>
+                <w:sz w:val="20"/>
+                <w:szCs w:val="20"/>
+              </w:rPr>
+              <w:t xml:space="preserve">50×365</w:t>
+            </w:r>
+          </w:p>
+        </w:tc>
+        <w:tc>
+          <w:tcPr>
+            <w:tcW w:type="dxa" w:w="1100"/>
+            <w:tcBorders>
+              <w:top w:val="single" w:color="E2E8F0" w:sz="1"/>
+              <w:left w:val="single" w:color="E2E8F0" w:sz="1"/>
+              <w:bottom w:val="single" w:color="E2E8F0" w:sz="1"/>
+              <w:right w:val="single" w:color="E2E8F0" w:sz="1"/>
+            </w:tcBorders>
+            <w:shd w:fill="F1F5F9" w:val="clear"/>
+            <w:tcMar>
+              <w:top w:type="dxa" w:w="100"/>
+              <w:left w:type="dxa" w:w="140"/>
+              <w:bottom w:type="dxa" w:w="100"/>
+              <w:right w:type="dxa" w:w="140"/>
+            </w:tcMar>
+          </w:tcPr>
+          <w:p>
+            <w:pPr>
+              <w:jc w:val="center"/>
+            </w:pPr>
+            <w:r>
+              <w:rPr>
+                <w:rFonts w:ascii="Arial" w:cs="Arial" w:eastAsia="Arial" w:hAnsi="Arial"/>
+                <w:b w:val="false"/>
+                <w:bCs w:val="false"/>
+                <w:color w:val="991B1B"/>
+                <w:sz w:val="20"/>
+                <w:szCs w:val="20"/>
+              </w:rPr>
+              <w:t xml:space="preserve">10 min</w:t>
+            </w:r>
+          </w:p>
+        </w:tc>
+        <w:tc>
+          <w:tcPr>
+            <w:tcW w:type="dxa" w:w="1100"/>
+            <w:tcBorders>
+              <w:top w:val="single" w:color="E2E8F0" w:sz="1"/>
+              <w:left w:val="single" w:color="E2E8F0" w:sz="1"/>
+              <w:bottom w:val="single" w:color="E2E8F0" w:sz="1"/>
+              <w:right w:val="single" w:color="E2E8F0" w:sz="1"/>
+            </w:tcBorders>
+            <w:shd w:fill="F1F5F9" w:val="clear"/>
+            <w:tcMar>
+              <w:top w:type="dxa" w:w="100"/>
+              <w:left w:type="dxa" w:w="140"/>
+              <w:bottom w:type="dxa" w:w="100"/>
+              <w:right w:type="dxa" w:w="140"/>
+            </w:tcMar>
+          </w:tcPr>
+          <w:p>
+            <w:pPr>
+              <w:jc w:val="center"/>
+            </w:pPr>
+            <w:r>
+              <w:rPr>
+                <w:rFonts w:ascii="Arial" w:cs="Arial" w:eastAsia="Arial" w:hAnsi="Arial"/>
+                <w:b w:val="false"/>
+                <w:bCs w:val="false"/>
+                <w:color w:val="475569"/>
+                <w:sz w:val="20"/>
+                <w:szCs w:val="20"/>
+              </w:rPr>
+              <w:t xml:space="preserve">3,042 hrs</w:t>
             </w:r>
           </w:p>
         </w:tc>
@@ -3338,29 +4225,29 @@
           <w:tcPr>
             <w:tcW w:type="dxa" w:w="1300"/>
             <w:tcBorders>
-              <w:top w:val="single" w:color="DDDDDD" w:sz="1"/>
-              <w:left w:val="single" w:color="DDDDDD" w:sz="1"/>
-              <w:bottom w:val="single" w:color="DDDDDD" w:sz="1"/>
-              <w:right w:val="single" w:color="DDDDDD" w:sz="1"/>
-            </w:tcBorders>
-            <w:shd w:fill="F5F5F5" w:val="clear"/>
-            <w:tcMar>
-              <w:top w:type="dxa" w:w="100"/>
-              <w:left w:type="dxa" w:w="140"/>
-              <w:bottom w:type="dxa" w:w="100"/>
-              <w:right w:type="dxa" w:w="140"/>
-            </w:tcMar>
-          </w:tcPr>
-          <w:p>
-            <w:pPr>
-              <w:jc w:val="center"/>
-            </w:pPr>
-            <w:r>
-              <w:rPr>
-                <w:rFonts w:ascii="Arial" w:cs="Arial" w:eastAsia="Arial" w:hAnsi="Arial"/>
-                <w:b w:val="false"/>
-                <w:bCs w:val="false"/>
-                <w:color w:val="777777"/>
+              <w:top w:val="single" w:color="E2E8F0" w:sz="1"/>
+              <w:left w:val="single" w:color="E2E8F0" w:sz="1"/>
+              <w:bottom w:val="single" w:color="E2E8F0" w:sz="1"/>
+              <w:right w:val="single" w:color="E2E8F0" w:sz="1"/>
+            </w:tcBorders>
+            <w:shd w:fill="F1F5F9" w:val="clear"/>
+            <w:tcMar>
+              <w:top w:type="dxa" w:w="100"/>
+              <w:left w:type="dxa" w:w="140"/>
+              <w:bottom w:type="dxa" w:w="100"/>
+              <w:right w:type="dxa" w:w="140"/>
+            </w:tcMar>
+          </w:tcPr>
+          <w:p>
+            <w:pPr>
+              <w:jc w:val="center"/>
+            </w:pPr>
+            <w:r>
+              <w:rPr>
+                <w:rFonts w:ascii="Arial" w:cs="Arial" w:eastAsia="Arial" w:hAnsi="Arial"/>
+                <w:b w:val="false"/>
+                <w:bCs w:val="false"/>
+                <w:color w:val="475569"/>
                 <w:sz w:val="20"/>
                 <w:szCs w:val="20"/>
               </w:rPr>
@@ -3372,33 +4259,33 @@
           <w:tcPr>
             <w:tcW w:type="dxa" w:w="1960"/>
             <w:tcBorders>
-              <w:top w:val="single" w:color="DDDDDD" w:sz="1"/>
-              <w:left w:val="single" w:color="DDDDDD" w:sz="1"/>
-              <w:bottom w:val="single" w:color="DDDDDD" w:sz="1"/>
-              <w:right w:val="single" w:color="DDDDDD" w:sz="1"/>
-            </w:tcBorders>
-            <w:shd w:fill="E1F5EE" w:val="clear"/>
-            <w:tcMar>
-              <w:top w:type="dxa" w:w="100"/>
-              <w:left w:type="dxa" w:w="140"/>
-              <w:bottom w:type="dxa" w:w="100"/>
-              <w:right w:type="dxa" w:w="140"/>
-            </w:tcMar>
-          </w:tcPr>
-          <w:p>
-            <w:pPr>
-              <w:jc w:val="center"/>
-            </w:pPr>
-            <w:r>
-              <w:rPr>
-                <w:rFonts w:ascii="Arial" w:cs="Arial" w:eastAsia="Arial" w:hAnsi="Arial"/>
-                <w:b/>
-                <w:bCs/>
-                <w:color w:val="0F6E56"/>
-                <w:sz w:val="20"/>
-                <w:szCs w:val="20"/>
-              </w:rPr>
-              <w:t xml:space="preserve">₹24.6L</w:t>
+              <w:top w:val="single" w:color="E2E8F0" w:sz="1"/>
+              <w:left w:val="single" w:color="E2E8F0" w:sz="1"/>
+              <w:bottom w:val="single" w:color="E2E8F0" w:sz="1"/>
+              <w:right w:val="single" w:color="E2E8F0" w:sz="1"/>
+            </w:tcBorders>
+            <w:shd w:fill="CCFBF1" w:val="clear"/>
+            <w:tcMar>
+              <w:top w:type="dxa" w:w="100"/>
+              <w:left w:type="dxa" w:w="140"/>
+              <w:bottom w:type="dxa" w:w="100"/>
+              <w:right w:type="dxa" w:w="140"/>
+            </w:tcMar>
+          </w:tcPr>
+          <w:p>
+            <w:pPr>
+              <w:jc w:val="center"/>
+            </w:pPr>
+            <w:r>
+              <w:rPr>
+                <w:rFonts w:ascii="Arial" w:cs="Arial" w:eastAsia="Arial" w:hAnsi="Arial"/>
+                <w:b/>
+                <w:bCs/>
+                <w:color w:val="134e4a"/>
+                <w:sz w:val="20"/>
+                <w:szCs w:val="20"/>
+              </w:rPr>
+              <w:t xml:space="preserve">₹17.0L</w:t>
             </w:r>
           </w:p>
         </w:tc>
@@ -3406,12 +4293,12 @@
       <w:tr>
         <w:tc>
           <w:tcPr>
-            <w:tcW w:type="dxa" w:w="1800"/>
-            <w:tcBorders>
-              <w:top w:val="single" w:color="DDDDDD" w:sz="1"/>
-              <w:left w:val="single" w:color="DDDDDD" w:sz="1"/>
-              <w:bottom w:val="single" w:color="DDDDDD" w:sz="1"/>
-              <w:right w:val="single" w:color="DDDDDD" w:sz="1"/>
+            <w:tcW w:type="dxa" w:w="1700"/>
+            <w:tcBorders>
+              <w:top w:val="single" w:color="E2E8F0" w:sz="1"/>
+              <w:left w:val="single" w:color="E2E8F0" w:sz="1"/>
+              <w:bottom w:val="single" w:color="E2E8F0" w:sz="1"/>
+              <w:right w:val="single" w:color="E2E8F0" w:sz="1"/>
             </w:tcBorders>
             <w:shd w:fill="FFFFFF" w:val="clear"/>
             <w:tcMar>
@@ -3430,22 +4317,22 @@
                 <w:rFonts w:ascii="Arial" w:cs="Arial" w:eastAsia="Arial" w:hAnsi="Arial"/>
                 <w:b/>
                 <w:bCs/>
-                <w:color w:val="1A1A2E"/>
-                <w:sz w:val="20"/>
-                <w:szCs w:val="20"/>
-              </w:rPr>
-              <w:t xml:space="preserve">Weekly Reporting</w:t>
-            </w:r>
-          </w:p>
-        </w:tc>
-        <w:tc>
-          <w:tcPr>
-            <w:tcW w:type="dxa" w:w="1900"/>
-            <w:tcBorders>
-              <w:top w:val="single" w:color="DDDDDD" w:sz="1"/>
-              <w:left w:val="single" w:color="DDDDDD" w:sz="1"/>
-              <w:bottom w:val="single" w:color="DDDDDD" w:sz="1"/>
-              <w:right w:val="single" w:color="DDDDDD" w:sz="1"/>
+                <w:color w:val="0F172A"/>
+                <w:sz w:val="20"/>
+                <w:szCs w:val="20"/>
+              </w:rPr>
+              <w:t xml:space="preserve">Live Shift Tracking</w:t>
+            </w:r>
+          </w:p>
+        </w:tc>
+        <w:tc>
+          <w:tcPr>
+            <w:tcW w:type="dxa" w:w="2100"/>
+            <w:tcBorders>
+              <w:top w:val="single" w:color="E2E8F0" w:sz="1"/>
+              <w:left w:val="single" w:color="E2E8F0" w:sz="1"/>
+              <w:bottom w:val="single" w:color="E2E8F0" w:sz="1"/>
+              <w:right w:val="single" w:color="E2E8F0" w:sz="1"/>
             </w:tcBorders>
             <w:shd w:fill="FFFFFF" w:val="clear"/>
             <w:tcMar>
@@ -3464,22 +4351,22 @@
                 <w:rFonts w:ascii="Arial" w:cs="Arial" w:eastAsia="Arial" w:hAnsi="Arial"/>
                 <w:b w:val="false"/>
                 <w:bCs w:val="false"/>
-                <w:color w:val="444444"/>
-                <w:sz w:val="20"/>
-                <w:szCs w:val="20"/>
-              </w:rPr>
-              <w:t xml:space="preserve">2 mgrs × 52 wks</w:t>
-            </w:r>
-          </w:p>
-        </w:tc>
-        <w:tc>
-          <w:tcPr>
-            <w:tcW w:type="dxa" w:w="1200"/>
-            <w:tcBorders>
-              <w:top w:val="single" w:color="DDDDDD" w:sz="1"/>
-              <w:left w:val="single" w:color="DDDDDD" w:sz="1"/>
-              <w:bottom w:val="single" w:color="DDDDDD" w:sz="1"/>
-              <w:right w:val="single" w:color="DDDDDD" w:sz="1"/>
+                <w:color w:val="94A3B8"/>
+                <w:sz w:val="20"/>
+                <w:szCs w:val="20"/>
+              </w:rPr>
+              <w:t xml:space="preserve">(6+2) roles×365</w:t>
+            </w:r>
+          </w:p>
+        </w:tc>
+        <w:tc>
+          <w:tcPr>
+            <w:tcW w:type="dxa" w:w="1100"/>
+            <w:tcBorders>
+              <w:top w:val="single" w:color="E2E8F0" w:sz="1"/>
+              <w:left w:val="single" w:color="E2E8F0" w:sz="1"/>
+              <w:bottom w:val="single" w:color="E2E8F0" w:sz="1"/>
+              <w:right w:val="single" w:color="E2E8F0" w:sz="1"/>
             </w:tcBorders>
             <w:shd w:fill="FFFFFF" w:val="clear"/>
             <w:tcMar>
@@ -3498,22 +4385,22 @@
                 <w:rFonts w:ascii="Arial" w:cs="Arial" w:eastAsia="Arial" w:hAnsi="Arial"/>
                 <w:b w:val="false"/>
                 <w:bCs w:val="false"/>
-                <w:color w:val="A32D2D"/>
-                <w:sz w:val="20"/>
-                <w:szCs w:val="20"/>
-              </w:rPr>
-              <w:t xml:space="preserve">450 min</w:t>
-            </w:r>
-          </w:p>
-        </w:tc>
-        <w:tc>
-          <w:tcPr>
-            <w:tcW w:type="dxa" w:w="1200"/>
-            <w:tcBorders>
-              <w:top w:val="single" w:color="DDDDDD" w:sz="1"/>
-              <w:left w:val="single" w:color="DDDDDD" w:sz="1"/>
-              <w:bottom w:val="single" w:color="DDDDDD" w:sz="1"/>
-              <w:right w:val="single" w:color="DDDDDD" w:sz="1"/>
+                <w:color w:val="991B1B"/>
+                <w:sz w:val="20"/>
+                <w:szCs w:val="20"/>
+              </w:rPr>
+              <w:t xml:space="preserve">110 min</w:t>
+            </w:r>
+          </w:p>
+        </w:tc>
+        <w:tc>
+          <w:tcPr>
+            <w:tcW w:type="dxa" w:w="1100"/>
+            <w:tcBorders>
+              <w:top w:val="single" w:color="E2E8F0" w:sz="1"/>
+              <w:left w:val="single" w:color="E2E8F0" w:sz="1"/>
+              <w:bottom w:val="single" w:color="E2E8F0" w:sz="1"/>
+              <w:right w:val="single" w:color="E2E8F0" w:sz="1"/>
             </w:tcBorders>
             <w:shd w:fill="FFFFFF" w:val="clear"/>
             <w:tcMar>
@@ -3532,11 +4419,11 @@
                 <w:rFonts w:ascii="Arial" w:cs="Arial" w:eastAsia="Arial" w:hAnsi="Arial"/>
                 <w:b w:val="false"/>
                 <w:bCs w:val="false"/>
-                <w:color w:val="444444"/>
-                <w:sz w:val="20"/>
-                <w:szCs w:val="20"/>
-              </w:rPr>
-              <w:t xml:space="preserve">780 hrs</w:t>
+                <w:color w:val="475569"/>
+                <w:sz w:val="20"/>
+                <w:szCs w:val="20"/>
+              </w:rPr>
+              <w:t xml:space="preserve">5,353 hrs</w:t>
             </w:r>
           </w:p>
         </w:tc>
@@ -3544,33 +4431,33 @@
           <w:tcPr>
             <w:tcW w:type="dxa" w:w="1300"/>
             <w:tcBorders>
-              <w:top w:val="single" w:color="DDDDDD" w:sz="1"/>
-              <w:left w:val="single" w:color="DDDDDD" w:sz="1"/>
-              <w:bottom w:val="single" w:color="DDDDDD" w:sz="1"/>
-              <w:right w:val="single" w:color="DDDDDD" w:sz="1"/>
-            </w:tcBorders>
-            <w:shd w:fill="FFFFFF" w:val="clear"/>
-            <w:tcMar>
-              <w:top w:type="dxa" w:w="100"/>
-              <w:left w:type="dxa" w:w="140"/>
-              <w:bottom w:type="dxa" w:w="100"/>
-              <w:right w:type="dxa" w:w="140"/>
-            </w:tcMar>
-          </w:tcPr>
-          <w:p>
-            <w:pPr>
-              <w:jc w:val="center"/>
-            </w:pPr>
-            <w:r>
-              <w:rPr>
-                <w:rFonts w:ascii="Arial" w:cs="Arial" w:eastAsia="Arial" w:hAnsi="Arial"/>
-                <w:b w:val="false"/>
-                <w:bCs w:val="false"/>
-                <w:color w:val="777777"/>
-                <w:sz w:val="20"/>
-                <w:szCs w:val="20"/>
-              </w:rPr>
-              <w:t xml:space="preserve">Managers</w:t>
+              <w:top w:val="single" w:color="E2E8F0" w:sz="1"/>
+              <w:left w:val="single" w:color="E2E8F0" w:sz="1"/>
+              <w:bottom w:val="single" w:color="E2E8F0" w:sz="1"/>
+              <w:right w:val="single" w:color="E2E8F0" w:sz="1"/>
+            </w:tcBorders>
+            <w:shd w:fill="FEF3C7" w:val="clear"/>
+            <w:tcMar>
+              <w:top w:type="dxa" w:w="100"/>
+              <w:left w:type="dxa" w:w="140"/>
+              <w:bottom w:type="dxa" w:w="100"/>
+              <w:right w:type="dxa" w:w="140"/>
+            </w:tcMar>
+          </w:tcPr>
+          <w:p>
+            <w:pPr>
+              <w:jc w:val="center"/>
+            </w:pPr>
+            <w:r>
+              <w:rPr>
+                <w:rFonts w:ascii="Arial" w:cs="Arial" w:eastAsia="Arial" w:hAnsi="Arial"/>
+                <w:b w:val="false"/>
+                <w:bCs w:val="false"/>
+                <w:color w:val="92400E"/>
+                <w:sz w:val="20"/>
+                <w:szCs w:val="20"/>
+              </w:rPr>
+              <w:t xml:space="preserve">Leads+Mgrs</w:t>
             </w:r>
           </w:p>
         </w:tc>
@@ -3578,33 +4465,33 @@
           <w:tcPr>
             <w:tcW w:type="dxa" w:w="1960"/>
             <w:tcBorders>
-              <w:top w:val="single" w:color="DDDDDD" w:sz="1"/>
-              <w:left w:val="single" w:color="DDDDDD" w:sz="1"/>
-              <w:bottom w:val="single" w:color="DDDDDD" w:sz="1"/>
-              <w:right w:val="single" w:color="DDDDDD" w:sz="1"/>
-            </w:tcBorders>
-            <w:shd w:fill="E1F5EE" w:val="clear"/>
-            <w:tcMar>
-              <w:top w:type="dxa" w:w="100"/>
-              <w:left w:type="dxa" w:w="140"/>
-              <w:bottom w:type="dxa" w:w="100"/>
-              <w:right w:type="dxa" w:w="140"/>
-            </w:tcMar>
-          </w:tcPr>
-          <w:p>
-            <w:pPr>
-              <w:jc w:val="center"/>
-            </w:pPr>
-            <w:r>
-              <w:rPr>
-                <w:rFonts w:ascii="Arial" w:cs="Arial" w:eastAsia="Arial" w:hAnsi="Arial"/>
-                <w:b/>
-                <w:bCs/>
-                <w:color w:val="0F6E56"/>
-                <w:sz w:val="20"/>
-                <w:szCs w:val="20"/>
-              </w:rPr>
-              <w:t xml:space="preserve">₹11.7L</w:t>
+              <w:top w:val="single" w:color="E2E8F0" w:sz="1"/>
+              <w:left w:val="single" w:color="E2E8F0" w:sz="1"/>
+              <w:bottom w:val="single" w:color="E2E8F0" w:sz="1"/>
+              <w:right w:val="single" w:color="E2E8F0" w:sz="1"/>
+            </w:tcBorders>
+            <w:shd w:fill="CCFBF1" w:val="clear"/>
+            <w:tcMar>
+              <w:top w:type="dxa" w:w="100"/>
+              <w:left w:type="dxa" w:w="140"/>
+              <w:bottom w:type="dxa" w:w="100"/>
+              <w:right w:type="dxa" w:w="140"/>
+            </w:tcMar>
+          </w:tcPr>
+          <w:p>
+            <w:pPr>
+              <w:jc w:val="center"/>
+            </w:pPr>
+            <w:r>
+              <w:rPr>
+                <w:rFonts w:ascii="Arial" w:cs="Arial" w:eastAsia="Arial" w:hAnsi="Arial"/>
+                <w:b/>
+                <w:bCs/>
+                <w:color w:val="134e4a"/>
+                <w:sz w:val="20"/>
+                <w:szCs w:val="20"/>
+              </w:rPr>
+              <w:t xml:space="preserve">₹59.6L</w:t>
             </w:r>
           </w:p>
         </w:tc>
@@ -3612,14 +4499,14 @@
       <w:tr>
         <w:tc>
           <w:tcPr>
-            <w:tcW w:type="dxa" w:w="1800"/>
-            <w:tcBorders>
-              <w:top w:val="single" w:color="DDDDDD" w:sz="1"/>
-              <w:left w:val="single" w:color="DDDDDD" w:sz="1"/>
-              <w:bottom w:val="single" w:color="DDDDDD" w:sz="1"/>
-              <w:right w:val="single" w:color="DDDDDD" w:sz="1"/>
-            </w:tcBorders>
-            <w:shd w:fill="F5F5F5" w:val="clear"/>
+            <w:tcW w:type="dxa" w:w="1700"/>
+            <w:tcBorders>
+              <w:top w:val="single" w:color="E2E8F0" w:sz="1"/>
+              <w:left w:val="single" w:color="E2E8F0" w:sz="1"/>
+              <w:bottom w:val="single" w:color="E2E8F0" w:sz="1"/>
+              <w:right w:val="single" w:color="E2E8F0" w:sz="1"/>
+            </w:tcBorders>
+            <w:shd w:fill="F1F5F9" w:val="clear"/>
             <w:tcMar>
               <w:top w:type="dxa" w:w="100"/>
               <w:left w:type="dxa" w:w="140"/>
@@ -3636,24 +4523,24 @@
                 <w:rFonts w:ascii="Arial" w:cs="Arial" w:eastAsia="Arial" w:hAnsi="Arial"/>
                 <w:b/>
                 <w:bCs/>
-                <w:color w:val="1A1A2E"/>
-                <w:sz w:val="20"/>
-                <w:szCs w:val="20"/>
-              </w:rPr>
-              <w:t xml:space="preserve">Roster Build</w:t>
-            </w:r>
-          </w:p>
-        </w:tc>
-        <w:tc>
-          <w:tcPr>
-            <w:tcW w:type="dxa" w:w="1900"/>
-            <w:tcBorders>
-              <w:top w:val="single" w:color="DDDDDD" w:sz="1"/>
-              <w:left w:val="single" w:color="DDDDDD" w:sz="1"/>
-              <w:bottom w:val="single" w:color="DDDDDD" w:sz="1"/>
-              <w:right w:val="single" w:color="DDDDDD" w:sz="1"/>
-            </w:tcBorders>
-            <w:shd w:fill="F5F5F5" w:val="clear"/>
+                <w:color w:val="0F172A"/>
+                <w:sz w:val="20"/>
+                <w:szCs w:val="20"/>
+              </w:rPr>
+              <w:t xml:space="preserve">Weekly Reporting</w:t>
+            </w:r>
+          </w:p>
+        </w:tc>
+        <w:tc>
+          <w:tcPr>
+            <w:tcW w:type="dxa" w:w="2100"/>
+            <w:tcBorders>
+              <w:top w:val="single" w:color="E2E8F0" w:sz="1"/>
+              <w:left w:val="single" w:color="E2E8F0" w:sz="1"/>
+              <w:bottom w:val="single" w:color="E2E8F0" w:sz="1"/>
+              <w:right w:val="single" w:color="E2E8F0" w:sz="1"/>
+            </w:tcBorders>
+            <w:shd w:fill="F1F5F9" w:val="clear"/>
             <w:tcMar>
               <w:top w:type="dxa" w:w="100"/>
               <w:left w:type="dxa" w:w="140"/>
@@ -3670,41 +4557,41 @@
                 <w:rFonts w:ascii="Arial" w:cs="Arial" w:eastAsia="Arial" w:hAnsi="Arial"/>
                 <w:b w:val="false"/>
                 <w:bCs w:val="false"/>
-                <w:color w:val="444444"/>
-                <w:sz w:val="20"/>
-                <w:szCs w:val="20"/>
-              </w:rPr>
-              <w:t xml:space="preserve">2 mgrs × 52 wks</w:t>
-            </w:r>
-          </w:p>
-        </w:tc>
-        <w:tc>
-          <w:tcPr>
-            <w:tcW w:type="dxa" w:w="1200"/>
-            <w:tcBorders>
-              <w:top w:val="single" w:color="DDDDDD" w:sz="1"/>
-              <w:left w:val="single" w:color="DDDDDD" w:sz="1"/>
-              <w:bottom w:val="single" w:color="DDDDDD" w:sz="1"/>
-              <w:right w:val="single" w:color="DDDDDD" w:sz="1"/>
-            </w:tcBorders>
-            <w:shd w:fill="F5F5F5" w:val="clear"/>
-            <w:tcMar>
-              <w:top w:type="dxa" w:w="100"/>
-              <w:left w:type="dxa" w:w="140"/>
-              <w:bottom w:type="dxa" w:w="100"/>
-              <w:right w:type="dxa" w:w="140"/>
-            </w:tcMar>
-          </w:tcPr>
-          <w:p>
-            <w:pPr>
-              <w:jc w:val="center"/>
-            </w:pPr>
-            <w:r>
-              <w:rPr>
-                <w:rFonts w:ascii="Arial" w:cs="Arial" w:eastAsia="Arial" w:hAnsi="Arial"/>
-                <w:b w:val="false"/>
-                <w:bCs w:val="false"/>
-                <w:color w:val="A32D2D"/>
+                <w:color w:val="94A3B8"/>
+                <w:sz w:val="20"/>
+                <w:szCs w:val="20"/>
+              </w:rPr>
+              <w:t xml:space="preserve">2 mgrs×52 wks</w:t>
+            </w:r>
+          </w:p>
+        </w:tc>
+        <w:tc>
+          <w:tcPr>
+            <w:tcW w:type="dxa" w:w="1100"/>
+            <w:tcBorders>
+              <w:top w:val="single" w:color="E2E8F0" w:sz="1"/>
+              <w:left w:val="single" w:color="E2E8F0" w:sz="1"/>
+              <w:bottom w:val="single" w:color="E2E8F0" w:sz="1"/>
+              <w:right w:val="single" w:color="E2E8F0" w:sz="1"/>
+            </w:tcBorders>
+            <w:shd w:fill="F1F5F9" w:val="clear"/>
+            <w:tcMar>
+              <w:top w:type="dxa" w:w="100"/>
+              <w:left w:type="dxa" w:w="140"/>
+              <w:bottom w:type="dxa" w:w="100"/>
+              <w:right w:type="dxa" w:w="140"/>
+            </w:tcMar>
+          </w:tcPr>
+          <w:p>
+            <w:pPr>
+              <w:jc w:val="center"/>
+            </w:pPr>
+            <w:r>
+              <w:rPr>
+                <w:rFonts w:ascii="Arial" w:cs="Arial" w:eastAsia="Arial" w:hAnsi="Arial"/>
+                <w:b w:val="false"/>
+                <w:bCs w:val="false"/>
+                <w:color w:val="991B1B"/>
                 <w:sz w:val="20"/>
                 <w:szCs w:val="20"/>
               </w:rPr>
@@ -3714,31 +4601,31 @@
         </w:tc>
         <w:tc>
           <w:tcPr>
-            <w:tcW w:type="dxa" w:w="1200"/>
-            <w:tcBorders>
-              <w:top w:val="single" w:color="DDDDDD" w:sz="1"/>
-              <w:left w:val="single" w:color="DDDDDD" w:sz="1"/>
-              <w:bottom w:val="single" w:color="DDDDDD" w:sz="1"/>
-              <w:right w:val="single" w:color="DDDDDD" w:sz="1"/>
-            </w:tcBorders>
-            <w:shd w:fill="F5F5F5" w:val="clear"/>
-            <w:tcMar>
-              <w:top w:type="dxa" w:w="100"/>
-              <w:left w:type="dxa" w:w="140"/>
-              <w:bottom w:type="dxa" w:w="100"/>
-              <w:right w:type="dxa" w:w="140"/>
-            </w:tcMar>
-          </w:tcPr>
-          <w:p>
-            <w:pPr>
-              <w:jc w:val="center"/>
-            </w:pPr>
-            <w:r>
-              <w:rPr>
-                <w:rFonts w:ascii="Arial" w:cs="Arial" w:eastAsia="Arial" w:hAnsi="Arial"/>
-                <w:b w:val="false"/>
-                <w:bCs w:val="false"/>
-                <w:color w:val="444444"/>
+            <w:tcW w:type="dxa" w:w="1100"/>
+            <w:tcBorders>
+              <w:top w:val="single" w:color="E2E8F0" w:sz="1"/>
+              <w:left w:val="single" w:color="E2E8F0" w:sz="1"/>
+              <w:bottom w:val="single" w:color="E2E8F0" w:sz="1"/>
+              <w:right w:val="single" w:color="E2E8F0" w:sz="1"/>
+            </w:tcBorders>
+            <w:shd w:fill="F1F5F9" w:val="clear"/>
+            <w:tcMar>
+              <w:top w:type="dxa" w:w="100"/>
+              <w:left w:type="dxa" w:w="140"/>
+              <w:bottom w:type="dxa" w:w="100"/>
+              <w:right w:type="dxa" w:w="140"/>
+            </w:tcMar>
+          </w:tcPr>
+          <w:p>
+            <w:pPr>
+              <w:jc w:val="center"/>
+            </w:pPr>
+            <w:r>
+              <w:rPr>
+                <w:rFonts w:ascii="Arial" w:cs="Arial" w:eastAsia="Arial" w:hAnsi="Arial"/>
+                <w:b w:val="false"/>
+                <w:bCs w:val="false"/>
+                <w:color w:val="475569"/>
                 <w:sz w:val="20"/>
                 <w:szCs w:val="20"/>
               </w:rPr>
@@ -3750,29 +4637,29 @@
           <w:tcPr>
             <w:tcW w:type="dxa" w:w="1300"/>
             <w:tcBorders>
-              <w:top w:val="single" w:color="DDDDDD" w:sz="1"/>
-              <w:left w:val="single" w:color="DDDDDD" w:sz="1"/>
-              <w:bottom w:val="single" w:color="DDDDDD" w:sz="1"/>
-              <w:right w:val="single" w:color="DDDDDD" w:sz="1"/>
-            </w:tcBorders>
-            <w:shd w:fill="F5F5F5" w:val="clear"/>
-            <w:tcMar>
-              <w:top w:type="dxa" w:w="100"/>
-              <w:left w:type="dxa" w:w="140"/>
-              <w:bottom w:type="dxa" w:w="100"/>
-              <w:right w:type="dxa" w:w="140"/>
-            </w:tcMar>
-          </w:tcPr>
-          <w:p>
-            <w:pPr>
-              <w:jc w:val="center"/>
-            </w:pPr>
-            <w:r>
-              <w:rPr>
-                <w:rFonts w:ascii="Arial" w:cs="Arial" w:eastAsia="Arial" w:hAnsi="Arial"/>
-                <w:b w:val="false"/>
-                <w:bCs w:val="false"/>
-                <w:color w:val="777777"/>
+              <w:top w:val="single" w:color="E2E8F0" w:sz="1"/>
+              <w:left w:val="single" w:color="E2E8F0" w:sz="1"/>
+              <w:bottom w:val="single" w:color="E2E8F0" w:sz="1"/>
+              <w:right w:val="single" w:color="E2E8F0" w:sz="1"/>
+            </w:tcBorders>
+            <w:shd w:fill="CCFBF1" w:val="clear"/>
+            <w:tcMar>
+              <w:top w:type="dxa" w:w="100"/>
+              <w:left w:type="dxa" w:w="140"/>
+              <w:bottom w:type="dxa" w:w="100"/>
+              <w:right w:type="dxa" w:w="140"/>
+            </w:tcMar>
+          </w:tcPr>
+          <w:p>
+            <w:pPr>
+              <w:jc w:val="center"/>
+            </w:pPr>
+            <w:r>
+              <w:rPr>
+                <w:rFonts w:ascii="Arial" w:cs="Arial" w:eastAsia="Arial" w:hAnsi="Arial"/>
+                <w:b w:val="false"/>
+                <w:bCs w:val="false"/>
+                <w:color w:val="134e4a"/>
                 <w:sz w:val="20"/>
                 <w:szCs w:val="20"/>
               </w:rPr>
@@ -3784,33 +4671,33 @@
           <w:tcPr>
             <w:tcW w:type="dxa" w:w="1960"/>
             <w:tcBorders>
-              <w:top w:val="single" w:color="DDDDDD" w:sz="1"/>
-              <w:left w:val="single" w:color="DDDDDD" w:sz="1"/>
-              <w:bottom w:val="single" w:color="DDDDDD" w:sz="1"/>
-              <w:right w:val="single" w:color="DDDDDD" w:sz="1"/>
-            </w:tcBorders>
-            <w:shd w:fill="E1F5EE" w:val="clear"/>
-            <w:tcMar>
-              <w:top w:type="dxa" w:w="100"/>
-              <w:left w:type="dxa" w:w="140"/>
-              <w:bottom w:type="dxa" w:w="100"/>
-              <w:right w:type="dxa" w:w="140"/>
-            </w:tcMar>
-          </w:tcPr>
-          <w:p>
-            <w:pPr>
-              <w:jc w:val="center"/>
-            </w:pPr>
-            <w:r>
-              <w:rPr>
-                <w:rFonts w:ascii="Arial" w:cs="Arial" w:eastAsia="Arial" w:hAnsi="Arial"/>
-                <w:b/>
-                <w:bCs/>
-                <w:color w:val="0F6E56"/>
-                <w:sz w:val="20"/>
-                <w:szCs w:val="20"/>
-              </w:rPr>
-              <w:t xml:space="preserve">₹11.7L</w:t>
+              <w:top w:val="single" w:color="E2E8F0" w:sz="1"/>
+              <w:left w:val="single" w:color="E2E8F0" w:sz="1"/>
+              <w:bottom w:val="single" w:color="E2E8F0" w:sz="1"/>
+              <w:right w:val="single" w:color="E2E8F0" w:sz="1"/>
+            </w:tcBorders>
+            <w:shd w:fill="CCFBF1" w:val="clear"/>
+            <w:tcMar>
+              <w:top w:type="dxa" w:w="100"/>
+              <w:left w:type="dxa" w:w="140"/>
+              <w:bottom w:type="dxa" w:w="100"/>
+              <w:right w:type="dxa" w:w="140"/>
+            </w:tcMar>
+          </w:tcPr>
+          <w:p>
+            <w:pPr>
+              <w:jc w:val="center"/>
+            </w:pPr>
+            <w:r>
+              <w:rPr>
+                <w:rFonts w:ascii="Arial" w:cs="Arial" w:eastAsia="Arial" w:hAnsi="Arial"/>
+                <w:b/>
+                <w:bCs/>
+                <w:color w:val="134e4a"/>
+                <w:sz w:val="20"/>
+                <w:szCs w:val="20"/>
+              </w:rPr>
+              <w:t xml:space="preserve">₹12.5L</w:t>
             </w:r>
           </w:p>
         </w:tc>
@@ -3818,12 +4705,12 @@
       <w:tr>
         <w:tc>
           <w:tcPr>
-            <w:tcW w:type="dxa" w:w="1800"/>
-            <w:tcBorders>
-              <w:top w:val="single" w:color="DDDDDD" w:sz="1"/>
-              <w:left w:val="single" w:color="DDDDDD" w:sz="1"/>
-              <w:bottom w:val="single" w:color="DDDDDD" w:sz="1"/>
-              <w:right w:val="single" w:color="DDDDDD" w:sz="1"/>
+            <w:tcW w:type="dxa" w:w="1700"/>
+            <w:tcBorders>
+              <w:top w:val="single" w:color="E2E8F0" w:sz="1"/>
+              <w:left w:val="single" w:color="E2E8F0" w:sz="1"/>
+              <w:bottom w:val="single" w:color="E2E8F0" w:sz="1"/>
+              <w:right w:val="single" w:color="E2E8F0" w:sz="1"/>
             </w:tcBorders>
             <w:shd w:fill="FFFFFF" w:val="clear"/>
             <w:tcMar>
@@ -3842,22 +4729,22 @@
                 <w:rFonts w:ascii="Arial" w:cs="Arial" w:eastAsia="Arial" w:hAnsi="Arial"/>
                 <w:b/>
                 <w:bCs/>
-                <w:color w:val="1A1A2E"/>
-                <w:sz w:val="20"/>
-                <w:szCs w:val="20"/>
-              </w:rPr>
-              <w:t xml:space="preserve">Swap Coordination</w:t>
-            </w:r>
-          </w:p>
-        </w:tc>
-        <w:tc>
-          <w:tcPr>
-            <w:tcW w:type="dxa" w:w="1900"/>
-            <w:tcBorders>
-              <w:top w:val="single" w:color="DDDDDD" w:sz="1"/>
-              <w:left w:val="single" w:color="DDDDDD" w:sz="1"/>
-              <w:bottom w:val="single" w:color="DDDDDD" w:sz="1"/>
-              <w:right w:val="single" w:color="DDDDDD" w:sz="1"/>
+                <w:color w:val="0F172A"/>
+                <w:sz w:val="20"/>
+                <w:szCs w:val="20"/>
+              </w:rPr>
+              <w:t xml:space="preserve">Roster Build</w:t>
+            </w:r>
+          </w:p>
+        </w:tc>
+        <w:tc>
+          <w:tcPr>
+            <w:tcW w:type="dxa" w:w="2100"/>
+            <w:tcBorders>
+              <w:top w:val="single" w:color="E2E8F0" w:sz="1"/>
+              <w:left w:val="single" w:color="E2E8F0" w:sz="1"/>
+              <w:bottom w:val="single" w:color="E2E8F0" w:sz="1"/>
+              <w:right w:val="single" w:color="E2E8F0" w:sz="1"/>
             </w:tcBorders>
             <w:shd w:fill="FFFFFF" w:val="clear"/>
             <w:tcMar>
@@ -3876,22 +4763,22 @@
                 <w:rFonts w:ascii="Arial" w:cs="Arial" w:eastAsia="Arial" w:hAnsi="Arial"/>
                 <w:b w:val="false"/>
                 <w:bCs w:val="false"/>
-                <w:color w:val="444444"/>
-                <w:sz w:val="20"/>
-                <w:szCs w:val="20"/>
-              </w:rPr>
-              <w:t xml:space="preserve">15/month × 12</w:t>
-            </w:r>
-          </w:p>
-        </w:tc>
-        <w:tc>
-          <w:tcPr>
-            <w:tcW w:type="dxa" w:w="1200"/>
-            <w:tcBorders>
-              <w:top w:val="single" w:color="DDDDDD" w:sz="1"/>
-              <w:left w:val="single" w:color="DDDDDD" w:sz="1"/>
-              <w:bottom w:val="single" w:color="DDDDDD" w:sz="1"/>
-              <w:right w:val="single" w:color="DDDDDD" w:sz="1"/>
+                <w:color w:val="94A3B8"/>
+                <w:sz w:val="20"/>
+                <w:szCs w:val="20"/>
+              </w:rPr>
+              <w:t xml:space="preserve">2 mgrs×52 wks</w:t>
+            </w:r>
+          </w:p>
+        </w:tc>
+        <w:tc>
+          <w:tcPr>
+            <w:tcW w:type="dxa" w:w="1100"/>
+            <w:tcBorders>
+              <w:top w:val="single" w:color="E2E8F0" w:sz="1"/>
+              <w:left w:val="single" w:color="E2E8F0" w:sz="1"/>
+              <w:bottom w:val="single" w:color="E2E8F0" w:sz="1"/>
+              <w:right w:val="single" w:color="E2E8F0" w:sz="1"/>
             </w:tcBorders>
             <w:shd w:fill="FFFFFF" w:val="clear"/>
             <w:tcMar>
@@ -3910,22 +4797,22 @@
                 <w:rFonts w:ascii="Arial" w:cs="Arial" w:eastAsia="Arial" w:hAnsi="Arial"/>
                 <w:b w:val="false"/>
                 <w:bCs w:val="false"/>
-                <w:color w:val="A32D2D"/>
-                <w:sz w:val="20"/>
-                <w:szCs w:val="20"/>
-              </w:rPr>
-              <w:t xml:space="preserve">40 min</w:t>
-            </w:r>
-          </w:p>
-        </w:tc>
-        <w:tc>
-          <w:tcPr>
-            <w:tcW w:type="dxa" w:w="1200"/>
-            <w:tcBorders>
-              <w:top w:val="single" w:color="DDDDDD" w:sz="1"/>
-              <w:left w:val="single" w:color="DDDDDD" w:sz="1"/>
-              <w:bottom w:val="single" w:color="DDDDDD" w:sz="1"/>
-              <w:right w:val="single" w:color="DDDDDD" w:sz="1"/>
+                <w:color w:val="991B1B"/>
+                <w:sz w:val="20"/>
+                <w:szCs w:val="20"/>
+              </w:rPr>
+              <w:t xml:space="preserve">450 min</w:t>
+            </w:r>
+          </w:p>
+        </w:tc>
+        <w:tc>
+          <w:tcPr>
+            <w:tcW w:type="dxa" w:w="1100"/>
+            <w:tcBorders>
+              <w:top w:val="single" w:color="E2E8F0" w:sz="1"/>
+              <w:left w:val="single" w:color="E2E8F0" w:sz="1"/>
+              <w:bottom w:val="single" w:color="E2E8F0" w:sz="1"/>
+              <w:right w:val="single" w:color="E2E8F0" w:sz="1"/>
             </w:tcBorders>
             <w:shd w:fill="FFFFFF" w:val="clear"/>
             <w:tcMar>
@@ -3944,11 +4831,11 @@
                 <w:rFonts w:ascii="Arial" w:cs="Arial" w:eastAsia="Arial" w:hAnsi="Arial"/>
                 <w:b w:val="false"/>
                 <w:bCs w:val="false"/>
-                <w:color w:val="444444"/>
-                <w:sz w:val="20"/>
-                <w:szCs w:val="20"/>
-              </w:rPr>
-              <w:t xml:space="preserve">120 hrs</w:t>
+                <w:color w:val="475569"/>
+                <w:sz w:val="20"/>
+                <w:szCs w:val="20"/>
+              </w:rPr>
+              <w:t xml:space="preserve">780 hrs</w:t>
             </w:r>
           </w:p>
         </w:tc>
@@ -3956,33 +4843,33 @@
           <w:tcPr>
             <w:tcW w:type="dxa" w:w="1300"/>
             <w:tcBorders>
-              <w:top w:val="single" w:color="DDDDDD" w:sz="1"/>
-              <w:left w:val="single" w:color="DDDDDD" w:sz="1"/>
-              <w:bottom w:val="single" w:color="DDDDDD" w:sz="1"/>
-              <w:right w:val="single" w:color="DDDDDD" w:sz="1"/>
-            </w:tcBorders>
-            <w:shd w:fill="FFFFFF" w:val="clear"/>
-            <w:tcMar>
-              <w:top w:type="dxa" w:w="100"/>
-              <w:left w:type="dxa" w:w="140"/>
-              <w:bottom w:type="dxa" w:w="100"/>
-              <w:right w:type="dxa" w:w="140"/>
-            </w:tcMar>
-          </w:tcPr>
-          <w:p>
-            <w:pPr>
-              <w:jc w:val="center"/>
-            </w:pPr>
-            <w:r>
-              <w:rPr>
-                <w:rFonts w:ascii="Arial" w:cs="Arial" w:eastAsia="Arial" w:hAnsi="Arial"/>
-                <w:b w:val="false"/>
-                <w:bCs w:val="false"/>
-                <w:color w:val="777777"/>
-                <w:sz w:val="20"/>
-                <w:szCs w:val="20"/>
-              </w:rPr>
-              <w:t xml:space="preserve">Leads</w:t>
+              <w:top w:val="single" w:color="E2E8F0" w:sz="1"/>
+              <w:left w:val="single" w:color="E2E8F0" w:sz="1"/>
+              <w:bottom w:val="single" w:color="E2E8F0" w:sz="1"/>
+              <w:right w:val="single" w:color="E2E8F0" w:sz="1"/>
+            </w:tcBorders>
+            <w:shd w:fill="CCFBF1" w:val="clear"/>
+            <w:tcMar>
+              <w:top w:type="dxa" w:w="100"/>
+              <w:left w:type="dxa" w:w="140"/>
+              <w:bottom w:type="dxa" w:w="100"/>
+              <w:right w:type="dxa" w:w="140"/>
+            </w:tcMar>
+          </w:tcPr>
+          <w:p>
+            <w:pPr>
+              <w:jc w:val="center"/>
+            </w:pPr>
+            <w:r>
+              <w:rPr>
+                <w:rFonts w:ascii="Arial" w:cs="Arial" w:eastAsia="Arial" w:hAnsi="Arial"/>
+                <w:b w:val="false"/>
+                <w:bCs w:val="false"/>
+                <w:color w:val="134e4a"/>
+                <w:sz w:val="20"/>
+                <w:szCs w:val="20"/>
+              </w:rPr>
+              <w:t xml:space="preserve">Managers</w:t>
             </w:r>
           </w:p>
         </w:tc>
@@ -3990,33 +4877,33 @@
           <w:tcPr>
             <w:tcW w:type="dxa" w:w="1960"/>
             <w:tcBorders>
-              <w:top w:val="single" w:color="DDDDDD" w:sz="1"/>
-              <w:left w:val="single" w:color="DDDDDD" w:sz="1"/>
-              <w:bottom w:val="single" w:color="DDDDDD" w:sz="1"/>
-              <w:right w:val="single" w:color="DDDDDD" w:sz="1"/>
-            </w:tcBorders>
-            <w:shd w:fill="E1F5EE" w:val="clear"/>
-            <w:tcMar>
-              <w:top w:type="dxa" w:w="100"/>
-              <w:left w:type="dxa" w:w="140"/>
-              <w:bottom w:type="dxa" w:w="100"/>
-              <w:right w:type="dxa" w:w="140"/>
-            </w:tcMar>
-          </w:tcPr>
-          <w:p>
-            <w:pPr>
-              <w:jc w:val="center"/>
-            </w:pPr>
-            <w:r>
-              <w:rPr>
-                <w:rFonts w:ascii="Arial" w:cs="Arial" w:eastAsia="Arial" w:hAnsi="Arial"/>
-                <w:b/>
-                <w:bCs/>
-                <w:color w:val="0F6E56"/>
-                <w:sz w:val="20"/>
-                <w:szCs w:val="20"/>
-              </w:rPr>
-              <w:t xml:space="preserve">₹1.2L</w:t>
+              <w:top w:val="single" w:color="E2E8F0" w:sz="1"/>
+              <w:left w:val="single" w:color="E2E8F0" w:sz="1"/>
+              <w:bottom w:val="single" w:color="E2E8F0" w:sz="1"/>
+              <w:right w:val="single" w:color="E2E8F0" w:sz="1"/>
+            </w:tcBorders>
+            <w:shd w:fill="CCFBF1" w:val="clear"/>
+            <w:tcMar>
+              <w:top w:type="dxa" w:w="100"/>
+              <w:left w:type="dxa" w:w="140"/>
+              <w:bottom w:type="dxa" w:w="100"/>
+              <w:right w:type="dxa" w:w="140"/>
+            </w:tcMar>
+          </w:tcPr>
+          <w:p>
+            <w:pPr>
+              <w:jc w:val="center"/>
+            </w:pPr>
+            <w:r>
+              <w:rPr>
+                <w:rFonts w:ascii="Arial" w:cs="Arial" w:eastAsia="Arial" w:hAnsi="Arial"/>
+                <w:b/>
+                <w:bCs/>
+                <w:color w:val="134e4a"/>
+                <w:sz w:val="20"/>
+                <w:szCs w:val="20"/>
+              </w:rPr>
+              <w:t xml:space="preserve">₹12.5L</w:t>
             </w:r>
           </w:p>
         </w:tc>
@@ -4024,14 +4911,14 @@
       <w:tr>
         <w:tc>
           <w:tcPr>
-            <w:tcW w:type="dxa" w:w="1800"/>
-            <w:tcBorders>
-              <w:top w:val="single" w:color="DDDDDD" w:sz="1"/>
-              <w:left w:val="single" w:color="DDDDDD" w:sz="1"/>
-              <w:bottom w:val="single" w:color="DDDDDD" w:sz="1"/>
-              <w:right w:val="single" w:color="DDDDDD" w:sz="1"/>
-            </w:tcBorders>
-            <w:shd w:fill="0F6E56" w:val="clear"/>
+            <w:tcW w:type="dxa" w:w="1700"/>
+            <w:tcBorders>
+              <w:top w:val="single" w:color="E2E8F0" w:sz="1"/>
+              <w:left w:val="single" w:color="E2E8F0" w:sz="1"/>
+              <w:bottom w:val="single" w:color="E2E8F0" w:sz="1"/>
+              <w:right w:val="single" w:color="E2E8F0" w:sz="1"/>
+            </w:tcBorders>
+            <w:shd w:fill="F1F5F9" w:val="clear"/>
             <w:tcMar>
               <w:top w:type="dxa" w:w="100"/>
               <w:left w:type="dxa" w:w="140"/>
@@ -4048,6 +4935,212 @@
                 <w:rFonts w:ascii="Arial" w:cs="Arial" w:eastAsia="Arial" w:hAnsi="Arial"/>
                 <w:b/>
                 <w:bCs/>
+                <w:color w:val="0F172A"/>
+                <w:sz w:val="20"/>
+                <w:szCs w:val="20"/>
+              </w:rPr>
+              <w:t xml:space="preserve">Swap Coordination</w:t>
+            </w:r>
+          </w:p>
+        </w:tc>
+        <w:tc>
+          <w:tcPr>
+            <w:tcW w:type="dxa" w:w="2100"/>
+            <w:tcBorders>
+              <w:top w:val="single" w:color="E2E8F0" w:sz="1"/>
+              <w:left w:val="single" w:color="E2E8F0" w:sz="1"/>
+              <w:bottom w:val="single" w:color="E2E8F0" w:sz="1"/>
+              <w:right w:val="single" w:color="E2E8F0" w:sz="1"/>
+            </w:tcBorders>
+            <w:shd w:fill="F1F5F9" w:val="clear"/>
+            <w:tcMar>
+              <w:top w:type="dxa" w:w="100"/>
+              <w:left w:type="dxa" w:w="140"/>
+              <w:bottom w:type="dxa" w:w="100"/>
+              <w:right w:type="dxa" w:w="140"/>
+            </w:tcMar>
+          </w:tcPr>
+          <w:p>
+            <w:pPr>
+              <w:jc w:val="left"/>
+            </w:pPr>
+            <w:r>
+              <w:rPr>
+                <w:rFonts w:ascii="Arial" w:cs="Arial" w:eastAsia="Arial" w:hAnsi="Arial"/>
+                <w:b w:val="false"/>
+                <w:bCs w:val="false"/>
+                <w:color w:val="94A3B8"/>
+                <w:sz w:val="20"/>
+                <w:szCs w:val="20"/>
+              </w:rPr>
+              <w:t xml:space="preserve">15/mo×12</w:t>
+            </w:r>
+          </w:p>
+        </w:tc>
+        <w:tc>
+          <w:tcPr>
+            <w:tcW w:type="dxa" w:w="1100"/>
+            <w:tcBorders>
+              <w:top w:val="single" w:color="E2E8F0" w:sz="1"/>
+              <w:left w:val="single" w:color="E2E8F0" w:sz="1"/>
+              <w:bottom w:val="single" w:color="E2E8F0" w:sz="1"/>
+              <w:right w:val="single" w:color="E2E8F0" w:sz="1"/>
+            </w:tcBorders>
+            <w:shd w:fill="F1F5F9" w:val="clear"/>
+            <w:tcMar>
+              <w:top w:type="dxa" w:w="100"/>
+              <w:left w:type="dxa" w:w="140"/>
+              <w:bottom w:type="dxa" w:w="100"/>
+              <w:right w:type="dxa" w:w="140"/>
+            </w:tcMar>
+          </w:tcPr>
+          <w:p>
+            <w:pPr>
+              <w:jc w:val="center"/>
+            </w:pPr>
+            <w:r>
+              <w:rPr>
+                <w:rFonts w:ascii="Arial" w:cs="Arial" w:eastAsia="Arial" w:hAnsi="Arial"/>
+                <w:b w:val="false"/>
+                <w:bCs w:val="false"/>
+                <w:color w:val="991B1B"/>
+                <w:sz w:val="20"/>
+                <w:szCs w:val="20"/>
+              </w:rPr>
+              <w:t xml:space="preserve">40 min</w:t>
+            </w:r>
+          </w:p>
+        </w:tc>
+        <w:tc>
+          <w:tcPr>
+            <w:tcW w:type="dxa" w:w="1100"/>
+            <w:tcBorders>
+              <w:top w:val="single" w:color="E2E8F0" w:sz="1"/>
+              <w:left w:val="single" w:color="E2E8F0" w:sz="1"/>
+              <w:bottom w:val="single" w:color="E2E8F0" w:sz="1"/>
+              <w:right w:val="single" w:color="E2E8F0" w:sz="1"/>
+            </w:tcBorders>
+            <w:shd w:fill="F1F5F9" w:val="clear"/>
+            <w:tcMar>
+              <w:top w:type="dxa" w:w="100"/>
+              <w:left w:type="dxa" w:w="140"/>
+              <w:bottom w:type="dxa" w:w="100"/>
+              <w:right w:type="dxa" w:w="140"/>
+            </w:tcMar>
+          </w:tcPr>
+          <w:p>
+            <w:pPr>
+              <w:jc w:val="center"/>
+            </w:pPr>
+            <w:r>
+              <w:rPr>
+                <w:rFonts w:ascii="Arial" w:cs="Arial" w:eastAsia="Arial" w:hAnsi="Arial"/>
+                <w:b w:val="false"/>
+                <w:bCs w:val="false"/>
+                <w:color w:val="475569"/>
+                <w:sz w:val="20"/>
+                <w:szCs w:val="20"/>
+              </w:rPr>
+              <w:t xml:space="preserve">120 hrs</w:t>
+            </w:r>
+          </w:p>
+        </w:tc>
+        <w:tc>
+          <w:tcPr>
+            <w:tcW w:type="dxa" w:w="1300"/>
+            <w:tcBorders>
+              <w:top w:val="single" w:color="E2E8F0" w:sz="1"/>
+              <w:left w:val="single" w:color="E2E8F0" w:sz="1"/>
+              <w:bottom w:val="single" w:color="E2E8F0" w:sz="1"/>
+              <w:right w:val="single" w:color="E2E8F0" w:sz="1"/>
+            </w:tcBorders>
+            <w:shd w:fill="FEF3C7" w:val="clear"/>
+            <w:tcMar>
+              <w:top w:type="dxa" w:w="100"/>
+              <w:left w:type="dxa" w:w="140"/>
+              <w:bottom w:type="dxa" w:w="100"/>
+              <w:right w:type="dxa" w:w="140"/>
+            </w:tcMar>
+          </w:tcPr>
+          <w:p>
+            <w:pPr>
+              <w:jc w:val="center"/>
+            </w:pPr>
+            <w:r>
+              <w:rPr>
+                <w:rFonts w:ascii="Arial" w:cs="Arial" w:eastAsia="Arial" w:hAnsi="Arial"/>
+                <w:b w:val="false"/>
+                <w:bCs w:val="false"/>
+                <w:color w:val="92400E"/>
+                <w:sz w:val="20"/>
+                <w:szCs w:val="20"/>
+              </w:rPr>
+              <w:t xml:space="preserve">Leads</w:t>
+            </w:r>
+          </w:p>
+        </w:tc>
+        <w:tc>
+          <w:tcPr>
+            <w:tcW w:type="dxa" w:w="1960"/>
+            <w:tcBorders>
+              <w:top w:val="single" w:color="E2E8F0" w:sz="1"/>
+              <w:left w:val="single" w:color="E2E8F0" w:sz="1"/>
+              <w:bottom w:val="single" w:color="E2E8F0" w:sz="1"/>
+              <w:right w:val="single" w:color="E2E8F0" w:sz="1"/>
+            </w:tcBorders>
+            <w:shd w:fill="CCFBF1" w:val="clear"/>
+            <w:tcMar>
+              <w:top w:type="dxa" w:w="100"/>
+              <w:left w:type="dxa" w:w="140"/>
+              <w:bottom w:type="dxa" w:w="100"/>
+              <w:right w:type="dxa" w:w="140"/>
+            </w:tcMar>
+          </w:tcPr>
+          <w:p>
+            <w:pPr>
+              <w:jc w:val="center"/>
+            </w:pPr>
+            <w:r>
+              <w:rPr>
+                <w:rFonts w:ascii="Arial" w:cs="Arial" w:eastAsia="Arial" w:hAnsi="Arial"/>
+                <w:b/>
+                <w:bCs/>
+                <w:color w:val="134e4a"/>
+                <w:sz w:val="20"/>
+                <w:szCs w:val="20"/>
+              </w:rPr>
+              <w:t xml:space="preserve">₹1.1L</w:t>
+            </w:r>
+          </w:p>
+        </w:tc>
+      </w:tr>
+      <w:tr>
+        <w:tc>
+          <w:tcPr>
+            <w:tcW w:type="dxa" w:w="1700"/>
+            <w:tcBorders>
+              <w:top w:val="single" w:color="E2E8F0" w:sz="1"/>
+              <w:left w:val="single" w:color="E2E8F0" w:sz="1"/>
+              <w:bottom w:val="single" w:color="E2E8F0" w:sz="1"/>
+              <w:right w:val="single" w:color="E2E8F0" w:sz="1"/>
+            </w:tcBorders>
+            <w:shd w:fill="134e4a" w:val="clear"/>
+            <w:tcMar>
+              <w:top w:type="dxa" w:w="100"/>
+              <w:left w:type="dxa" w:w="140"/>
+              <w:bottom w:type="dxa" w:w="100"/>
+              <w:right w:type="dxa" w:w="140"/>
+            </w:tcMar>
+          </w:tcPr>
+          <w:p>
+            <w:pPr>
+              <w:jc w:val="center"/>
+            </w:pPr>
+            <w:r>
+              <w:rPr>
+                <w:rFonts w:ascii="Arial" w:cs="Arial" w:eastAsia="Arial" w:hAnsi="Arial"/>
+                <w:b/>
+                <w:bCs/>
                 <w:color w:val="FFFFFF"/>
                 <w:sz w:val="20"/>
                 <w:szCs w:val="20"/>
@@ -4058,30 +5151,30 @@
         </w:tc>
         <w:tc>
           <w:tcPr>
-            <w:tcW w:type="dxa" w:w="1900"/>
-            <w:tcBorders>
-              <w:top w:val="single" w:color="DDDDDD" w:sz="1"/>
-              <w:left w:val="single" w:color="DDDDDD" w:sz="1"/>
-              <w:bottom w:val="single" w:color="DDDDDD" w:sz="1"/>
-              <w:right w:val="single" w:color="DDDDDD" w:sz="1"/>
-            </w:tcBorders>
-            <w:shd w:fill="0F6E56" w:val="clear"/>
-            <w:tcMar>
-              <w:top w:type="dxa" w:w="100"/>
-              <w:left w:type="dxa" w:w="140"/>
-              <w:bottom w:type="dxa" w:w="100"/>
-              <w:right w:type="dxa" w:w="140"/>
-            </w:tcMar>
-          </w:tcPr>
-          <w:p>
-            <w:pPr>
-              <w:jc w:val="left"/>
-            </w:pPr>
-            <w:r>
-              <w:rPr>
-                <w:rFonts w:ascii="Arial" w:cs="Arial" w:eastAsia="Arial" w:hAnsi="Arial"/>
-                <w:b w:val="false"/>
-                <w:bCs w:val="false"/>
+            <w:tcW w:type="dxa" w:w="2100"/>
+            <w:tcBorders>
+              <w:top w:val="single" w:color="E2E8F0" w:sz="1"/>
+              <w:left w:val="single" w:color="E2E8F0" w:sz="1"/>
+              <w:bottom w:val="single" w:color="E2E8F0" w:sz="1"/>
+              <w:right w:val="single" w:color="E2E8F0" w:sz="1"/>
+            </w:tcBorders>
+            <w:shd w:fill="134e4a" w:val="clear"/>
+            <w:tcMar>
+              <w:top w:type="dxa" w:w="100"/>
+              <w:left w:type="dxa" w:w="140"/>
+              <w:bottom w:type="dxa" w:w="100"/>
+              <w:right w:type="dxa" w:w="140"/>
+            </w:tcMar>
+          </w:tcPr>
+          <w:p>
+            <w:pPr>
+              <w:jc w:val="center"/>
+            </w:pPr>
+            <w:r>
+              <w:rPr>
+                <w:rFonts w:ascii="Arial" w:cs="Arial" w:eastAsia="Arial" w:hAnsi="Arial"/>
+                <w:b/>
+                <w:bCs/>
                 <w:color w:val="FFFFFF"/>
                 <w:sz w:val="20"/>
                 <w:szCs w:val="20"/>
@@ -4092,30 +5185,30 @@
         </w:tc>
         <w:tc>
           <w:tcPr>
-            <w:tcW w:type="dxa" w:w="1200"/>
-            <w:tcBorders>
-              <w:top w:val="single" w:color="DDDDDD" w:sz="1"/>
-              <w:left w:val="single" w:color="DDDDDD" w:sz="1"/>
-              <w:bottom w:val="single" w:color="DDDDDD" w:sz="1"/>
-              <w:right w:val="single" w:color="DDDDDD" w:sz="1"/>
-            </w:tcBorders>
-            <w:shd w:fill="0F6E56" w:val="clear"/>
-            <w:tcMar>
-              <w:top w:type="dxa" w:w="100"/>
-              <w:left w:type="dxa" w:w="140"/>
-              <w:bottom w:type="dxa" w:w="100"/>
-              <w:right w:type="dxa" w:w="140"/>
-            </w:tcMar>
-          </w:tcPr>
-          <w:p>
-            <w:pPr>
-              <w:jc w:val="left"/>
-            </w:pPr>
-            <w:r>
-              <w:rPr>
-                <w:rFonts w:ascii="Arial" w:cs="Arial" w:eastAsia="Arial" w:hAnsi="Arial"/>
-                <w:b w:val="false"/>
-                <w:bCs w:val="false"/>
+            <w:tcW w:type="dxa" w:w="1100"/>
+            <w:tcBorders>
+              <w:top w:val="single" w:color="E2E8F0" w:sz="1"/>
+              <w:left w:val="single" w:color="E2E8F0" w:sz="1"/>
+              <w:bottom w:val="single" w:color="E2E8F0" w:sz="1"/>
+              <w:right w:val="single" w:color="E2E8F0" w:sz="1"/>
+            </w:tcBorders>
+            <w:shd w:fill="134e4a" w:val="clear"/>
+            <w:tcMar>
+              <w:top w:type="dxa" w:w="100"/>
+              <w:left w:type="dxa" w:w="140"/>
+              <w:bottom w:type="dxa" w:w="100"/>
+              <w:right w:type="dxa" w:w="140"/>
+            </w:tcMar>
+          </w:tcPr>
+          <w:p>
+            <w:pPr>
+              <w:jc w:val="center"/>
+            </w:pPr>
+            <w:r>
+              <w:rPr>
+                <w:rFonts w:ascii="Arial" w:cs="Arial" w:eastAsia="Arial" w:hAnsi="Arial"/>
+                <w:b/>
+                <w:bCs/>
                 <w:color w:val="FFFFFF"/>
                 <w:sz w:val="20"/>
                 <w:szCs w:val="20"/>
@@ -4126,14 +5219,14 @@
         </w:tc>
         <w:tc>
           <w:tcPr>
-            <w:tcW w:type="dxa" w:w="1200"/>
-            <w:tcBorders>
-              <w:top w:val="single" w:color="DDDDDD" w:sz="1"/>
-              <w:left w:val="single" w:color="DDDDDD" w:sz="1"/>
-              <w:bottom w:val="single" w:color="DDDDDD" w:sz="1"/>
-              <w:right w:val="single" w:color="DDDDDD" w:sz="1"/>
-            </w:tcBorders>
-            <w:shd w:fill="0F6E56" w:val="clear"/>
+            <w:tcW w:type="dxa" w:w="1100"/>
+            <w:tcBorders>
+              <w:top w:val="single" w:color="E2E8F0" w:sz="1"/>
+              <w:left w:val="single" w:color="E2E8F0" w:sz="1"/>
+              <w:bottom w:val="single" w:color="E2E8F0" w:sz="1"/>
+              <w:right w:val="single" w:color="E2E8F0" w:sz="1"/>
+            </w:tcBorders>
+            <w:shd w:fill="134e4a" w:val="clear"/>
             <w:tcMar>
               <w:top w:type="dxa" w:w="100"/>
               <w:left w:type="dxa" w:w="140"/>
@@ -4154,7 +5247,7 @@
                 <w:sz w:val="20"/>
                 <w:szCs w:val="20"/>
               </w:rPr>
-              <w:t xml:space="preserve">17,371 hrs</w:t>
+              <w:t xml:space="preserve">71,517 hrs</w:t>
             </w:r>
           </w:p>
         </w:tc>
@@ -4162,28 +5255,28 @@
           <w:tcPr>
             <w:tcW w:type="dxa" w:w="1300"/>
             <w:tcBorders>
-              <w:top w:val="single" w:color="DDDDDD" w:sz="1"/>
-              <w:left w:val="single" w:color="DDDDDD" w:sz="1"/>
-              <w:bottom w:val="single" w:color="DDDDDD" w:sz="1"/>
-              <w:right w:val="single" w:color="DDDDDD" w:sz="1"/>
-            </w:tcBorders>
-            <w:shd w:fill="0F6E56" w:val="clear"/>
-            <w:tcMar>
-              <w:top w:type="dxa" w:w="100"/>
-              <w:left w:type="dxa" w:w="140"/>
-              <w:bottom w:type="dxa" w:w="100"/>
-              <w:right w:type="dxa" w:w="140"/>
-            </w:tcMar>
-          </w:tcPr>
-          <w:p>
-            <w:pPr>
-              <w:jc w:val="left"/>
-            </w:pPr>
-            <w:r>
-              <w:rPr>
-                <w:rFonts w:ascii="Arial" w:cs="Arial" w:eastAsia="Arial" w:hAnsi="Arial"/>
-                <w:b w:val="false"/>
-                <w:bCs w:val="false"/>
+              <w:top w:val="single" w:color="E2E8F0" w:sz="1"/>
+              <w:left w:val="single" w:color="E2E8F0" w:sz="1"/>
+              <w:bottom w:val="single" w:color="E2E8F0" w:sz="1"/>
+              <w:right w:val="single" w:color="E2E8F0" w:sz="1"/>
+            </w:tcBorders>
+            <w:shd w:fill="134e4a" w:val="clear"/>
+            <w:tcMar>
+              <w:top w:type="dxa" w:w="100"/>
+              <w:left w:type="dxa" w:w="140"/>
+              <w:bottom w:type="dxa" w:w="100"/>
+              <w:right w:type="dxa" w:w="140"/>
+            </w:tcMar>
+          </w:tcPr>
+          <w:p>
+            <w:pPr>
+              <w:jc w:val="center"/>
+            </w:pPr>
+            <w:r>
+              <w:rPr>
+                <w:rFonts w:ascii="Arial" w:cs="Arial" w:eastAsia="Arial" w:hAnsi="Arial"/>
+                <w:b/>
+                <w:bCs/>
                 <w:color w:val="FFFFFF"/>
                 <w:sz w:val="20"/>
                 <w:szCs w:val="20"/>
@@ -4196,12 +5289,12 @@
           <w:tcPr>
             <w:tcW w:type="dxa" w:w="1960"/>
             <w:tcBorders>
-              <w:top w:val="single" w:color="DDDDDD" w:sz="1"/>
-              <w:left w:val="single" w:color="DDDDDD" w:sz="1"/>
-              <w:bottom w:val="single" w:color="DDDDDD" w:sz="1"/>
-              <w:right w:val="single" w:color="DDDDDD" w:sz="1"/>
-            </w:tcBorders>
-            <w:shd w:fill="0F6E56" w:val="clear"/>
+              <w:top w:val="single" w:color="E2E8F0" w:sz="1"/>
+              <w:left w:val="single" w:color="E2E8F0" w:sz="1"/>
+              <w:bottom w:val="single" w:color="E2E8F0" w:sz="1"/>
+              <w:right w:val="single" w:color="E2E8F0" w:sz="1"/>
+            </w:tcBorders>
+            <w:shd w:fill="134e4a" w:val="clear"/>
             <w:tcMar>
               <w:top w:type="dxa" w:w="100"/>
               <w:left w:type="dxa" w:w="140"/>
@@ -4222,7 +5315,7 @@
                 <w:sz w:val="20"/>
                 <w:szCs w:val="20"/>
               </w:rPr>
-              <w:t xml:space="preserve">₹1.11 Crore</w:t>
+              <w:t xml:space="preserve">₹4.54 Cr / $547k</w:t>
             </w:r>
           </w:p>
         </w:tc>
@@ -4234,8 +5327,8 @@
       </w:pPr>
       <w:r>
         <w:rPr>
-          <w:sz w:val="22"/>
-          <w:szCs w:val="22"/>
+          <w:sz w:val="20"/>
+          <w:szCs w:val="20"/>
         </w:rPr>
         <w:t xml:space="preserve"/>
       </w:r>
@@ -4249,11 +5342,11 @@
           <w:rFonts w:ascii="Arial" w:cs="Arial" w:eastAsia="Arial" w:hAnsi="Arial"/>
           <w:b/>
           <w:bCs/>
-          <w:color w:val="1A1A2E"/>
+          <w:color w:val="0F172A"/>
           <w:sz w:val="22"/>
           <w:szCs w:val="22"/>
         </w:rPr>
-        <w:t xml:space="preserve">How the savings compound</w:t>
+        <w:t xml:space="preserve">How the savings are calculated</w:t>
       </w:r>
     </w:p>
     <w:p>
@@ -4268,11 +5361,11 @@
       <w:r>
         <w:rPr>
           <w:rFonts w:ascii="Arial" w:cs="Arial" w:eastAsia="Arial" w:hAnsi="Arial"/>
-          <w:color w:val="444444"/>
+          <w:color w:val="475569"/>
           <w:sz w:val="22"/>
           <w:szCs w:val="22"/>
         </w:rPr>
-        <w:t xml:space="preserve">Log entries alone account for ₹43.8L annually — reducing 2-hour open-ended doc updates to a 20-minute structured form across 50 members.</w:t>
+        <w:t xml:space="preserve">Log Entry (₹1.70 Cr/yr): 50 members × 10 incidents/day × 365 days × 10 min saved = 30,417 hrs at weighted ₹560/hr.</w:t>
       </w:r>
     </w:p>
     <w:p>
@@ -4287,11 +5380,11 @@
       <w:r>
         <w:rPr>
           <w:rFonts w:ascii="Arial" w:cs="Arial" w:eastAsia="Arial" w:hAnsi="Arial"/>
-          <w:color w:val="444444"/>
+          <w:color w:val="475569"/>
           <w:sz w:val="22"/>
           <w:szCs w:val="22"/>
         </w:rPr>
-        <w:t xml:space="preserve">Manager reporting drops from 8 hours to 30 minutes per week — freeing 780 manager-hours per year for strategic oversight rather than manual aggregation.</w:t>
+        <w:t xml:space="preserve">Shift Handover (₹1.81 Cr/yr): 16 members + 1 lead × 3 shifts × 365 days × 100 min saved = 31,025 hrs across members and leads.</w:t>
       </w:r>
     </w:p>
     <w:p>
@@ -4306,11 +5399,11 @@
       <w:r>
         <w:rPr>
           <w:rFonts w:ascii="Arial" w:cs="Arial" w:eastAsia="Arial" w:hAnsi="Arial"/>
-          <w:color w:val="444444"/>
+          <w:color w:val="475569"/>
           <w:sz w:val="22"/>
           <w:szCs w:val="22"/>
         </w:rPr>
-        <w:t xml:space="preserve">Roster build savings (₹11.7L) come from automated weekoff detection, conflict alerts, and bulk assignment — eliminating the need to cross-check Excel sheets manually.</w:t>
+        <w:t xml:space="preserve">Live Shift Tracking (₹59.6L/yr): 6 leads + 2 managers × 365 days × 110 min/day = 5,353 hrs freed from manual status chasing.</w:t>
       </w:r>
     </w:p>
     <w:p>
@@ -4325,11 +5418,11 @@
       <w:r>
         <w:rPr>
           <w:rFonts w:ascii="Arial" w:cs="Arial" w:eastAsia="Arial" w:hAnsi="Arial"/>
-          <w:color w:val="444444"/>
+          <w:color w:val="475569"/>
           <w:sz w:val="22"/>
           <w:szCs w:val="22"/>
         </w:rPr>
-        <w:t xml:space="preserve">The 17,371 hours recovered per year equals the productive output of approximately 8–9 additional full-time employees.</w:t>
+        <w:t xml:space="preserve">The 71,517 hours recovered per year equals the productive output of approximately 34.4 additional full-time employees.</w:t>
       </w:r>
     </w:p>
     <w:p>
@@ -4338,38 +5431,32 @@
       </w:pPr>
       <w:r>
         <w:rPr>
-          <w:sz w:val="22"/>
-          <w:szCs w:val="22"/>
+          <w:sz w:val="20"/>
+          <w:szCs w:val="20"/>
         </w:rPr>
         <w:t xml:space="preserve"/>
       </w:r>
     </w:p>
     <w:p>
-      <w:pPr>
-        <w:pBdr>
-          <w:bottom w:val="single" w:color="DDDDDD" w:sz="4" w:space="1"/>
-        </w:pBdr>
-        <w:spacing w:after="160" w:before="160"/>
-      </w:pPr>
-      <w:r>
-        <w:t xml:space="preserve"/>
+      <w:r>
+        <w:br w:type="page"/>
       </w:r>
     </w:p>
     <w:p>
       <w:pPr>
         <w:pStyle w:val="Heading1"/>
-        <w:spacing w:after="160" w:before="320"/>
+        <w:spacing w:after="160" w:before="360"/>
       </w:pPr>
       <w:r>
         <w:rPr>
           <w:rFonts w:ascii="Arial" w:cs="Arial" w:eastAsia="Arial" w:hAnsi="Arial"/>
           <w:b/>
           <w:bCs/>
-          <w:color w:val="0F6E56"/>
+          <w:color w:val="134e4a"/>
           <w:sz w:val="32"/>
           <w:szCs w:val="32"/>
         </w:rPr>
-        <w:t xml:space="preserve">5. Conclusion and Recommended Next Steps</w:t>
+        <w:t xml:space="preserve">5. Multi-Year Revenue Savings Projection</w:t>
       </w:r>
     </w:p>
     <w:p>
@@ -4379,11 +5466,11 @@
       <w:r>
         <w:rPr>
           <w:rFonts w:ascii="Arial" w:cs="Arial" w:eastAsia="Arial" w:hAnsi="Arial"/>
-          <w:color w:val="444444"/>
+          <w:color w:val="475569"/>
           <w:sz w:val="22"/>
           <w:szCs w:val="22"/>
         </w:rPr>
-        <w:t xml:space="preserve">ShiftBuddy is not a productivity tool — it is an operational necessity for a team running 24/7 support across 7 active project tracks. The current process creates daily friction, increases the risk of missed handovers, and consumes time that should be spent on engineering and client delivery.</w:t>
+        <w:t xml:space="preserve">The table below compounds the annual saving of ₹4.54 Cr ($547k) over a 5-year horizon. All figures assume constant team size and rates — actual savings may increase as team grows.</w:t>
       </w:r>
     </w:p>
     <w:p>
@@ -4392,24 +5479,1093 @@
       </w:pPr>
       <w:r>
         <w:rPr>
-          <w:sz w:val="22"/>
-          <w:szCs w:val="22"/>
+          <w:sz w:val="20"/>
+          <w:szCs w:val="20"/>
         </w:rPr>
         <w:t xml:space="preserve"/>
       </w:r>
     </w:p>
-    <w:p>
-      <w:pPr>
-        <w:spacing w:after="60" w:before="60"/>
+    <w:tbl>
+      <w:tblPr>
+        <w:tblW w:type="dxa" w:w="9360"/>
+        <w:tblBorders>
+          <w:top w:val="single" w:color="auto" w:sz="4"/>
+          <w:left w:val="single" w:color="auto" w:sz="4"/>
+          <w:bottom w:val="single" w:color="auto" w:sz="4"/>
+          <w:right w:val="single" w:color="auto" w:sz="4"/>
+          <w:insideH w:val="single" w:color="auto" w:sz="4"/>
+          <w:insideV w:val="single" w:color="auto" w:sz="4"/>
+        </w:tblBorders>
+      </w:tblPr>
+      <w:tblGrid>
+        <w:gridCol w:w="1560"/>
+        <w:gridCol w:w="1950"/>
+        <w:gridCol w:w="1950"/>
+        <w:gridCol w:w="1950"/>
+        <w:gridCol w:w="1950"/>
+      </w:tblGrid>
+      <w:tr>
+        <w:trPr>
+          <w:tblHeader/>
+        </w:trPr>
+        <w:tc>
+          <w:tcPr>
+            <w:tcW w:type="dxa" w:w="1560"/>
+            <w:tcBorders>
+              <w:top w:val="single" w:color="E2E8F0" w:sz="1"/>
+              <w:left w:val="single" w:color="E2E8F0" w:sz="1"/>
+              <w:bottom w:val="single" w:color="E2E8F0" w:sz="1"/>
+              <w:right w:val="single" w:color="E2E8F0" w:sz="1"/>
+            </w:tcBorders>
+            <w:shd w:fill="0d9488" w:val="clear"/>
+            <w:tcMar>
+              <w:top w:type="dxa" w:w="100"/>
+              <w:left w:type="dxa" w:w="140"/>
+              <w:bottom w:type="dxa" w:w="100"/>
+              <w:right w:type="dxa" w:w="140"/>
+            </w:tcMar>
+          </w:tcPr>
+          <w:p>
+            <w:pPr>
+              <w:jc w:val="left"/>
+            </w:pPr>
+            <w:r>
+              <w:rPr>
+                <w:rFonts w:ascii="Arial" w:cs="Arial" w:eastAsia="Arial" w:hAnsi="Arial"/>
+                <w:b/>
+                <w:bCs/>
+                <w:color w:val="FFFFFF"/>
+                <w:sz w:val="20"/>
+                <w:szCs w:val="20"/>
+              </w:rPr>
+              <w:t xml:space="preserve">Projection</w:t>
+            </w:r>
+          </w:p>
+        </w:tc>
+        <w:tc>
+          <w:tcPr>
+            <w:tcW w:type="dxa" w:w="1950"/>
+            <w:tcBorders>
+              <w:top w:val="single" w:color="E2E8F0" w:sz="1"/>
+              <w:left w:val="single" w:color="E2E8F0" w:sz="1"/>
+              <w:bottom w:val="single" w:color="E2E8F0" w:sz="1"/>
+              <w:right w:val="single" w:color="E2E8F0" w:sz="1"/>
+            </w:tcBorders>
+            <w:shd w:fill="0d9488" w:val="clear"/>
+            <w:tcMar>
+              <w:top w:type="dxa" w:w="100"/>
+              <w:left w:type="dxa" w:w="140"/>
+              <w:bottom w:type="dxa" w:w="100"/>
+              <w:right w:type="dxa" w:w="140"/>
+            </w:tcMar>
+          </w:tcPr>
+          <w:p>
+            <w:pPr>
+              <w:jc w:val="left"/>
+            </w:pPr>
+            <w:r>
+              <w:rPr>
+                <w:rFonts w:ascii="Arial" w:cs="Arial" w:eastAsia="Arial" w:hAnsi="Arial"/>
+                <w:b/>
+                <w:bCs/>
+                <w:color w:val="FFFFFF"/>
+                <w:sz w:val="20"/>
+                <w:szCs w:val="20"/>
+              </w:rPr>
+              <w:t xml:space="preserve">Value Recovered (₹)</w:t>
+            </w:r>
+          </w:p>
+        </w:tc>
+        <w:tc>
+          <w:tcPr>
+            <w:tcW w:type="dxa" w:w="1950"/>
+            <w:tcBorders>
+              <w:top w:val="single" w:color="E2E8F0" w:sz="1"/>
+              <w:left w:val="single" w:color="E2E8F0" w:sz="1"/>
+              <w:bottom w:val="single" w:color="E2E8F0" w:sz="1"/>
+              <w:right w:val="single" w:color="E2E8F0" w:sz="1"/>
+            </w:tcBorders>
+            <w:shd w:fill="0d9488" w:val="clear"/>
+            <w:tcMar>
+              <w:top w:type="dxa" w:w="100"/>
+              <w:left w:type="dxa" w:w="140"/>
+              <w:bottom w:type="dxa" w:w="100"/>
+              <w:right w:type="dxa" w:w="140"/>
+            </w:tcMar>
+          </w:tcPr>
+          <w:p>
+            <w:pPr>
+              <w:jc w:val="left"/>
+            </w:pPr>
+            <w:r>
+              <w:rPr>
+                <w:rFonts w:ascii="Arial" w:cs="Arial" w:eastAsia="Arial" w:hAnsi="Arial"/>
+                <w:b/>
+                <w:bCs/>
+                <w:color w:val="FFFFFF"/>
+                <w:sz w:val="20"/>
+                <w:szCs w:val="20"/>
+              </w:rPr>
+              <w:t xml:space="preserve">Value Recovered ($)</w:t>
+            </w:r>
+          </w:p>
+        </w:tc>
+        <w:tc>
+          <w:tcPr>
+            <w:tcW w:type="dxa" w:w="1950"/>
+            <w:tcBorders>
+              <w:top w:val="single" w:color="E2E8F0" w:sz="1"/>
+              <w:left w:val="single" w:color="E2E8F0" w:sz="1"/>
+              <w:bottom w:val="single" w:color="E2E8F0" w:sz="1"/>
+              <w:right w:val="single" w:color="E2E8F0" w:sz="1"/>
+            </w:tcBorders>
+            <w:shd w:fill="0d9488" w:val="clear"/>
+            <w:tcMar>
+              <w:top w:type="dxa" w:w="100"/>
+              <w:left w:type="dxa" w:w="140"/>
+              <w:bottom w:type="dxa" w:w="100"/>
+              <w:right w:type="dxa" w:w="140"/>
+            </w:tcMar>
+          </w:tcPr>
+          <w:p>
+            <w:pPr>
+              <w:jc w:val="left"/>
+            </w:pPr>
+            <w:r>
+              <w:rPr>
+                <w:rFonts w:ascii="Arial" w:cs="Arial" w:eastAsia="Arial" w:hAnsi="Arial"/>
+                <w:b/>
+                <w:bCs/>
+                <w:color w:val="FFFFFF"/>
+                <w:sz w:val="20"/>
+                <w:szCs w:val="20"/>
+              </w:rPr>
+              <w:t xml:space="preserve">Person-Hrs Freed</w:t>
+            </w:r>
+          </w:p>
+        </w:tc>
+        <w:tc>
+          <w:tcPr>
+            <w:tcW w:type="dxa" w:w="1950"/>
+            <w:tcBorders>
+              <w:top w:val="single" w:color="E2E8F0" w:sz="1"/>
+              <w:left w:val="single" w:color="E2E8F0" w:sz="1"/>
+              <w:bottom w:val="single" w:color="E2E8F0" w:sz="1"/>
+              <w:right w:val="single" w:color="E2E8F0" w:sz="1"/>
+            </w:tcBorders>
+            <w:shd w:fill="0d9488" w:val="clear"/>
+            <w:tcMar>
+              <w:top w:type="dxa" w:w="100"/>
+              <w:left w:type="dxa" w:w="140"/>
+              <w:bottom w:type="dxa" w:w="100"/>
+              <w:right w:type="dxa" w:w="140"/>
+            </w:tcMar>
+          </w:tcPr>
+          <w:p>
+            <w:pPr>
+              <w:jc w:val="left"/>
+            </w:pPr>
+            <w:r>
+              <w:rPr>
+                <w:rFonts w:ascii="Arial" w:cs="Arial" w:eastAsia="Arial" w:hAnsi="Arial"/>
+                <w:b/>
+                <w:bCs/>
+                <w:color w:val="FFFFFF"/>
+                <w:sz w:val="20"/>
+                <w:szCs w:val="20"/>
+              </w:rPr>
+              <w:t xml:space="preserve">Equiv. FTE-Years*</w:t>
+            </w:r>
+          </w:p>
+        </w:tc>
+      </w:tr>
+      <w:tr>
+        <w:tc>
+          <w:tcPr>
+            <w:tcW w:type="dxa" w:w="1560"/>
+            <w:tcBorders>
+              <w:top w:val="single" w:color="E2E8F0" w:sz="1"/>
+              <w:left w:val="single" w:color="E2E8F0" w:sz="1"/>
+              <w:bottom w:val="single" w:color="E2E8F0" w:sz="1"/>
+              <w:right w:val="single" w:color="E2E8F0" w:sz="1"/>
+            </w:tcBorders>
+            <w:shd w:fill="F1F5F9" w:val="clear"/>
+            <w:tcMar>
+              <w:top w:type="dxa" w:w="100"/>
+              <w:left w:type="dxa" w:w="140"/>
+              <w:bottom w:type="dxa" w:w="100"/>
+              <w:right w:type="dxa" w:w="140"/>
+            </w:tcMar>
+          </w:tcPr>
+          <w:p>
+            <w:pPr>
+              <w:jc w:val="center"/>
+            </w:pPr>
+            <w:r>
+              <w:rPr>
+                <w:rFonts w:ascii="Arial" w:cs="Arial" w:eastAsia="Arial" w:hAnsi="Arial"/>
+                <w:b w:val="false"/>
+                <w:bCs w:val="false"/>
+                <w:color w:val="0F172A"/>
+                <w:sz w:val="20"/>
+                <w:szCs w:val="20"/>
+              </w:rPr>
+              <w:t xml:space="preserve">Year 1</w:t>
+            </w:r>
+          </w:p>
+        </w:tc>
+        <w:tc>
+          <w:tcPr>
+            <w:tcW w:type="dxa" w:w="1950"/>
+            <w:tcBorders>
+              <w:top w:val="single" w:color="E2E8F0" w:sz="1"/>
+              <w:left w:val="single" w:color="E2E8F0" w:sz="1"/>
+              <w:bottom w:val="single" w:color="E2E8F0" w:sz="1"/>
+              <w:right w:val="single" w:color="E2E8F0" w:sz="1"/>
+            </w:tcBorders>
+            <w:shd w:fill="CCFBF1" w:val="clear"/>
+            <w:tcMar>
+              <w:top w:type="dxa" w:w="100"/>
+              <w:left w:type="dxa" w:w="140"/>
+              <w:bottom w:type="dxa" w:w="100"/>
+              <w:right w:type="dxa" w:w="140"/>
+            </w:tcMar>
+          </w:tcPr>
+          <w:p>
+            <w:pPr>
+              <w:jc w:val="center"/>
+            </w:pPr>
+            <w:r>
+              <w:rPr>
+                <w:rFonts w:ascii="Arial" w:cs="Arial" w:eastAsia="Arial" w:hAnsi="Arial"/>
+                <w:b/>
+                <w:bCs/>
+                <w:color w:val="134e4a"/>
+                <w:sz w:val="20"/>
+                <w:szCs w:val="20"/>
+              </w:rPr>
+              <w:t xml:space="preserve">₹4.54 Cr</w:t>
+            </w:r>
+          </w:p>
+        </w:tc>
+        <w:tc>
+          <w:tcPr>
+            <w:tcW w:type="dxa" w:w="1950"/>
+            <w:tcBorders>
+              <w:top w:val="single" w:color="E2E8F0" w:sz="1"/>
+              <w:left w:val="single" w:color="E2E8F0" w:sz="1"/>
+              <w:bottom w:val="single" w:color="E2E8F0" w:sz="1"/>
+              <w:right w:val="single" w:color="E2E8F0" w:sz="1"/>
+            </w:tcBorders>
+            <w:shd w:fill="CCFBF1" w:val="clear"/>
+            <w:tcMar>
+              <w:top w:type="dxa" w:w="100"/>
+              <w:left w:type="dxa" w:w="140"/>
+              <w:bottom w:type="dxa" w:w="100"/>
+              <w:right w:type="dxa" w:w="140"/>
+            </w:tcMar>
+          </w:tcPr>
+          <w:p>
+            <w:pPr>
+              <w:jc w:val="center"/>
+            </w:pPr>
+            <w:r>
+              <w:rPr>
+                <w:rFonts w:ascii="Arial" w:cs="Arial" w:eastAsia="Arial" w:hAnsi="Arial"/>
+                <w:b/>
+                <w:bCs/>
+                <w:color w:val="134e4a"/>
+                <w:sz w:val="20"/>
+                <w:szCs w:val="20"/>
+              </w:rPr>
+              <w:t xml:space="preserve">$547k</w:t>
+            </w:r>
+          </w:p>
+        </w:tc>
+        <w:tc>
+          <w:tcPr>
+            <w:tcW w:type="dxa" w:w="1950"/>
+            <w:tcBorders>
+              <w:top w:val="single" w:color="E2E8F0" w:sz="1"/>
+              <w:left w:val="single" w:color="E2E8F0" w:sz="1"/>
+              <w:bottom w:val="single" w:color="E2E8F0" w:sz="1"/>
+              <w:right w:val="single" w:color="E2E8F0" w:sz="1"/>
+            </w:tcBorders>
+            <w:shd w:fill="F1F5F9" w:val="clear"/>
+            <w:tcMar>
+              <w:top w:type="dxa" w:w="100"/>
+              <w:left w:type="dxa" w:w="140"/>
+              <w:bottom w:type="dxa" w:w="100"/>
+              <w:right w:type="dxa" w:w="140"/>
+            </w:tcMar>
+          </w:tcPr>
+          <w:p>
+            <w:pPr>
+              <w:jc w:val="center"/>
+            </w:pPr>
+            <w:r>
+              <w:rPr>
+                <w:rFonts w:ascii="Arial" w:cs="Arial" w:eastAsia="Arial" w:hAnsi="Arial"/>
+                <w:b w:val="false"/>
+                <w:bCs w:val="false"/>
+                <w:color w:val="475569"/>
+                <w:sz w:val="20"/>
+                <w:szCs w:val="20"/>
+              </w:rPr>
+              <w:t xml:space="preserve">71,517 hrs</w:t>
+            </w:r>
+          </w:p>
+        </w:tc>
+        <w:tc>
+          <w:tcPr>
+            <w:tcW w:type="dxa" w:w="1950"/>
+            <w:tcBorders>
+              <w:top w:val="single" w:color="E2E8F0" w:sz="1"/>
+              <w:left w:val="single" w:color="E2E8F0" w:sz="1"/>
+              <w:bottom w:val="single" w:color="E2E8F0" w:sz="1"/>
+              <w:right w:val="single" w:color="E2E8F0" w:sz="1"/>
+            </w:tcBorders>
+            <w:shd w:fill="F1F5F9" w:val="clear"/>
+            <w:tcMar>
+              <w:top w:type="dxa" w:w="100"/>
+              <w:left w:type="dxa" w:w="140"/>
+              <w:bottom w:type="dxa" w:w="100"/>
+              <w:right w:type="dxa" w:w="140"/>
+            </w:tcMar>
+          </w:tcPr>
+          <w:p>
+            <w:pPr>
+              <w:jc w:val="center"/>
+            </w:pPr>
+            <w:r>
+              <w:rPr>
+                <w:rFonts w:ascii="Arial" w:cs="Arial" w:eastAsia="Arial" w:hAnsi="Arial"/>
+                <w:b w:val="false"/>
+                <w:bCs w:val="false"/>
+                <w:color w:val="475569"/>
+                <w:sz w:val="20"/>
+                <w:szCs w:val="20"/>
+              </w:rPr>
+              <w:t xml:space="preserve">34.4 FTE-yrs</w:t>
+            </w:r>
+          </w:p>
+        </w:tc>
+      </w:tr>
+      <w:tr>
+        <w:tc>
+          <w:tcPr>
+            <w:tcW w:type="dxa" w:w="1560"/>
+            <w:tcBorders>
+              <w:top w:val="single" w:color="E2E8F0" w:sz="1"/>
+              <w:left w:val="single" w:color="E2E8F0" w:sz="1"/>
+              <w:bottom w:val="single" w:color="E2E8F0" w:sz="1"/>
+              <w:right w:val="single" w:color="E2E8F0" w:sz="1"/>
+            </w:tcBorders>
+            <w:shd w:fill="FFFFFF" w:val="clear"/>
+            <w:tcMar>
+              <w:top w:type="dxa" w:w="100"/>
+              <w:left w:type="dxa" w:w="140"/>
+              <w:bottom w:type="dxa" w:w="100"/>
+              <w:right w:type="dxa" w:w="140"/>
+            </w:tcMar>
+          </w:tcPr>
+          <w:p>
+            <w:pPr>
+              <w:jc w:val="center"/>
+            </w:pPr>
+            <w:r>
+              <w:rPr>
+                <w:rFonts w:ascii="Arial" w:cs="Arial" w:eastAsia="Arial" w:hAnsi="Arial"/>
+                <w:b w:val="false"/>
+                <w:bCs w:val="false"/>
+                <w:color w:val="0F172A"/>
+                <w:sz w:val="20"/>
+                <w:szCs w:val="20"/>
+              </w:rPr>
+              <w:t xml:space="preserve">Year 2</w:t>
+            </w:r>
+          </w:p>
+        </w:tc>
+        <w:tc>
+          <w:tcPr>
+            <w:tcW w:type="dxa" w:w="1950"/>
+            <w:tcBorders>
+              <w:top w:val="single" w:color="E2E8F0" w:sz="1"/>
+              <w:left w:val="single" w:color="E2E8F0" w:sz="1"/>
+              <w:bottom w:val="single" w:color="E2E8F0" w:sz="1"/>
+              <w:right w:val="single" w:color="E2E8F0" w:sz="1"/>
+            </w:tcBorders>
+            <w:shd w:fill="CCFBF1" w:val="clear"/>
+            <w:tcMar>
+              <w:top w:type="dxa" w:w="100"/>
+              <w:left w:type="dxa" w:w="140"/>
+              <w:bottom w:type="dxa" w:w="100"/>
+              <w:right w:type="dxa" w:w="140"/>
+            </w:tcMar>
+          </w:tcPr>
+          <w:p>
+            <w:pPr>
+              <w:jc w:val="center"/>
+            </w:pPr>
+            <w:r>
+              <w:rPr>
+                <w:rFonts w:ascii="Arial" w:cs="Arial" w:eastAsia="Arial" w:hAnsi="Arial"/>
+                <w:b/>
+                <w:bCs/>
+                <w:color w:val="134e4a"/>
+                <w:sz w:val="20"/>
+                <w:szCs w:val="20"/>
+              </w:rPr>
+              <w:t xml:space="preserve">₹9.08 Cr</w:t>
+            </w:r>
+          </w:p>
+        </w:tc>
+        <w:tc>
+          <w:tcPr>
+            <w:tcW w:type="dxa" w:w="1950"/>
+            <w:tcBorders>
+              <w:top w:val="single" w:color="E2E8F0" w:sz="1"/>
+              <w:left w:val="single" w:color="E2E8F0" w:sz="1"/>
+              <w:bottom w:val="single" w:color="E2E8F0" w:sz="1"/>
+              <w:right w:val="single" w:color="E2E8F0" w:sz="1"/>
+            </w:tcBorders>
+            <w:shd w:fill="CCFBF1" w:val="clear"/>
+            <w:tcMar>
+              <w:top w:type="dxa" w:w="100"/>
+              <w:left w:type="dxa" w:w="140"/>
+              <w:bottom w:type="dxa" w:w="100"/>
+              <w:right w:type="dxa" w:w="140"/>
+            </w:tcMar>
+          </w:tcPr>
+          <w:p>
+            <w:pPr>
+              <w:jc w:val="center"/>
+            </w:pPr>
+            <w:r>
+              <w:rPr>
+                <w:rFonts w:ascii="Arial" w:cs="Arial" w:eastAsia="Arial" w:hAnsi="Arial"/>
+                <w:b/>
+                <w:bCs/>
+                <w:color w:val="134e4a"/>
+                <w:sz w:val="20"/>
+                <w:szCs w:val="20"/>
+              </w:rPr>
+              <w:t xml:space="preserve">$1.09M</w:t>
+            </w:r>
+          </w:p>
+        </w:tc>
+        <w:tc>
+          <w:tcPr>
+            <w:tcW w:type="dxa" w:w="1950"/>
+            <w:tcBorders>
+              <w:top w:val="single" w:color="E2E8F0" w:sz="1"/>
+              <w:left w:val="single" w:color="E2E8F0" w:sz="1"/>
+              <w:bottom w:val="single" w:color="E2E8F0" w:sz="1"/>
+              <w:right w:val="single" w:color="E2E8F0" w:sz="1"/>
+            </w:tcBorders>
+            <w:shd w:fill="FFFFFF" w:val="clear"/>
+            <w:tcMar>
+              <w:top w:type="dxa" w:w="100"/>
+              <w:left w:type="dxa" w:w="140"/>
+              <w:bottom w:type="dxa" w:w="100"/>
+              <w:right w:type="dxa" w:w="140"/>
+            </w:tcMar>
+          </w:tcPr>
+          <w:p>
+            <w:pPr>
+              <w:jc w:val="center"/>
+            </w:pPr>
+            <w:r>
+              <w:rPr>
+                <w:rFonts w:ascii="Arial" w:cs="Arial" w:eastAsia="Arial" w:hAnsi="Arial"/>
+                <w:b w:val="false"/>
+                <w:bCs w:val="false"/>
+                <w:color w:val="475569"/>
+                <w:sz w:val="20"/>
+                <w:szCs w:val="20"/>
+              </w:rPr>
+              <w:t xml:space="preserve">1,43,034 hrs</w:t>
+            </w:r>
+          </w:p>
+        </w:tc>
+        <w:tc>
+          <w:tcPr>
+            <w:tcW w:type="dxa" w:w="1950"/>
+            <w:tcBorders>
+              <w:top w:val="single" w:color="E2E8F0" w:sz="1"/>
+              <w:left w:val="single" w:color="E2E8F0" w:sz="1"/>
+              <w:bottom w:val="single" w:color="E2E8F0" w:sz="1"/>
+              <w:right w:val="single" w:color="E2E8F0" w:sz="1"/>
+            </w:tcBorders>
+            <w:shd w:fill="FFFFFF" w:val="clear"/>
+            <w:tcMar>
+              <w:top w:type="dxa" w:w="100"/>
+              <w:left w:type="dxa" w:w="140"/>
+              <w:bottom w:type="dxa" w:w="100"/>
+              <w:right w:type="dxa" w:w="140"/>
+            </w:tcMar>
+          </w:tcPr>
+          <w:p>
+            <w:pPr>
+              <w:jc w:val="center"/>
+            </w:pPr>
+            <w:r>
+              <w:rPr>
+                <w:rFonts w:ascii="Arial" w:cs="Arial" w:eastAsia="Arial" w:hAnsi="Arial"/>
+                <w:b w:val="false"/>
+                <w:bCs w:val="false"/>
+                <w:color w:val="475569"/>
+                <w:sz w:val="20"/>
+                <w:szCs w:val="20"/>
+              </w:rPr>
+              <w:t xml:space="preserve">68.8 FTE-yrs</w:t>
+            </w:r>
+          </w:p>
+        </w:tc>
+      </w:tr>
+      <w:tr>
+        <w:tc>
+          <w:tcPr>
+            <w:tcW w:type="dxa" w:w="1560"/>
+            <w:tcBorders>
+              <w:top w:val="single" w:color="E2E8F0" w:sz="1"/>
+              <w:left w:val="single" w:color="E2E8F0" w:sz="1"/>
+              <w:bottom w:val="single" w:color="E2E8F0" w:sz="1"/>
+              <w:right w:val="single" w:color="E2E8F0" w:sz="1"/>
+            </w:tcBorders>
+            <w:shd w:fill="F1F5F9" w:val="clear"/>
+            <w:tcMar>
+              <w:top w:type="dxa" w:w="100"/>
+              <w:left w:type="dxa" w:w="140"/>
+              <w:bottom w:type="dxa" w:w="100"/>
+              <w:right w:type="dxa" w:w="140"/>
+            </w:tcMar>
+          </w:tcPr>
+          <w:p>
+            <w:pPr>
+              <w:jc w:val="center"/>
+            </w:pPr>
+            <w:r>
+              <w:rPr>
+                <w:rFonts w:ascii="Arial" w:cs="Arial" w:eastAsia="Arial" w:hAnsi="Arial"/>
+                <w:b w:val="false"/>
+                <w:bCs w:val="false"/>
+                <w:color w:val="0F172A"/>
+                <w:sz w:val="20"/>
+                <w:szCs w:val="20"/>
+              </w:rPr>
+              <w:t xml:space="preserve">Year 3</w:t>
+            </w:r>
+          </w:p>
+        </w:tc>
+        <w:tc>
+          <w:tcPr>
+            <w:tcW w:type="dxa" w:w="1950"/>
+            <w:tcBorders>
+              <w:top w:val="single" w:color="E2E8F0" w:sz="1"/>
+              <w:left w:val="single" w:color="E2E8F0" w:sz="1"/>
+              <w:bottom w:val="single" w:color="E2E8F0" w:sz="1"/>
+              <w:right w:val="single" w:color="E2E8F0" w:sz="1"/>
+            </w:tcBorders>
+            <w:shd w:fill="CCFBF1" w:val="clear"/>
+            <w:tcMar>
+              <w:top w:type="dxa" w:w="100"/>
+              <w:left w:type="dxa" w:w="140"/>
+              <w:bottom w:type="dxa" w:w="100"/>
+              <w:right w:type="dxa" w:w="140"/>
+            </w:tcMar>
+          </w:tcPr>
+          <w:p>
+            <w:pPr>
+              <w:jc w:val="center"/>
+            </w:pPr>
+            <w:r>
+              <w:rPr>
+                <w:rFonts w:ascii="Arial" w:cs="Arial" w:eastAsia="Arial" w:hAnsi="Arial"/>
+                <w:b/>
+                <w:bCs/>
+                <w:color w:val="134e4a"/>
+                <w:sz w:val="20"/>
+                <w:szCs w:val="20"/>
+              </w:rPr>
+              <w:t xml:space="preserve">₹13.62 Cr</w:t>
+            </w:r>
+          </w:p>
+        </w:tc>
+        <w:tc>
+          <w:tcPr>
+            <w:tcW w:type="dxa" w:w="1950"/>
+            <w:tcBorders>
+              <w:top w:val="single" w:color="E2E8F0" w:sz="1"/>
+              <w:left w:val="single" w:color="E2E8F0" w:sz="1"/>
+              <w:bottom w:val="single" w:color="E2E8F0" w:sz="1"/>
+              <w:right w:val="single" w:color="E2E8F0" w:sz="1"/>
+            </w:tcBorders>
+            <w:shd w:fill="CCFBF1" w:val="clear"/>
+            <w:tcMar>
+              <w:top w:type="dxa" w:w="100"/>
+              <w:left w:type="dxa" w:w="140"/>
+              <w:bottom w:type="dxa" w:w="100"/>
+              <w:right w:type="dxa" w:w="140"/>
+            </w:tcMar>
+          </w:tcPr>
+          <w:p>
+            <w:pPr>
+              <w:jc w:val="center"/>
+            </w:pPr>
+            <w:r>
+              <w:rPr>
+                <w:rFonts w:ascii="Arial" w:cs="Arial" w:eastAsia="Arial" w:hAnsi="Arial"/>
+                <w:b/>
+                <w:bCs/>
+                <w:color w:val="134e4a"/>
+                <w:sz w:val="20"/>
+                <w:szCs w:val="20"/>
+              </w:rPr>
+              <w:t xml:space="preserve">$1.64M</w:t>
+            </w:r>
+          </w:p>
+        </w:tc>
+        <w:tc>
+          <w:tcPr>
+            <w:tcW w:type="dxa" w:w="1950"/>
+            <w:tcBorders>
+              <w:top w:val="single" w:color="E2E8F0" w:sz="1"/>
+              <w:left w:val="single" w:color="E2E8F0" w:sz="1"/>
+              <w:bottom w:val="single" w:color="E2E8F0" w:sz="1"/>
+              <w:right w:val="single" w:color="E2E8F0" w:sz="1"/>
+            </w:tcBorders>
+            <w:shd w:fill="F1F5F9" w:val="clear"/>
+            <w:tcMar>
+              <w:top w:type="dxa" w:w="100"/>
+              <w:left w:type="dxa" w:w="140"/>
+              <w:bottom w:type="dxa" w:w="100"/>
+              <w:right w:type="dxa" w:w="140"/>
+            </w:tcMar>
+          </w:tcPr>
+          <w:p>
+            <w:pPr>
+              <w:jc w:val="center"/>
+            </w:pPr>
+            <w:r>
+              <w:rPr>
+                <w:rFonts w:ascii="Arial" w:cs="Arial" w:eastAsia="Arial" w:hAnsi="Arial"/>
+                <w:b w:val="false"/>
+                <w:bCs w:val="false"/>
+                <w:color w:val="475569"/>
+                <w:sz w:val="20"/>
+                <w:szCs w:val="20"/>
+              </w:rPr>
+              <w:t xml:space="preserve">2,14,551 hrs</w:t>
+            </w:r>
+          </w:p>
+        </w:tc>
+        <w:tc>
+          <w:tcPr>
+            <w:tcW w:type="dxa" w:w="1950"/>
+            <w:tcBorders>
+              <w:top w:val="single" w:color="E2E8F0" w:sz="1"/>
+              <w:left w:val="single" w:color="E2E8F0" w:sz="1"/>
+              <w:bottom w:val="single" w:color="E2E8F0" w:sz="1"/>
+              <w:right w:val="single" w:color="E2E8F0" w:sz="1"/>
+            </w:tcBorders>
+            <w:shd w:fill="F1F5F9" w:val="clear"/>
+            <w:tcMar>
+              <w:top w:type="dxa" w:w="100"/>
+              <w:left w:type="dxa" w:w="140"/>
+              <w:bottom w:type="dxa" w:w="100"/>
+              <w:right w:type="dxa" w:w="140"/>
+            </w:tcMar>
+          </w:tcPr>
+          <w:p>
+            <w:pPr>
+              <w:jc w:val="center"/>
+            </w:pPr>
+            <w:r>
+              <w:rPr>
+                <w:rFonts w:ascii="Arial" w:cs="Arial" w:eastAsia="Arial" w:hAnsi="Arial"/>
+                <w:b w:val="false"/>
+                <w:bCs w:val="false"/>
+                <w:color w:val="475569"/>
+                <w:sz w:val="20"/>
+                <w:szCs w:val="20"/>
+              </w:rPr>
+              <w:t xml:space="preserve">103.1 FTE-yrs</w:t>
+            </w:r>
+          </w:p>
+        </w:tc>
+      </w:tr>
+      <w:tr>
+        <w:tc>
+          <w:tcPr>
+            <w:tcW w:type="dxa" w:w="1560"/>
+            <w:tcBorders>
+              <w:top w:val="single" w:color="E2E8F0" w:sz="1"/>
+              <w:left w:val="single" w:color="E2E8F0" w:sz="1"/>
+              <w:bottom w:val="single" w:color="E2E8F0" w:sz="1"/>
+              <w:right w:val="single" w:color="E2E8F0" w:sz="1"/>
+            </w:tcBorders>
+            <w:shd w:fill="FFFFFF" w:val="clear"/>
+            <w:tcMar>
+              <w:top w:type="dxa" w:w="100"/>
+              <w:left w:type="dxa" w:w="140"/>
+              <w:bottom w:type="dxa" w:w="100"/>
+              <w:right w:type="dxa" w:w="140"/>
+            </w:tcMar>
+          </w:tcPr>
+          <w:p>
+            <w:pPr>
+              <w:jc w:val="center"/>
+            </w:pPr>
+            <w:r>
+              <w:rPr>
+                <w:rFonts w:ascii="Arial" w:cs="Arial" w:eastAsia="Arial" w:hAnsi="Arial"/>
+                <w:b w:val="false"/>
+                <w:bCs w:val="false"/>
+                <w:color w:val="0F172A"/>
+                <w:sz w:val="20"/>
+                <w:szCs w:val="20"/>
+              </w:rPr>
+              <w:t xml:space="preserve">Year 4</w:t>
+            </w:r>
+          </w:p>
+        </w:tc>
+        <w:tc>
+          <w:tcPr>
+            <w:tcW w:type="dxa" w:w="1950"/>
+            <w:tcBorders>
+              <w:top w:val="single" w:color="E2E8F0" w:sz="1"/>
+              <w:left w:val="single" w:color="E2E8F0" w:sz="1"/>
+              <w:bottom w:val="single" w:color="E2E8F0" w:sz="1"/>
+              <w:right w:val="single" w:color="E2E8F0" w:sz="1"/>
+            </w:tcBorders>
+            <w:shd w:fill="CCFBF1" w:val="clear"/>
+            <w:tcMar>
+              <w:top w:type="dxa" w:w="100"/>
+              <w:left w:type="dxa" w:w="140"/>
+              <w:bottom w:type="dxa" w:w="100"/>
+              <w:right w:type="dxa" w:w="140"/>
+            </w:tcMar>
+          </w:tcPr>
+          <w:p>
+            <w:pPr>
+              <w:jc w:val="center"/>
+            </w:pPr>
+            <w:r>
+              <w:rPr>
+                <w:rFonts w:ascii="Arial" w:cs="Arial" w:eastAsia="Arial" w:hAnsi="Arial"/>
+                <w:b/>
+                <w:bCs/>
+                <w:color w:val="134e4a"/>
+                <w:sz w:val="20"/>
+                <w:szCs w:val="20"/>
+              </w:rPr>
+              <w:t xml:space="preserve">₹18.16 Cr</w:t>
+            </w:r>
+          </w:p>
+        </w:tc>
+        <w:tc>
+          <w:tcPr>
+            <w:tcW w:type="dxa" w:w="1950"/>
+            <w:tcBorders>
+              <w:top w:val="single" w:color="E2E8F0" w:sz="1"/>
+              <w:left w:val="single" w:color="E2E8F0" w:sz="1"/>
+              <w:bottom w:val="single" w:color="E2E8F0" w:sz="1"/>
+              <w:right w:val="single" w:color="E2E8F0" w:sz="1"/>
+            </w:tcBorders>
+            <w:shd w:fill="CCFBF1" w:val="clear"/>
+            <w:tcMar>
+              <w:top w:type="dxa" w:w="100"/>
+              <w:left w:type="dxa" w:w="140"/>
+              <w:bottom w:type="dxa" w:w="100"/>
+              <w:right w:type="dxa" w:w="140"/>
+            </w:tcMar>
+          </w:tcPr>
+          <w:p>
+            <w:pPr>
+              <w:jc w:val="center"/>
+            </w:pPr>
+            <w:r>
+              <w:rPr>
+                <w:rFonts w:ascii="Arial" w:cs="Arial" w:eastAsia="Arial" w:hAnsi="Arial"/>
+                <w:b/>
+                <w:bCs/>
+                <w:color w:val="134e4a"/>
+                <w:sz w:val="20"/>
+                <w:szCs w:val="20"/>
+              </w:rPr>
+              <w:t xml:space="preserve">$2.19M</w:t>
+            </w:r>
+          </w:p>
+        </w:tc>
+        <w:tc>
+          <w:tcPr>
+            <w:tcW w:type="dxa" w:w="1950"/>
+            <w:tcBorders>
+              <w:top w:val="single" w:color="E2E8F0" w:sz="1"/>
+              <w:left w:val="single" w:color="E2E8F0" w:sz="1"/>
+              <w:bottom w:val="single" w:color="E2E8F0" w:sz="1"/>
+              <w:right w:val="single" w:color="E2E8F0" w:sz="1"/>
+            </w:tcBorders>
+            <w:shd w:fill="FFFFFF" w:val="clear"/>
+            <w:tcMar>
+              <w:top w:type="dxa" w:w="100"/>
+              <w:left w:type="dxa" w:w="140"/>
+              <w:bottom w:type="dxa" w:w="100"/>
+              <w:right w:type="dxa" w:w="140"/>
+            </w:tcMar>
+          </w:tcPr>
+          <w:p>
+            <w:pPr>
+              <w:jc w:val="center"/>
+            </w:pPr>
+            <w:r>
+              <w:rPr>
+                <w:rFonts w:ascii="Arial" w:cs="Arial" w:eastAsia="Arial" w:hAnsi="Arial"/>
+                <w:b w:val="false"/>
+                <w:bCs w:val="false"/>
+                <w:color w:val="475569"/>
+                <w:sz w:val="20"/>
+                <w:szCs w:val="20"/>
+              </w:rPr>
+              <w:t xml:space="preserve">2,86,068 hrs</w:t>
+            </w:r>
+          </w:p>
+        </w:tc>
+        <w:tc>
+          <w:tcPr>
+            <w:tcW w:type="dxa" w:w="1950"/>
+            <w:tcBorders>
+              <w:top w:val="single" w:color="E2E8F0" w:sz="1"/>
+              <w:left w:val="single" w:color="E2E8F0" w:sz="1"/>
+              <w:bottom w:val="single" w:color="E2E8F0" w:sz="1"/>
+              <w:right w:val="single" w:color="E2E8F0" w:sz="1"/>
+            </w:tcBorders>
+            <w:shd w:fill="FFFFFF" w:val="clear"/>
+            <w:tcMar>
+              <w:top w:type="dxa" w:w="100"/>
+              <w:left w:type="dxa" w:w="140"/>
+              <w:bottom w:type="dxa" w:w="100"/>
+              <w:right w:type="dxa" w:w="140"/>
+            </w:tcMar>
+          </w:tcPr>
+          <w:p>
+            <w:pPr>
+              <w:jc w:val="center"/>
+            </w:pPr>
+            <w:r>
+              <w:rPr>
+                <w:rFonts w:ascii="Arial" w:cs="Arial" w:eastAsia="Arial" w:hAnsi="Arial"/>
+                <w:b w:val="false"/>
+                <w:bCs w:val="false"/>
+                <w:color w:val="475569"/>
+                <w:sz w:val="20"/>
+                <w:szCs w:val="20"/>
+              </w:rPr>
+              <w:t xml:space="preserve">137.5 FTE-yrs</w:t>
+            </w:r>
+          </w:p>
+        </w:tc>
+      </w:tr>
+      <w:tr>
+        <w:tc>
+          <w:tcPr>
+            <w:tcW w:type="dxa" w:w="1560"/>
+            <w:tcBorders>
+              <w:top w:val="single" w:color="E2E8F0" w:sz="1"/>
+              <w:left w:val="single" w:color="E2E8F0" w:sz="1"/>
+              <w:bottom w:val="single" w:color="E2E8F0" w:sz="1"/>
+              <w:right w:val="single" w:color="E2E8F0" w:sz="1"/>
+            </w:tcBorders>
+            <w:shd w:fill="134e4a" w:val="clear"/>
+            <w:tcMar>
+              <w:top w:type="dxa" w:w="100"/>
+              <w:left w:type="dxa" w:w="140"/>
+              <w:bottom w:type="dxa" w:w="100"/>
+              <w:right w:type="dxa" w:w="140"/>
+            </w:tcMar>
+          </w:tcPr>
+          <w:p>
+            <w:pPr>
+              <w:jc w:val="center"/>
+            </w:pPr>
+            <w:r>
+              <w:rPr>
+                <w:rFonts w:ascii="Arial" w:cs="Arial" w:eastAsia="Arial" w:hAnsi="Arial"/>
+                <w:b/>
+                <w:bCs/>
+                <w:color w:val="FFFFFF"/>
+                <w:sz w:val="20"/>
+                <w:szCs w:val="20"/>
+              </w:rPr>
+              <w:t xml:space="preserve">Year 5</w:t>
+            </w:r>
+          </w:p>
+        </w:tc>
+        <w:tc>
+          <w:tcPr>
+            <w:tcW w:type="dxa" w:w="1950"/>
+            <w:tcBorders>
+              <w:top w:val="single" w:color="E2E8F0" w:sz="1"/>
+              <w:left w:val="single" w:color="E2E8F0" w:sz="1"/>
+              <w:bottom w:val="single" w:color="E2E8F0" w:sz="1"/>
+              <w:right w:val="single" w:color="E2E8F0" w:sz="1"/>
+            </w:tcBorders>
+            <w:shd w:fill="134e4a" w:val="clear"/>
+            <w:tcMar>
+              <w:top w:type="dxa" w:w="100"/>
+              <w:left w:type="dxa" w:w="140"/>
+              <w:bottom w:type="dxa" w:w="100"/>
+              <w:right w:type="dxa" w:w="140"/>
+            </w:tcMar>
+          </w:tcPr>
+          <w:p>
+            <w:pPr>
+              <w:jc w:val="center"/>
+            </w:pPr>
+            <w:r>
+              <w:rPr>
+                <w:rFonts w:ascii="Arial" w:cs="Arial" w:eastAsia="Arial" w:hAnsi="Arial"/>
+                <w:b/>
+                <w:bCs/>
+                <w:color w:val="FFFFFF"/>
+                <w:sz w:val="20"/>
+                <w:szCs w:val="20"/>
+              </w:rPr>
+              <w:t xml:space="preserve">₹22.69 Cr</w:t>
+            </w:r>
+          </w:p>
+        </w:tc>
+        <w:tc>
+          <w:tcPr>
+            <w:tcW w:type="dxa" w:w="1950"/>
+            <w:tcBorders>
+              <w:top w:val="single" w:color="E2E8F0" w:sz="1"/>
+              <w:left w:val="single" w:color="E2E8F0" w:sz="1"/>
+              <w:bottom w:val="single" w:color="E2E8F0" w:sz="1"/>
+              <w:right w:val="single" w:color="E2E8F0" w:sz="1"/>
+            </w:tcBorders>
+            <w:shd w:fill="134e4a" w:val="clear"/>
+            <w:tcMar>
+              <w:top w:type="dxa" w:w="100"/>
+              <w:left w:type="dxa" w:w="140"/>
+              <w:bottom w:type="dxa" w:w="100"/>
+              <w:right w:type="dxa" w:w="140"/>
+            </w:tcMar>
+          </w:tcPr>
+          <w:p>
+            <w:pPr>
+              <w:jc w:val="center"/>
+            </w:pPr>
+            <w:r>
+              <w:rPr>
+                <w:rFonts w:ascii="Arial" w:cs="Arial" w:eastAsia="Arial" w:hAnsi="Arial"/>
+                <w:b/>
+                <w:bCs/>
+                <w:color w:val="FFFFFF"/>
+                <w:sz w:val="20"/>
+                <w:szCs w:val="20"/>
+              </w:rPr>
+              <w:t xml:space="preserve">$2.73M</w:t>
+            </w:r>
+          </w:p>
+        </w:tc>
+        <w:tc>
+          <w:tcPr>
+            <w:tcW w:type="dxa" w:w="1950"/>
+            <w:tcBorders>
+              <w:top w:val="single" w:color="E2E8F0" w:sz="1"/>
+              <w:left w:val="single" w:color="E2E8F0" w:sz="1"/>
+              <w:bottom w:val="single" w:color="E2E8F0" w:sz="1"/>
+              <w:right w:val="single" w:color="E2E8F0" w:sz="1"/>
+            </w:tcBorders>
+            <w:shd w:fill="134e4a" w:val="clear"/>
+            <w:tcMar>
+              <w:top w:type="dxa" w:w="100"/>
+              <w:left w:type="dxa" w:w="140"/>
+              <w:bottom w:type="dxa" w:w="100"/>
+              <w:right w:type="dxa" w:w="140"/>
+            </w:tcMar>
+          </w:tcPr>
+          <w:p>
+            <w:pPr>
+              <w:jc w:val="center"/>
+            </w:pPr>
+            <w:r>
+              <w:rPr>
+                <w:rFonts w:ascii="Arial" w:cs="Arial" w:eastAsia="Arial" w:hAnsi="Arial"/>
+                <w:b w:val="false"/>
+                <w:bCs w:val="false"/>
+                <w:color w:val="FFFFFF"/>
+                <w:sz w:val="20"/>
+                <w:szCs w:val="20"/>
+              </w:rPr>
+              <w:t xml:space="preserve">3,57,585 hrs</w:t>
+            </w:r>
+          </w:p>
+        </w:tc>
+        <w:tc>
+          <w:tcPr>
+            <w:tcW w:type="dxa" w:w="1950"/>
+            <w:tcBorders>
+              <w:top w:val="single" w:color="E2E8F0" w:sz="1"/>
+              <w:left w:val="single" w:color="E2E8F0" w:sz="1"/>
+              <w:bottom w:val="single" w:color="E2E8F0" w:sz="1"/>
+              <w:right w:val="single" w:color="E2E8F0" w:sz="1"/>
+            </w:tcBorders>
+            <w:shd w:fill="134e4a" w:val="clear"/>
+            <w:tcMar>
+              <w:top w:type="dxa" w:w="100"/>
+              <w:left w:type="dxa" w:w="140"/>
+              <w:bottom w:type="dxa" w:w="100"/>
+              <w:right w:type="dxa" w:w="140"/>
+            </w:tcMar>
+          </w:tcPr>
+          <w:p>
+            <w:pPr>
+              <w:jc w:val="center"/>
+            </w:pPr>
+            <w:r>
+              <w:rPr>
+                <w:rFonts w:ascii="Arial" w:cs="Arial" w:eastAsia="Arial" w:hAnsi="Arial"/>
+                <w:b w:val="false"/>
+                <w:bCs w:val="false"/>
+                <w:color w:val="FFFFFF"/>
+                <w:sz w:val="20"/>
+                <w:szCs w:val="20"/>
+              </w:rPr>
+              <w:t xml:space="preserve">171.9 FTE-yrs</w:t>
+            </w:r>
+          </w:p>
+        </w:tc>
+      </w:tr>
+    </w:tbl>
+    <w:p>
+      <w:pPr>
+        <w:spacing w:after="40" w:before="40"/>
+      </w:pPr>
+      <w:r>
+        <w:rPr>
+          <w:sz w:val="20"/>
+          <w:szCs w:val="20"/>
+        </w:rPr>
+        <w:t xml:space="preserve"/>
+      </w:r>
+    </w:p>
+    <w:p>
+      <w:pPr>
+        <w:spacing w:after="40" w:before="40"/>
       </w:pPr>
       <w:r>
         <w:rPr>
           <w:rFonts w:ascii="Arial" w:cs="Arial" w:eastAsia="Arial" w:hAnsi="Arial"/>
-          <w:color w:val="444444"/>
-          <w:sz w:val="22"/>
-          <w:szCs w:val="22"/>
-        </w:rPr>
-        <w:t xml:space="preserve">The investment is already built. ShiftBuddy is live, deployed, and ready for team onboarding. The estimated annual value recovered — ₹1.11 Crore — makes the case without ambiguity.</w:t>
+          <w:i/>
+          <w:iCs/>
+          <w:color w:val="94A3B8"/>
+          <w:sz w:val="18"/>
+          <w:szCs w:val="18"/>
+        </w:rPr>
+        <w:t xml:space="preserve">* FTE-years based on 2,080 productive hours/year per FTE.</w:t>
       </w:r>
     </w:p>
     <w:p>
@@ -4418,8 +6574,8 @@
       </w:pPr>
       <w:r>
         <w:rPr>
-          <w:sz w:val="22"/>
-          <w:szCs w:val="22"/>
+          <w:sz w:val="20"/>
+          <w:szCs w:val="20"/>
         </w:rPr>
         <w:t xml:space="preserve"/>
       </w:r>
@@ -4433,11 +6589,11 @@
           <w:rFonts w:ascii="Arial" w:cs="Arial" w:eastAsia="Arial" w:hAnsi="Arial"/>
           <w:b/>
           <w:bCs/>
-          <w:color w:val="1A1A2E"/>
+          <w:color w:val="0F172A"/>
           <w:sz w:val="22"/>
           <w:szCs w:val="22"/>
         </w:rPr>
-        <w:t xml:space="preserve">Recommended next steps</w:t>
+        <w:t xml:space="preserve">5-year highlights</w:t>
       </w:r>
     </w:p>
     <w:p>
@@ -4452,11 +6608,11 @@
       <w:r>
         <w:rPr>
           <w:rFonts w:ascii="Arial" w:cs="Arial" w:eastAsia="Arial" w:hAnsi="Arial"/>
-          <w:color w:val="444444"/>
+          <w:color w:val="475569"/>
           <w:sz w:val="22"/>
           <w:szCs w:val="22"/>
         </w:rPr>
-        <w:t xml:space="preserve">Schedule a 30-minute walkthrough of ShiftBuddy with team leads and managers.</w:t>
+        <w:t xml:space="preserve">₹22.69 Cr ($2.73M) in cumulative savings over 5 years at current rates.</w:t>
       </w:r>
     </w:p>
     <w:p>
@@ -4471,11 +6627,11 @@
       <w:r>
         <w:rPr>
           <w:rFonts w:ascii="Arial" w:cs="Arial" w:eastAsia="Arial" w:hAnsi="Arial"/>
-          <w:color w:val="444444"/>
+          <w:color w:val="475569"/>
           <w:sz w:val="22"/>
           <w:szCs w:val="22"/>
         </w:rPr>
-        <w:t xml:space="preserve">Run a 2-week parallel pilot: one project track uses ShiftBuddy alongside existing tools.</w:t>
+        <w:t xml:space="preserve">3,57,585 person-hours freed — equivalent to 172 FTE-years of effort redirected to delivery.</w:t>
       </w:r>
     </w:p>
     <w:p>
@@ -4490,11 +6646,119 @@
       <w:r>
         <w:rPr>
           <w:rFonts w:ascii="Arial" w:cs="Arial" w:eastAsia="Arial" w:hAnsi="Arial"/>
-          <w:color w:val="444444"/>
+          <w:color w:val="475569"/>
           <w:sz w:val="22"/>
           <w:szCs w:val="22"/>
         </w:rPr>
-        <w:t xml:space="preserve">Collect time-tracking data during the pilot to validate the savings estimates.</w:t>
+        <w:t xml:space="preserve">Every day without ShiftBuddy costs approximately ₹124k ($1k) in recoverable overhead.</w:t>
+      </w:r>
+    </w:p>
+    <w:p>
+      <w:pPr>
+        <w:spacing w:after="40" w:before="40"/>
+      </w:pPr>
+      <w:r>
+        <w:rPr>
+          <w:sz w:val="20"/>
+          <w:szCs w:val="20"/>
+        </w:rPr>
+        <w:t xml:space="preserve"/>
+      </w:r>
+    </w:p>
+    <w:p>
+      <w:pPr>
+        <w:pBdr>
+          <w:bottom w:val="single" w:color="E2E8F0" w:sz="4" w:space="1"/>
+        </w:pBdr>
+        <w:spacing w:after="200" w:before="200"/>
+      </w:pPr>
+      <w:r>
+        <w:t xml:space="preserve"/>
+      </w:r>
+    </w:p>
+    <w:p>
+      <w:pPr>
+        <w:pStyle w:val="Heading1"/>
+        <w:spacing w:after="160" w:before="360"/>
+      </w:pPr>
+      <w:r>
+        <w:rPr>
+          <w:rFonts w:ascii="Arial" w:cs="Arial" w:eastAsia="Arial" w:hAnsi="Arial"/>
+          <w:b/>
+          <w:bCs/>
+          <w:color w:val="134e4a"/>
+          <w:sz w:val="32"/>
+          <w:szCs w:val="32"/>
+        </w:rPr>
+        <w:t xml:space="preserve">6. Conclusion and Recommended Next Steps</w:t>
+      </w:r>
+    </w:p>
+    <w:p>
+      <w:pPr>
+        <w:spacing w:after="60" w:before="60"/>
+      </w:pPr>
+      <w:r>
+        <w:rPr>
+          <w:rFonts w:ascii="Arial" w:cs="Arial" w:eastAsia="Arial" w:hAnsi="Arial"/>
+          <w:color w:val="475569"/>
+          <w:sz w:val="22"/>
+          <w:szCs w:val="22"/>
+        </w:rPr>
+        <w:t xml:space="preserve">ShiftBuddy is not a productivity tool — it is an operational necessity for a team running 24/7 support across 7 active project tracks. The current process creates daily friction, increases the risk of missed handovers, and consumes time that should be spent on engineering and client delivery.</w:t>
+      </w:r>
+    </w:p>
+    <w:p>
+      <w:pPr>
+        <w:spacing w:after="40" w:before="40"/>
+      </w:pPr>
+      <w:r>
+        <w:rPr>
+          <w:sz w:val="20"/>
+          <w:szCs w:val="20"/>
+        </w:rPr>
+        <w:t xml:space="preserve"/>
+      </w:r>
+    </w:p>
+    <w:p>
+      <w:pPr>
+        <w:spacing w:after="60" w:before="60"/>
+      </w:pPr>
+      <w:r>
+        <w:rPr>
+          <w:rFonts w:ascii="Arial" w:cs="Arial" w:eastAsia="Arial" w:hAnsi="Arial"/>
+          <w:color w:val="475569"/>
+          <w:sz w:val="22"/>
+          <w:szCs w:val="22"/>
+        </w:rPr>
+        <w:t xml:space="preserve">The investment is already built. ShiftBuddy is live, deployed, and ready for team onboarding. The estimated annual value — ₹4.54 Cr ($547k) — compounds to ₹22.69 Cr over five years. The case is without ambiguity.</w:t>
+      </w:r>
+    </w:p>
+    <w:p>
+      <w:pPr>
+        <w:spacing w:after="40" w:before="40"/>
+      </w:pPr>
+      <w:r>
+        <w:rPr>
+          <w:sz w:val="20"/>
+          <w:szCs w:val="20"/>
+        </w:rPr>
+        <w:t xml:space="preserve"/>
+      </w:r>
+    </w:p>
+    <w:p>
+      <w:pPr>
+        <w:spacing w:after="80" w:before="200"/>
+      </w:pPr>
+      <w:r>
+        <w:rPr>
+          <w:rFonts w:ascii="Arial" w:cs="Arial" w:eastAsia="Arial" w:hAnsi="Arial"/>
+          <w:b/>
+          <w:bCs/>
+          <w:color w:val="0F172A"/>
+          <w:sz w:val="22"/>
+          <w:szCs w:val="22"/>
+        </w:rPr>
+        <w:t xml:space="preserve">Recommended next steps</w:t>
       </w:r>
     </w:p>
     <w:p>
@@ -4509,41 +6773,98 @@
       <w:r>
         <w:rPr>
           <w:rFonts w:ascii="Arial" w:cs="Arial" w:eastAsia="Arial" w:hAnsi="Arial"/>
-          <w:color w:val="444444"/>
+          <w:color w:val="475569"/>
           <w:sz w:val="22"/>
           <w:szCs w:val="22"/>
         </w:rPr>
-        <w:t xml:space="preserve">Full rollout to all 7 project tracks and 58 team members.</w:t>
-      </w:r>
-    </w:p>
-    <w:p>
-      <w:pPr>
+        <w:t xml:space="preserve">Schedule a 30-minute walkthrough of ShiftBuddy with team leads and managers.</w:t>
+      </w:r>
+    </w:p>
+    <w:p>
+      <w:pPr>
+        <w:pStyle w:val="ListParagraph"/>
+        <w:numPr>
+          <w:ilvl w:val="0"/>
+          <w:numId w:val="2"/>
+        </w:numPr>
         <w:spacing w:after="40" w:before="40"/>
       </w:pPr>
       <w:r>
         <w:rPr>
+          <w:rFonts w:ascii="Arial" w:cs="Arial" w:eastAsia="Arial" w:hAnsi="Arial"/>
+          <w:color w:val="475569"/>
           <w:sz w:val="22"/>
           <w:szCs w:val="22"/>
         </w:rPr>
-        <w:t xml:space="preserve"/>
-      </w:r>
-    </w:p>
-    <w:p>
-      <w:pPr>
+        <w:t xml:space="preserve">Run a 2-week parallel pilot: one project track uses ShiftBuddy alongside existing tools.</w:t>
+      </w:r>
+    </w:p>
+    <w:p>
+      <w:pPr>
+        <w:pStyle w:val="ListParagraph"/>
+        <w:numPr>
+          <w:ilvl w:val="0"/>
+          <w:numId w:val="2"/>
+        </w:numPr>
         <w:spacing w:after="40" w:before="40"/>
       </w:pPr>
       <w:r>
         <w:rPr>
+          <w:rFonts w:ascii="Arial" w:cs="Arial" w:eastAsia="Arial" w:hAnsi="Arial"/>
+          <w:color w:val="475569"/>
           <w:sz w:val="22"/>
           <w:szCs w:val="22"/>
         </w:rPr>
+        <w:t xml:space="preserve">Collect time-tracking data during the pilot to validate and refine savings estimates.</w:t>
+      </w:r>
+    </w:p>
+    <w:p>
+      <w:pPr>
+        <w:pStyle w:val="ListParagraph"/>
+        <w:numPr>
+          <w:ilvl w:val="0"/>
+          <w:numId w:val="2"/>
+        </w:numPr>
+        <w:spacing w:after="40" w:before="40"/>
+      </w:pPr>
+      <w:r>
+        <w:rPr>
+          <w:rFonts w:ascii="Arial" w:cs="Arial" w:eastAsia="Arial" w:hAnsi="Arial"/>
+          <w:color w:val="475569"/>
+          <w:sz w:val="22"/>
+          <w:szCs w:val="22"/>
+        </w:rPr>
+        <w:t xml:space="preserve">Full rollout to all 7 project tracks and all 58 team members.</w:t>
+      </w:r>
+    </w:p>
+    <w:p>
+      <w:pPr>
+        <w:spacing w:after="40" w:before="40"/>
+      </w:pPr>
+      <w:r>
+        <w:rPr>
+          <w:sz w:val="20"/>
+          <w:szCs w:val="20"/>
+        </w:rPr>
         <w:t xml:space="preserve"/>
       </w:r>
     </w:p>
     <w:p>
       <w:pPr>
+        <w:spacing w:after="40" w:before="40"/>
+      </w:pPr>
+      <w:r>
+        <w:rPr>
+          <w:sz w:val="20"/>
+          <w:szCs w:val="20"/>
+        </w:rPr>
+        <w:t xml:space="preserve"/>
+      </w:r>
+    </w:p>
+    <w:p>
+      <w:pPr>
         <w:pBdr>
-          <w:left w:val="single" w:color="0F6E56" w:sz="16" w:space="8"/>
+          <w:left w:val="single" w:color="0d9488" w:sz="16" w:space="8"/>
         </w:pBdr>
         <w:spacing w:after="160" w:before="160"/>
         <w:ind w:left="360"/>
@@ -4553,11 +6874,11 @@
           <w:rFonts w:ascii="Arial" w:cs="Arial" w:eastAsia="Arial" w:hAnsi="Arial"/>
           <w:i/>
           <w:iCs/>
-          <w:color w:val="0F6E56"/>
+          <w:color w:val="134e4a"/>
           <w:sz w:val="24"/>
           <w:szCs w:val="24"/>
         </w:rPr>
-        <w:t xml:space="preserve">Every day without ShiftBuddy costs the team approximately ₹30,000 in recoverable time.</w:t>
+        <w:t xml:space="preserve">Every day without ShiftBuddy costs the team approximately ₹124k in recoverable time.</w:t>
       </w:r>
     </w:p>
     <w:p>
@@ -4566,8 +6887,8 @@
       </w:pPr>
       <w:r>
         <w:rPr>
-          <w:sz w:val="22"/>
-          <w:szCs w:val="22"/>
+          <w:sz w:val="20"/>
+          <w:szCs w:val="20"/>
         </w:rPr>
         <w:t xml:space="preserve"/>
       </w:r>
@@ -4581,7 +6902,7 @@
           <w:rFonts w:ascii="Arial" w:cs="Arial" w:eastAsia="Arial" w:hAnsi="Arial"/>
           <w:i/>
           <w:iCs/>
-          <w:color w:val="777777"/>
+          <w:color w:val="94A3B8"/>
           <w:sz w:val="20"/>
           <w:szCs w:val="20"/>
         </w:rPr>
@@ -4646,13 +6967,13 @@
   <w:p>
     <w:pPr>
       <w:pBdr>
-        <w:top w:val="single" w:color="DDDDDD" w:sz="4" w:space="4"/>
+        <w:top w:val="single" w:color="E2E8F0" w:sz="4" w:space="4"/>
       </w:pBdr>
     </w:pPr>
     <w:r>
       <w:rPr>
         <w:rFonts w:ascii="Arial" w:cs="Arial" w:eastAsia="Arial" w:hAnsi="Arial"/>
-        <w:color w:val="777777"/>
+        <w:color w:val="94A3B8"/>
         <w:sz w:val="18"/>
         <w:szCs w:val="18"/>
       </w:rPr>
@@ -4661,7 +6982,7 @@
     <w:r>
       <w:rPr>
         <w:rFonts w:ascii="Arial" w:cs="Arial" w:eastAsia="Arial" w:hAnsi="Arial"/>
-        <w:color w:val="777777"/>
+        <w:color w:val="94A3B8"/>
         <w:sz w:val="18"/>
         <w:szCs w:val="18"/>
       </w:rPr>
@@ -4670,7 +6991,7 @@
     <w:r>
       <w:rPr>
         <w:rFonts w:ascii="Arial" w:cs="Arial" w:eastAsia="Arial" w:hAnsi="Arial"/>
-        <w:color w:val="777777"/>
+        <w:color w:val="94A3B8"/>
         <w:sz w:val="18"/>
         <w:szCs w:val="18"/>
       </w:rPr>
@@ -4725,17 +7046,17 @@
   <w:p>
     <w:pPr>
       <w:pBdr>
-        <w:bottom w:val="single" w:color="DDDDDD" w:sz="4" w:space="4"/>
+        <w:bottom w:val="single" w:color="E2E8F0" w:sz="4" w:space="4"/>
       </w:pBdr>
     </w:pPr>
     <w:r>
       <w:rPr>
         <w:rFonts w:ascii="Arial" w:cs="Arial" w:eastAsia="Arial" w:hAnsi="Arial"/>
-        <w:color w:val="777777"/>
+        <w:color w:val="94A3B8"/>
         <w:sz w:val="18"/>
         <w:szCs w:val="18"/>
       </w:rPr>
-      <w:t xml:space="preserve">ShiftBuddy — Value Creation Proposal  |  HCL–GAP Operations</w:t>
+      <w:t xml:space="preserve">ShiftBuddy  —  Value Creation Proposal  |  HCL–GAP Operations</w:t>
     </w:r>
   </w:p>
 </w:hdr>
@@ -5043,14 +7364,14 @@
     <w:next w:val="Normal"/>
     <w:qFormat/>
     <w:pPr>
-      <w:spacing w:after="160" w:before="320"/>
+      <w:spacing w:after="160" w:before="360"/>
       <w:outlineLvl w:val="0"/>
     </w:pPr>
     <w:rPr>
       <w:rFonts w:ascii="Arial" w:cs="Arial" w:eastAsia="Arial" w:hAnsi="Arial"/>
       <w:b/>
       <w:bCs/>
-      <w:color w:val="0F6E56"/>
+      <w:color w:val="134e4a"/>
       <w:sz w:val="32"/>
       <w:szCs w:val="32"/>
     </w:rPr>
@@ -5061,14 +7382,14 @@
     <w:next w:val="Normal"/>
     <w:qFormat/>
     <w:pPr>
-      <w:spacing w:after="120" w:before="240"/>
+      <w:spacing w:after="120" w:before="260"/>
       <w:outlineLvl w:val="1"/>
     </w:pPr>
     <w:rPr>
       <w:rFonts w:ascii="Arial" w:cs="Arial" w:eastAsia="Arial" w:hAnsi="Arial"/>
       <w:b/>
       <w:bCs/>
-      <w:color w:val="1A1A2E"/>
+      <w:color w:val="0F172A"/>
       <w:sz w:val="26"/>
       <w:szCs w:val="26"/>
     </w:rPr>
